--- a/f7_navigation_in_flutter.docx
+++ b/f7_navigation_in_flutter.docx
@@ -10117,7 +10117,23 @@
           <w:sz w:val="36"/>
           <w:szCs w:val="36"/>
         </w:rPr>
-        <w:t>Normally in Flutter, we need a</w:t>
+        <w:t xml:space="preserve">Normally in </w:t>
+      </w:r>
+      <w:r>
+        <w:rPr>
+          <w:b/>
+          <w:bCs/>
+          <w:sz w:val="36"/>
+          <w:szCs w:val="36"/>
+        </w:rPr>
+        <w:t>Flutter</w:t>
+      </w:r>
+      <w:r>
+        <w:rPr>
+          <w:sz w:val="36"/>
+          <w:szCs w:val="36"/>
+        </w:rPr>
+        <w:t>, we need a</w:t>
       </w:r>
       <w:r>
         <w:rPr>
@@ -10144,7 +10160,23 @@
           <w:sz w:val="36"/>
           <w:szCs w:val="36"/>
         </w:rPr>
-        <w:t xml:space="preserve"> but many places do NOT have context like normal classes </w:t>
+        <w:t xml:space="preserve"> but many places do NOT have </w:t>
+      </w:r>
+      <w:r>
+        <w:rPr>
+          <w:b/>
+          <w:bCs/>
+          <w:sz w:val="36"/>
+          <w:szCs w:val="36"/>
+        </w:rPr>
+        <w:t>context</w:t>
+      </w:r>
+      <w:r>
+        <w:rPr>
+          <w:sz w:val="36"/>
+          <w:szCs w:val="36"/>
+        </w:rPr>
+        <w:t xml:space="preserve"> like normal classes </w:t>
       </w:r>
       <w:proofErr w:type="spellStart"/>
       <w:r>
@@ -10258,6 +10290,8 @@
       <w:proofErr w:type="spellStart"/>
       <w:r>
         <w:rPr>
+          <w:b/>
+          <w:bCs/>
           <w:sz w:val="36"/>
           <w:szCs w:val="36"/>
         </w:rPr>
@@ -10328,7 +10362,23 @@
           <w:sz w:val="36"/>
           <w:szCs w:val="36"/>
         </w:rPr>
-        <w:t xml:space="preserve"> no context required.</w:t>
+        <w:t xml:space="preserve"> no </w:t>
+      </w:r>
+      <w:r>
+        <w:rPr>
+          <w:b/>
+          <w:bCs/>
+          <w:sz w:val="36"/>
+          <w:szCs w:val="36"/>
+        </w:rPr>
+        <w:t xml:space="preserve">context </w:t>
+      </w:r>
+      <w:r>
+        <w:rPr>
+          <w:sz w:val="36"/>
+          <w:szCs w:val="36"/>
+        </w:rPr>
+        <w:t>required.</w:t>
       </w:r>
       <w:r>
         <w:rPr>
@@ -10342,12 +10392,16 @@
       <w:pPr>
         <w:jc w:val="both"/>
         <w:rPr>
-          <w:sz w:val="36"/>
-          <w:szCs w:val="36"/>
-        </w:rPr>
-      </w:pPr>
-      <w:r>
-        <w:rPr>
+          <w:b/>
+          <w:bCs/>
+          <w:sz w:val="36"/>
+          <w:szCs w:val="36"/>
+        </w:rPr>
+      </w:pPr>
+      <w:r>
+        <w:rPr>
+          <w:b/>
+          <w:bCs/>
           <w:sz w:val="36"/>
           <w:szCs w:val="36"/>
         </w:rPr>
@@ -10356,6 +10410,8 @@
       <w:proofErr w:type="spellStart"/>
       <w:r>
         <w:rPr>
+          <w:b/>
+          <w:bCs/>
           <w:sz w:val="36"/>
           <w:szCs w:val="36"/>
         </w:rPr>
@@ -10390,13 +10446,17 @@
       <w:pPr>
         <w:jc w:val="both"/>
         <w:rPr>
-          <w:sz w:val="36"/>
-          <w:szCs w:val="36"/>
-        </w:rPr>
-      </w:pPr>
-      <w:proofErr w:type="spellStart"/>
-      <w:r>
-        <w:rPr>
+          <w:b/>
+          <w:bCs/>
+          <w:sz w:val="36"/>
+          <w:szCs w:val="36"/>
+        </w:rPr>
+      </w:pPr>
+      <w:proofErr w:type="spellStart"/>
+      <w:r>
+        <w:rPr>
+          <w:b/>
+          <w:bCs/>
           <w:sz w:val="36"/>
           <w:szCs w:val="36"/>
         </w:rPr>
@@ -10405,6 +10465,8 @@
       <w:proofErr w:type="spellEnd"/>
       <w:r>
         <w:rPr>
+          <w:b/>
+          <w:bCs/>
           <w:sz w:val="36"/>
           <w:szCs w:val="36"/>
         </w:rPr>
@@ -10413,6 +10475,8 @@
       <w:proofErr w:type="spellStart"/>
       <w:r>
         <w:rPr>
+          <w:b/>
+          <w:bCs/>
           <w:sz w:val="36"/>
           <w:szCs w:val="36"/>
         </w:rPr>
@@ -12788,6 +12852,48 @@
           <w:szCs w:val="36"/>
         </w:rPr>
         <w:t xml:space="preserve">  }</w:t>
+      </w:r>
+    </w:p>
+    <w:p>
+      <w:pPr>
+        <w:jc w:val="both"/>
+        <w:rPr>
+          <w:sz w:val="36"/>
+          <w:szCs w:val="36"/>
+        </w:rPr>
+      </w:pPr>
+      <w:r>
+        <w:rPr>
+          <w:b/>
+          <w:bCs/>
+          <w:sz w:val="36"/>
+          <w:szCs w:val="36"/>
+        </w:rPr>
+        <w:lastRenderedPageBreak/>
+        <w:t>NOTE:</w:t>
+      </w:r>
+      <w:r>
+        <w:rPr>
+          <w:sz w:val="36"/>
+          <w:szCs w:val="36"/>
+        </w:rPr>
+        <w:t xml:space="preserve"> There’s also form key for Form State and scaffold key for </w:t>
+      </w:r>
+      <w:r>
+        <w:rPr>
+          <w:b/>
+          <w:bCs/>
+          <w:sz w:val="36"/>
+          <w:szCs w:val="36"/>
+        </w:rPr>
+        <w:t>Scaffold</w:t>
+      </w:r>
+      <w:r>
+        <w:rPr>
+          <w:sz w:val="36"/>
+          <w:szCs w:val="36"/>
+        </w:rPr>
+        <w:t xml:space="preserve"> state</w:t>
       </w:r>
     </w:p>
     <w:p>
@@ -12954,6 +13060,15 @@
           <w:szCs w:val="36"/>
         </w:rPr>
       </w:pPr>
+    </w:p>
+    <w:p>
+      <w:pPr>
+        <w:jc w:val="both"/>
+        <w:rPr>
+          <w:sz w:val="36"/>
+          <w:szCs w:val="36"/>
+        </w:rPr>
+      </w:pPr>
       <w:r>
         <w:rPr>
           <w:b/>
@@ -13380,6 +13495,7 @@
           <w:sz w:val="36"/>
           <w:szCs w:val="36"/>
         </w:rPr>
+        <w:lastRenderedPageBreak/>
         <w:t># First set the</w:t>
       </w:r>
       <w:r>
@@ -13495,10 +13611,1219 @@
           <w:sz w:val="36"/>
           <w:szCs w:val="36"/>
         </w:rPr>
+        <w:t># We’re specifying the route name in widget or screen (</w:t>
+      </w:r>
+      <w:proofErr w:type="spellStart"/>
+      <w:r>
+        <w:rPr>
+          <w:b/>
+          <w:bCs/>
+          <w:sz w:val="36"/>
+          <w:szCs w:val="36"/>
+        </w:rPr>
+        <w:t>SplashScreen</w:t>
+      </w:r>
+      <w:proofErr w:type="spellEnd"/>
+      <w:r>
+        <w:rPr>
+          <w:sz w:val="36"/>
+          <w:szCs w:val="36"/>
+        </w:rPr>
+        <w:t xml:space="preserve">) using </w:t>
+      </w:r>
+      <w:r>
+        <w:rPr>
+          <w:b/>
+          <w:bCs/>
+          <w:sz w:val="36"/>
+          <w:szCs w:val="36"/>
+        </w:rPr>
+        <w:t>static</w:t>
+      </w:r>
+      <w:r>
+        <w:rPr>
+          <w:sz w:val="36"/>
+          <w:szCs w:val="36"/>
+        </w:rPr>
+        <w:t xml:space="preserve"> so we can change or control it from one place</w:t>
+      </w:r>
+    </w:p>
+    <w:p>
+      <w:pPr>
+        <w:jc w:val="both"/>
+        <w:rPr>
+          <w:sz w:val="36"/>
+          <w:szCs w:val="36"/>
+        </w:rPr>
+      </w:pPr>
+      <w:r>
+        <w:rPr>
+          <w:sz w:val="36"/>
+          <w:szCs w:val="36"/>
+        </w:rPr>
+        <w:t xml:space="preserve"># </w:t>
+      </w:r>
+      <w:proofErr w:type="spellStart"/>
+      <w:r>
+        <w:rPr>
+          <w:b/>
+          <w:bCs/>
+          <w:sz w:val="36"/>
+          <w:szCs w:val="36"/>
+        </w:rPr>
+        <w:t>onGenerateRoute</w:t>
+      </w:r>
+      <w:proofErr w:type="spellEnd"/>
+      <w:r>
+        <w:rPr>
+          <w:b/>
+          <w:bCs/>
+          <w:sz w:val="36"/>
+          <w:szCs w:val="36"/>
+        </w:rPr>
+        <w:t xml:space="preserve">: </w:t>
+      </w:r>
+      <w:r>
+        <w:rPr>
+          <w:b/>
+          <w:bCs/>
+          <w:sz w:val="36"/>
+          <w:szCs w:val="36"/>
+        </w:rPr>
+        <w:t>(</w:t>
+      </w:r>
+      <w:proofErr w:type="spellStart"/>
+      <w:r>
+        <w:rPr>
+          <w:b/>
+          <w:bCs/>
+          <w:sz w:val="36"/>
+          <w:szCs w:val="36"/>
+        </w:rPr>
+        <w:t>RouteSettings</w:t>
+      </w:r>
+      <w:proofErr w:type="spellEnd"/>
+      <w:r>
+        <w:rPr>
+          <w:b/>
+          <w:bCs/>
+          <w:sz w:val="36"/>
+          <w:szCs w:val="36"/>
+        </w:rPr>
+        <w:t xml:space="preserve"> settings) {}</w:t>
+      </w:r>
+      <w:r>
+        <w:rPr>
+          <w:sz w:val="36"/>
+          <w:szCs w:val="36"/>
+        </w:rPr>
+        <w:t xml:space="preserve"> </w:t>
+      </w:r>
+      <w:r>
+        <w:rPr>
+          <w:sz w:val="36"/>
+          <w:szCs w:val="36"/>
+        </w:rPr>
+        <w:t xml:space="preserve">property is used for </w:t>
+      </w:r>
+      <w:r>
+        <w:rPr>
+          <w:sz w:val="36"/>
+          <w:szCs w:val="36"/>
+        </w:rPr>
+        <w:t>dynamic route generation</w:t>
+      </w:r>
+      <w:r>
+        <w:rPr>
+          <w:sz w:val="36"/>
+          <w:szCs w:val="36"/>
+        </w:rPr>
+        <w:t xml:space="preserve">. This means whenever Navigator pushes a named route, Flutter calls </w:t>
+      </w:r>
+      <w:proofErr w:type="spellStart"/>
+      <w:r>
+        <w:rPr>
+          <w:b/>
+          <w:bCs/>
+          <w:sz w:val="36"/>
+          <w:szCs w:val="36"/>
+        </w:rPr>
+        <w:t>onGenerateRoute</w:t>
+      </w:r>
+      <w:proofErr w:type="spellEnd"/>
+      <w:r>
+        <w:rPr>
+          <w:sz w:val="36"/>
+          <w:szCs w:val="36"/>
+        </w:rPr>
+        <w:t xml:space="preserve"> callback. This callback gives us </w:t>
+      </w:r>
+      <w:proofErr w:type="spellStart"/>
+      <w:r>
+        <w:rPr>
+          <w:b/>
+          <w:bCs/>
+          <w:sz w:val="36"/>
+          <w:szCs w:val="36"/>
+        </w:rPr>
+        <w:t>RouteSettings</w:t>
+      </w:r>
+      <w:proofErr w:type="spellEnd"/>
+      <w:r>
+        <w:rPr>
+          <w:b/>
+          <w:bCs/>
+          <w:sz w:val="36"/>
+          <w:szCs w:val="36"/>
+        </w:rPr>
+        <w:t xml:space="preserve"> settings</w:t>
+      </w:r>
+      <w:r>
+        <w:rPr>
+          <w:sz w:val="36"/>
+          <w:szCs w:val="36"/>
+        </w:rPr>
+        <w:t xml:space="preserve"> internally from Flutter. We can use it like this</w:t>
+      </w:r>
+      <w:r>
+        <w:rPr>
+          <w:b/>
+          <w:bCs/>
+          <w:sz w:val="36"/>
+          <w:szCs w:val="36"/>
+        </w:rPr>
+        <w:t xml:space="preserve"> settings.name </w:t>
+      </w:r>
+      <w:r>
+        <w:rPr>
+          <w:sz w:val="36"/>
+          <w:szCs w:val="36"/>
+        </w:rPr>
+        <w:t xml:space="preserve">to get the name </w:t>
+      </w:r>
+      <w:r>
+        <w:rPr>
+          <w:sz w:val="36"/>
+          <w:szCs w:val="36"/>
+        </w:rPr>
+        <w:t xml:space="preserve">of the pushed named route and use it for navigation logic in </w:t>
+      </w:r>
+      <w:r>
+        <w:rPr>
+          <w:b/>
+          <w:bCs/>
+          <w:sz w:val="36"/>
+          <w:szCs w:val="36"/>
+        </w:rPr>
+        <w:t>Routes</w:t>
+      </w:r>
+      <w:r>
+        <w:rPr>
+          <w:sz w:val="36"/>
+          <w:szCs w:val="36"/>
+        </w:rPr>
+        <w:t xml:space="preserve"> (service)</w:t>
+      </w:r>
+    </w:p>
+    <w:p>
+      <w:pPr>
+        <w:jc w:val="both"/>
+        <w:rPr>
+          <w:b/>
+          <w:bCs/>
+          <w:color w:val="D86DCB" w:themeColor="accent5" w:themeTint="99"/>
+          <w:sz w:val="36"/>
+          <w:szCs w:val="36"/>
+        </w:rPr>
+      </w:pPr>
+      <w:r>
+        <w:rPr>
+          <w:b/>
+          <w:bCs/>
+          <w:color w:val="D86DCB" w:themeColor="accent5" w:themeTint="99"/>
+          <w:sz w:val="36"/>
+          <w:szCs w:val="36"/>
+        </w:rPr>
+        <w:t xml:space="preserve">class </w:t>
+      </w:r>
+      <w:proofErr w:type="spellStart"/>
+      <w:r>
+        <w:rPr>
+          <w:b/>
+          <w:bCs/>
+          <w:color w:val="D86DCB" w:themeColor="accent5" w:themeTint="99"/>
+          <w:sz w:val="36"/>
+          <w:szCs w:val="36"/>
+        </w:rPr>
+        <w:t>MyApp</w:t>
+      </w:r>
+      <w:proofErr w:type="spellEnd"/>
+      <w:r>
+        <w:rPr>
+          <w:b/>
+          <w:bCs/>
+          <w:color w:val="D86DCB" w:themeColor="accent5" w:themeTint="99"/>
+          <w:sz w:val="36"/>
+          <w:szCs w:val="36"/>
+        </w:rPr>
+        <w:t xml:space="preserve"> extends </w:t>
+      </w:r>
+      <w:proofErr w:type="spellStart"/>
+      <w:r>
+        <w:rPr>
+          <w:b/>
+          <w:bCs/>
+          <w:color w:val="D86DCB" w:themeColor="accent5" w:themeTint="99"/>
+          <w:sz w:val="36"/>
+          <w:szCs w:val="36"/>
+        </w:rPr>
+        <w:t>StatelessWidget</w:t>
+      </w:r>
+      <w:proofErr w:type="spellEnd"/>
+      <w:r>
+        <w:rPr>
+          <w:b/>
+          <w:bCs/>
+          <w:color w:val="D86DCB" w:themeColor="accent5" w:themeTint="99"/>
+          <w:sz w:val="36"/>
+          <w:szCs w:val="36"/>
+        </w:rPr>
+        <w:t xml:space="preserve"> {</w:t>
+      </w:r>
+    </w:p>
+    <w:p>
+      <w:pPr>
+        <w:jc w:val="both"/>
+        <w:rPr>
+          <w:b/>
+          <w:bCs/>
+          <w:color w:val="D86DCB" w:themeColor="accent5" w:themeTint="99"/>
+          <w:sz w:val="36"/>
+          <w:szCs w:val="36"/>
+        </w:rPr>
+      </w:pPr>
+      <w:r>
+        <w:rPr>
+          <w:b/>
+          <w:bCs/>
+          <w:color w:val="D86DCB" w:themeColor="accent5" w:themeTint="99"/>
+          <w:sz w:val="36"/>
+          <w:szCs w:val="36"/>
+        </w:rPr>
+        <w:t xml:space="preserve">  const </w:t>
+      </w:r>
+      <w:proofErr w:type="spellStart"/>
+      <w:r>
+        <w:rPr>
+          <w:b/>
+          <w:bCs/>
+          <w:color w:val="D86DCB" w:themeColor="accent5" w:themeTint="99"/>
+          <w:sz w:val="36"/>
+          <w:szCs w:val="36"/>
+        </w:rPr>
+        <w:t>MyApp</w:t>
+      </w:r>
+      <w:proofErr w:type="spellEnd"/>
+      <w:r>
+        <w:rPr>
+          <w:b/>
+          <w:bCs/>
+          <w:color w:val="D86DCB" w:themeColor="accent5" w:themeTint="99"/>
+          <w:sz w:val="36"/>
+          <w:szCs w:val="36"/>
+        </w:rPr>
+        <w:t>({</w:t>
+      </w:r>
+      <w:proofErr w:type="spellStart"/>
+      <w:r>
+        <w:rPr>
+          <w:b/>
+          <w:bCs/>
+          <w:color w:val="D86DCB" w:themeColor="accent5" w:themeTint="99"/>
+          <w:sz w:val="36"/>
+          <w:szCs w:val="36"/>
+        </w:rPr>
+        <w:t>super.key</w:t>
+      </w:r>
+      <w:proofErr w:type="spellEnd"/>
+      <w:r>
+        <w:rPr>
+          <w:b/>
+          <w:bCs/>
+          <w:color w:val="D86DCB" w:themeColor="accent5" w:themeTint="99"/>
+          <w:sz w:val="36"/>
+          <w:szCs w:val="36"/>
+        </w:rPr>
+        <w:t>});</w:t>
+      </w:r>
+    </w:p>
+    <w:p>
+      <w:pPr>
+        <w:jc w:val="both"/>
+        <w:rPr>
+          <w:b/>
+          <w:bCs/>
+          <w:color w:val="D86DCB" w:themeColor="accent5" w:themeTint="99"/>
+          <w:sz w:val="36"/>
+          <w:szCs w:val="36"/>
+        </w:rPr>
+      </w:pPr>
+      <w:r>
+        <w:rPr>
+          <w:b/>
+          <w:bCs/>
+          <w:color w:val="D86DCB" w:themeColor="accent5" w:themeTint="99"/>
+          <w:sz w:val="36"/>
+          <w:szCs w:val="36"/>
+        </w:rPr>
+        <w:t xml:space="preserve">  // This widget is the root of our application.</w:t>
+      </w:r>
+    </w:p>
+    <w:p>
+      <w:pPr>
+        <w:jc w:val="both"/>
+        <w:rPr>
+          <w:b/>
+          <w:bCs/>
+          <w:color w:val="D86DCB" w:themeColor="accent5" w:themeTint="99"/>
+          <w:sz w:val="36"/>
+          <w:szCs w:val="36"/>
+        </w:rPr>
+      </w:pPr>
+      <w:r>
+        <w:rPr>
+          <w:b/>
+          <w:bCs/>
+          <w:color w:val="D86DCB" w:themeColor="accent5" w:themeTint="99"/>
+          <w:sz w:val="36"/>
+          <w:szCs w:val="36"/>
+        </w:rPr>
+        <w:t xml:space="preserve">  @override</w:t>
+      </w:r>
+    </w:p>
+    <w:p>
+      <w:pPr>
+        <w:jc w:val="both"/>
+        <w:rPr>
+          <w:b/>
+          <w:bCs/>
+          <w:color w:val="D86DCB" w:themeColor="accent5" w:themeTint="99"/>
+          <w:sz w:val="36"/>
+          <w:szCs w:val="36"/>
+        </w:rPr>
+      </w:pPr>
+      <w:r>
+        <w:rPr>
+          <w:b/>
+          <w:bCs/>
+          <w:color w:val="D86DCB" w:themeColor="accent5" w:themeTint="99"/>
+          <w:sz w:val="36"/>
+          <w:szCs w:val="36"/>
+        </w:rPr>
+        <w:t xml:space="preserve">  Widget </w:t>
+      </w:r>
+      <w:proofErr w:type="gramStart"/>
+      <w:r>
+        <w:rPr>
+          <w:b/>
+          <w:bCs/>
+          <w:color w:val="D86DCB" w:themeColor="accent5" w:themeTint="99"/>
+          <w:sz w:val="36"/>
+          <w:szCs w:val="36"/>
+        </w:rPr>
+        <w:t>build(</w:t>
+      </w:r>
+      <w:proofErr w:type="spellStart"/>
+      <w:proofErr w:type="gramEnd"/>
+      <w:r>
+        <w:rPr>
+          <w:b/>
+          <w:bCs/>
+          <w:color w:val="D86DCB" w:themeColor="accent5" w:themeTint="99"/>
+          <w:sz w:val="36"/>
+          <w:szCs w:val="36"/>
+        </w:rPr>
+        <w:t>BuildContext</w:t>
+      </w:r>
+      <w:proofErr w:type="spellEnd"/>
+      <w:r>
+        <w:rPr>
+          <w:b/>
+          <w:bCs/>
+          <w:color w:val="D86DCB" w:themeColor="accent5" w:themeTint="99"/>
+          <w:sz w:val="36"/>
+          <w:szCs w:val="36"/>
+        </w:rPr>
+        <w:t xml:space="preserve"> context) {</w:t>
+      </w:r>
+    </w:p>
+    <w:p>
+      <w:pPr>
+        <w:jc w:val="both"/>
+        <w:rPr>
+          <w:b/>
+          <w:bCs/>
+          <w:color w:val="D86DCB" w:themeColor="accent5" w:themeTint="99"/>
+          <w:sz w:val="36"/>
+          <w:szCs w:val="36"/>
+        </w:rPr>
+      </w:pPr>
+      <w:r>
+        <w:rPr>
+          <w:b/>
+          <w:bCs/>
+          <w:color w:val="D86DCB" w:themeColor="accent5" w:themeTint="99"/>
+          <w:sz w:val="36"/>
+          <w:szCs w:val="36"/>
+        </w:rPr>
+        <w:t xml:space="preserve">    return </w:t>
+      </w:r>
+      <w:proofErr w:type="spellStart"/>
+      <w:proofErr w:type="gramStart"/>
+      <w:r>
+        <w:rPr>
+          <w:b/>
+          <w:bCs/>
+          <w:color w:val="D86DCB" w:themeColor="accent5" w:themeTint="99"/>
+          <w:sz w:val="36"/>
+          <w:szCs w:val="36"/>
+        </w:rPr>
+        <w:t>MaterialApp</w:t>
+      </w:r>
+      <w:proofErr w:type="spellEnd"/>
+      <w:r>
+        <w:rPr>
+          <w:b/>
+          <w:bCs/>
+          <w:color w:val="D86DCB" w:themeColor="accent5" w:themeTint="99"/>
+          <w:sz w:val="36"/>
+          <w:szCs w:val="36"/>
+        </w:rPr>
+        <w:t>(</w:t>
+      </w:r>
+      <w:proofErr w:type="gramEnd"/>
+    </w:p>
+    <w:p>
+      <w:pPr>
+        <w:jc w:val="both"/>
+        <w:rPr>
+          <w:b/>
+          <w:bCs/>
+          <w:color w:val="D86DCB" w:themeColor="accent5" w:themeTint="99"/>
+          <w:sz w:val="36"/>
+          <w:szCs w:val="36"/>
+        </w:rPr>
+      </w:pPr>
+      <w:r>
+        <w:rPr>
+          <w:b/>
+          <w:bCs/>
+          <w:color w:val="D86DCB" w:themeColor="accent5" w:themeTint="99"/>
+          <w:sz w:val="36"/>
+          <w:szCs w:val="36"/>
+        </w:rPr>
+        <w:t xml:space="preserve">      title: 'Crafty Bay',</w:t>
+      </w:r>
+    </w:p>
+    <w:p>
+      <w:pPr>
+        <w:jc w:val="both"/>
+        <w:rPr>
+          <w:b/>
+          <w:bCs/>
+          <w:color w:val="D86DCB" w:themeColor="accent5" w:themeTint="99"/>
+          <w:sz w:val="36"/>
+          <w:szCs w:val="36"/>
+        </w:rPr>
+      </w:pPr>
+      <w:r>
+        <w:rPr>
+          <w:b/>
+          <w:bCs/>
+          <w:color w:val="D86DCB" w:themeColor="accent5" w:themeTint="99"/>
+          <w:sz w:val="36"/>
+          <w:szCs w:val="36"/>
+        </w:rPr>
+        <w:t xml:space="preserve">      </w:t>
+      </w:r>
+      <w:proofErr w:type="spellStart"/>
+      <w:r>
+        <w:rPr>
+          <w:b/>
+          <w:bCs/>
+          <w:color w:val="D86DCB" w:themeColor="accent5" w:themeTint="99"/>
+          <w:sz w:val="36"/>
+          <w:szCs w:val="36"/>
+        </w:rPr>
+        <w:t>initialRoute</w:t>
+      </w:r>
+      <w:proofErr w:type="spellEnd"/>
+      <w:r>
+        <w:rPr>
+          <w:b/>
+          <w:bCs/>
+          <w:color w:val="D86DCB" w:themeColor="accent5" w:themeTint="99"/>
+          <w:sz w:val="36"/>
+          <w:szCs w:val="36"/>
+        </w:rPr>
+        <w:t xml:space="preserve">: </w:t>
+      </w:r>
+      <w:proofErr w:type="spellStart"/>
+      <w:r>
+        <w:rPr>
+          <w:b/>
+          <w:bCs/>
+          <w:color w:val="D86DCB" w:themeColor="accent5" w:themeTint="99"/>
+          <w:sz w:val="36"/>
+          <w:szCs w:val="36"/>
+        </w:rPr>
+        <w:t>SplashScreen.routeName</w:t>
+      </w:r>
+      <w:proofErr w:type="spellEnd"/>
+      <w:r>
+        <w:rPr>
+          <w:b/>
+          <w:bCs/>
+          <w:color w:val="D86DCB" w:themeColor="accent5" w:themeTint="99"/>
+          <w:sz w:val="36"/>
+          <w:szCs w:val="36"/>
+        </w:rPr>
+        <w:t>,</w:t>
+      </w:r>
+    </w:p>
+    <w:p>
+      <w:pPr>
+        <w:jc w:val="both"/>
+        <w:rPr>
+          <w:b/>
+          <w:bCs/>
+          <w:color w:val="D86DCB" w:themeColor="accent5" w:themeTint="99"/>
+          <w:sz w:val="36"/>
+          <w:szCs w:val="36"/>
+        </w:rPr>
+      </w:pPr>
+      <w:r>
+        <w:rPr>
+          <w:b/>
+          <w:bCs/>
+          <w:color w:val="D86DCB" w:themeColor="accent5" w:themeTint="99"/>
+          <w:sz w:val="36"/>
+          <w:szCs w:val="36"/>
+        </w:rPr>
+        <w:t xml:space="preserve">      </w:t>
+      </w:r>
+      <w:proofErr w:type="spellStart"/>
+      <w:r>
+        <w:rPr>
+          <w:b/>
+          <w:bCs/>
+          <w:color w:val="D86DCB" w:themeColor="accent5" w:themeTint="99"/>
+          <w:sz w:val="36"/>
+          <w:szCs w:val="36"/>
+        </w:rPr>
+        <w:t>onGenerateRoute</w:t>
+      </w:r>
+      <w:proofErr w:type="spellEnd"/>
+      <w:r>
+        <w:rPr>
+          <w:b/>
+          <w:bCs/>
+          <w:color w:val="D86DCB" w:themeColor="accent5" w:themeTint="99"/>
+          <w:sz w:val="36"/>
+          <w:szCs w:val="36"/>
+        </w:rPr>
+        <w:t xml:space="preserve">: </w:t>
+      </w:r>
+      <w:proofErr w:type="spellStart"/>
+      <w:r>
+        <w:rPr>
+          <w:b/>
+          <w:bCs/>
+          <w:color w:val="D86DCB" w:themeColor="accent5" w:themeTint="99"/>
+          <w:sz w:val="36"/>
+          <w:szCs w:val="36"/>
+        </w:rPr>
+        <w:t>Routes.onGenerateRoute</w:t>
+      </w:r>
+      <w:proofErr w:type="spellEnd"/>
+      <w:r>
+        <w:rPr>
+          <w:b/>
+          <w:bCs/>
+          <w:color w:val="D86DCB" w:themeColor="accent5" w:themeTint="99"/>
+          <w:sz w:val="36"/>
+          <w:szCs w:val="36"/>
+        </w:rPr>
+        <w:t>,</w:t>
+      </w:r>
+    </w:p>
+    <w:p>
+      <w:pPr>
+        <w:jc w:val="both"/>
+        <w:rPr>
+          <w:b/>
+          <w:bCs/>
+          <w:color w:val="D86DCB" w:themeColor="accent5" w:themeTint="99"/>
+          <w:sz w:val="36"/>
+          <w:szCs w:val="36"/>
+        </w:rPr>
+      </w:pPr>
+      <w:r>
+        <w:rPr>
+          <w:b/>
+          <w:bCs/>
+          <w:color w:val="D86DCB" w:themeColor="accent5" w:themeTint="99"/>
+          <w:sz w:val="36"/>
+          <w:szCs w:val="36"/>
+        </w:rPr>
         <w:lastRenderedPageBreak/>
-        <w:t># We’re specifying the route name in widget or screen (</w:t>
-      </w:r>
-      <w:proofErr w:type="spellStart"/>
+        <w:t xml:space="preserve">      …</w:t>
+      </w:r>
+    </w:p>
+    <w:p>
+      <w:pPr>
+        <w:jc w:val="both"/>
+        <w:rPr>
+          <w:b/>
+          <w:bCs/>
+          <w:color w:val="D86DCB" w:themeColor="accent5" w:themeTint="99"/>
+          <w:sz w:val="36"/>
+          <w:szCs w:val="36"/>
+        </w:rPr>
+      </w:pPr>
+      <w:r>
+        <w:rPr>
+          <w:b/>
+          <w:bCs/>
+          <w:color w:val="D86DCB" w:themeColor="accent5" w:themeTint="99"/>
+          <w:sz w:val="36"/>
+          <w:szCs w:val="36"/>
+        </w:rPr>
+        <w:t xml:space="preserve">    );</w:t>
+      </w:r>
+    </w:p>
+    <w:p>
+      <w:pPr>
+        <w:jc w:val="both"/>
+        <w:rPr>
+          <w:b/>
+          <w:bCs/>
+          <w:color w:val="D86DCB" w:themeColor="accent5" w:themeTint="99"/>
+          <w:sz w:val="36"/>
+          <w:szCs w:val="36"/>
+        </w:rPr>
+      </w:pPr>
+      <w:r>
+        <w:rPr>
+          <w:b/>
+          <w:bCs/>
+          <w:color w:val="D86DCB" w:themeColor="accent5" w:themeTint="99"/>
+          <w:sz w:val="36"/>
+          <w:szCs w:val="36"/>
+        </w:rPr>
+        <w:t xml:space="preserve">  }</w:t>
+      </w:r>
+    </w:p>
+    <w:p>
+      <w:pPr>
+        <w:jc w:val="both"/>
+        <w:rPr>
+          <w:b/>
+          <w:bCs/>
+          <w:color w:val="D86DCB" w:themeColor="accent5" w:themeTint="99"/>
+          <w:sz w:val="36"/>
+          <w:szCs w:val="36"/>
+        </w:rPr>
+      </w:pPr>
+      <w:r>
+        <w:rPr>
+          <w:b/>
+          <w:bCs/>
+          <w:color w:val="D86DCB" w:themeColor="accent5" w:themeTint="99"/>
+          <w:sz w:val="36"/>
+          <w:szCs w:val="36"/>
+        </w:rPr>
+        <w:t>}</w:t>
+      </w:r>
+    </w:p>
+    <w:p>
+      <w:pPr>
+        <w:jc w:val="both"/>
+        <w:rPr>
+          <w:sz w:val="36"/>
+          <w:szCs w:val="36"/>
+        </w:rPr>
+      </w:pPr>
+    </w:p>
+    <w:p>
+      <w:pPr>
+        <w:jc w:val="both"/>
+        <w:rPr>
+          <w:sz w:val="36"/>
+          <w:szCs w:val="36"/>
+        </w:rPr>
+      </w:pPr>
+      <w:r>
+        <w:rPr>
+          <w:sz w:val="36"/>
+          <w:szCs w:val="36"/>
+        </w:rPr>
+        <w:t>Routes class:</w:t>
+      </w:r>
+    </w:p>
+    <w:p>
+      <w:pPr>
+        <w:jc w:val="both"/>
+        <w:rPr>
+          <w:sz w:val="36"/>
+          <w:szCs w:val="36"/>
+        </w:rPr>
+      </w:pPr>
+      <w:r>
+        <w:rPr>
+          <w:sz w:val="36"/>
+          <w:szCs w:val="36"/>
+        </w:rPr>
+        <w:t xml:space="preserve"># </w:t>
+      </w:r>
+      <w:r>
+        <w:rPr>
+          <w:sz w:val="36"/>
+          <w:szCs w:val="36"/>
+        </w:rPr>
+        <w:t xml:space="preserve">We create a service </w:t>
+      </w:r>
+      <w:r>
+        <w:rPr>
+          <w:b/>
+          <w:bCs/>
+          <w:sz w:val="36"/>
+          <w:szCs w:val="36"/>
+        </w:rPr>
+        <w:t>lib/app/</w:t>
+      </w:r>
+      <w:proofErr w:type="spellStart"/>
+      <w:r>
+        <w:rPr>
+          <w:b/>
+          <w:bCs/>
+          <w:sz w:val="36"/>
+          <w:szCs w:val="36"/>
+        </w:rPr>
+        <w:t>routes.dart</w:t>
+      </w:r>
+      <w:proofErr w:type="spellEnd"/>
+      <w:r>
+        <w:rPr>
+          <w:sz w:val="36"/>
+          <w:szCs w:val="36"/>
+        </w:rPr>
+        <w:t>. Whenever we call</w:t>
+      </w:r>
+    </w:p>
+    <w:p>
+      <w:pPr>
+        <w:jc w:val="both"/>
+        <w:rPr>
+          <w:b/>
+          <w:bCs/>
+          <w:sz w:val="36"/>
+          <w:szCs w:val="36"/>
+        </w:rPr>
+      </w:pPr>
+      <w:proofErr w:type="spellStart"/>
+      <w:r>
+        <w:rPr>
+          <w:b/>
+          <w:bCs/>
+          <w:sz w:val="36"/>
+          <w:szCs w:val="36"/>
+        </w:rPr>
+        <w:t>Navigator.pushNamed</w:t>
+      </w:r>
+      <w:proofErr w:type="spellEnd"/>
+      <w:r>
+        <w:rPr>
+          <w:b/>
+          <w:bCs/>
+          <w:sz w:val="36"/>
+          <w:szCs w:val="36"/>
+        </w:rPr>
+        <w:t>(context, '/sign-up');</w:t>
+      </w:r>
+    </w:p>
+    <w:p>
+      <w:pPr>
+        <w:jc w:val="both"/>
+        <w:rPr>
+          <w:sz w:val="36"/>
+          <w:szCs w:val="36"/>
+        </w:rPr>
+      </w:pPr>
+      <w:r>
+        <w:rPr>
+          <w:sz w:val="36"/>
+          <w:szCs w:val="36"/>
+        </w:rPr>
+        <w:t># Flutter sends these inside</w:t>
+      </w:r>
+      <w:r>
+        <w:rPr>
+          <w:b/>
+          <w:bCs/>
+          <w:sz w:val="36"/>
+          <w:szCs w:val="36"/>
+        </w:rPr>
+        <w:t xml:space="preserve"> </w:t>
+      </w:r>
+      <w:proofErr w:type="spellStart"/>
+      <w:r>
+        <w:rPr>
+          <w:b/>
+          <w:bCs/>
+          <w:sz w:val="36"/>
+          <w:szCs w:val="36"/>
+        </w:rPr>
+        <w:t>RouteSettings</w:t>
+      </w:r>
+      <w:proofErr w:type="spellEnd"/>
+      <w:r>
+        <w:rPr>
+          <w:b/>
+          <w:bCs/>
+          <w:sz w:val="36"/>
+          <w:szCs w:val="36"/>
+        </w:rPr>
+        <w:t xml:space="preserve"> settings</w:t>
+      </w:r>
+      <w:r>
+        <w:rPr>
+          <w:sz w:val="36"/>
+          <w:szCs w:val="36"/>
+        </w:rPr>
+        <w:t xml:space="preserve">. We can access the name and arguments using </w:t>
+      </w:r>
+      <w:r>
+        <w:rPr>
+          <w:b/>
+          <w:bCs/>
+          <w:sz w:val="36"/>
+          <w:szCs w:val="36"/>
+        </w:rPr>
+        <w:t>.name</w:t>
+      </w:r>
+      <w:r>
+        <w:rPr>
+          <w:sz w:val="36"/>
+          <w:szCs w:val="36"/>
+        </w:rPr>
+        <w:t xml:space="preserve"> </w:t>
+      </w:r>
+      <w:proofErr w:type="gramStart"/>
+      <w:r>
+        <w:rPr>
+          <w:sz w:val="36"/>
+          <w:szCs w:val="36"/>
+        </w:rPr>
+        <w:t xml:space="preserve">and </w:t>
+      </w:r>
+      <w:r>
+        <w:rPr>
+          <w:b/>
+          <w:bCs/>
+          <w:sz w:val="36"/>
+          <w:szCs w:val="36"/>
+        </w:rPr>
+        <w:t>.</w:t>
+      </w:r>
+      <w:proofErr w:type="spellStart"/>
+      <w:r>
+        <w:rPr>
+          <w:b/>
+          <w:bCs/>
+          <w:sz w:val="36"/>
+          <w:szCs w:val="36"/>
+        </w:rPr>
+        <w:t>arguements</w:t>
+      </w:r>
+      <w:proofErr w:type="spellEnd"/>
+      <w:proofErr w:type="gramEnd"/>
+      <w:r>
+        <w:rPr>
+          <w:b/>
+          <w:bCs/>
+          <w:sz w:val="36"/>
+          <w:szCs w:val="36"/>
+        </w:rPr>
+        <w:t xml:space="preserve"> </w:t>
+      </w:r>
+      <w:r>
+        <w:rPr>
+          <w:sz w:val="36"/>
+          <w:szCs w:val="36"/>
+        </w:rPr>
+        <w:t>properties:</w:t>
+      </w:r>
+    </w:p>
+    <w:p>
+      <w:pPr>
+        <w:jc w:val="both"/>
+        <w:rPr>
+          <w:b/>
+          <w:bCs/>
+          <w:sz w:val="36"/>
+          <w:szCs w:val="36"/>
+        </w:rPr>
+      </w:pPr>
+      <w:r>
+        <w:rPr>
+          <w:b/>
+          <w:bCs/>
+          <w:sz w:val="36"/>
+          <w:szCs w:val="36"/>
+        </w:rPr>
+        <w:t>settings.name = '/sign-up'</w:t>
+      </w:r>
+    </w:p>
+    <w:p>
+      <w:pPr>
+        <w:jc w:val="both"/>
+        <w:rPr>
+          <w:sz w:val="36"/>
+          <w:szCs w:val="36"/>
+        </w:rPr>
+      </w:pPr>
+      <w:proofErr w:type="spellStart"/>
+      <w:proofErr w:type="gramStart"/>
+      <w:r>
+        <w:rPr>
+          <w:b/>
+          <w:bCs/>
+          <w:sz w:val="36"/>
+          <w:szCs w:val="36"/>
+        </w:rPr>
+        <w:t>settings.arguments</w:t>
+      </w:r>
+      <w:proofErr w:type="spellEnd"/>
+      <w:proofErr w:type="gramEnd"/>
+      <w:r>
+        <w:rPr>
+          <w:b/>
+          <w:bCs/>
+          <w:sz w:val="36"/>
+          <w:szCs w:val="36"/>
+        </w:rPr>
+        <w:t xml:space="preserve"> = optional data</w:t>
+      </w:r>
+    </w:p>
+    <w:p>
+      <w:pPr>
+        <w:jc w:val="both"/>
+        <w:rPr>
+          <w:sz w:val="36"/>
+          <w:szCs w:val="36"/>
+        </w:rPr>
+      </w:pPr>
+      <w:r>
+        <w:rPr>
+          <w:sz w:val="36"/>
+          <w:szCs w:val="36"/>
+        </w:rPr>
+        <w:t># The we are using</w:t>
+      </w:r>
+      <w:r>
+        <w:rPr>
+          <w:b/>
+          <w:bCs/>
+          <w:sz w:val="36"/>
+          <w:szCs w:val="36"/>
+        </w:rPr>
+        <w:t xml:space="preserve"> switch</w:t>
+      </w:r>
+      <w:r>
+        <w:rPr>
+          <w:b/>
+          <w:bCs/>
+          <w:sz w:val="36"/>
+          <w:szCs w:val="36"/>
+        </w:rPr>
+        <w:t>(</w:t>
+      </w:r>
+      <w:proofErr w:type="gramStart"/>
+      <w:r>
+        <w:rPr>
+          <w:b/>
+          <w:bCs/>
+          <w:sz w:val="36"/>
+          <w:szCs w:val="36"/>
+        </w:rPr>
+        <w:t>settings.name</w:t>
+      </w:r>
+      <w:r>
+        <w:rPr>
+          <w:b/>
+          <w:bCs/>
+          <w:sz w:val="36"/>
+          <w:szCs w:val="36"/>
+        </w:rPr>
+        <w:t>){</w:t>
+      </w:r>
+      <w:proofErr w:type="gramEnd"/>
+      <w:r>
+        <w:rPr>
+          <w:b/>
+          <w:bCs/>
+          <w:sz w:val="36"/>
+          <w:szCs w:val="36"/>
+        </w:rPr>
+        <w:t>}</w:t>
+      </w:r>
+      <w:r>
+        <w:rPr>
+          <w:sz w:val="36"/>
+          <w:szCs w:val="36"/>
+        </w:rPr>
+        <w:t xml:space="preserve"> </w:t>
+      </w:r>
+      <w:r>
+        <w:rPr>
+          <w:sz w:val="36"/>
+          <w:szCs w:val="36"/>
+        </w:rPr>
+        <w:t>to check</w:t>
+      </w:r>
+      <w:r>
+        <w:rPr>
+          <w:sz w:val="36"/>
+          <w:szCs w:val="36"/>
+        </w:rPr>
+        <w:t xml:space="preserve"> which widget or screen to build. Basically, switch based on route name</w:t>
+      </w:r>
+    </w:p>
+    <w:p>
+      <w:pPr>
+        <w:jc w:val="both"/>
+        <w:rPr>
+          <w:b/>
+          <w:bCs/>
+          <w:sz w:val="36"/>
+          <w:szCs w:val="36"/>
+        </w:rPr>
+      </w:pPr>
+      <w:r>
+        <w:rPr>
+          <w:sz w:val="36"/>
+          <w:szCs w:val="36"/>
+        </w:rPr>
+        <w:t xml:space="preserve"># </w:t>
+      </w:r>
+      <w:r>
+        <w:rPr>
+          <w:sz w:val="36"/>
+          <w:szCs w:val="36"/>
+        </w:rPr>
+        <w:t xml:space="preserve">Make sure to use </w:t>
+      </w:r>
+      <w:r>
+        <w:rPr>
+          <w:b/>
+          <w:bCs/>
+          <w:sz w:val="36"/>
+          <w:szCs w:val="36"/>
+        </w:rPr>
+        <w:t>break</w:t>
+      </w:r>
+      <w:r>
+        <w:rPr>
+          <w:sz w:val="36"/>
+          <w:szCs w:val="36"/>
+        </w:rPr>
+        <w:t xml:space="preserve"> in</w:t>
+      </w:r>
+      <w:r>
+        <w:rPr>
+          <w:b/>
+          <w:bCs/>
+          <w:sz w:val="36"/>
+          <w:szCs w:val="36"/>
+        </w:rPr>
+        <w:t xml:space="preserve"> switch</w:t>
+      </w:r>
+      <w:r>
+        <w:rPr>
+          <w:sz w:val="36"/>
+          <w:szCs w:val="36"/>
+        </w:rPr>
+        <w:t xml:space="preserve"> otherwise it may cause fall-through</w:t>
+      </w:r>
+      <w:r>
+        <w:rPr>
+          <w:sz w:val="36"/>
+          <w:szCs w:val="36"/>
+        </w:rPr>
+        <w:t xml:space="preserve"> like </w:t>
+      </w:r>
+      <w:r>
+        <w:rPr>
+          <w:sz w:val="36"/>
+          <w:szCs w:val="36"/>
+        </w:rPr>
+        <w:t xml:space="preserve">If </w:t>
+      </w:r>
+      <w:r>
+        <w:rPr>
+          <w:b/>
+          <w:bCs/>
+          <w:sz w:val="36"/>
+          <w:szCs w:val="36"/>
+        </w:rPr>
+        <w:t>route = /</w:t>
+      </w:r>
+      <w:r>
+        <w:rPr>
+          <w:b/>
+          <w:bCs/>
+          <w:sz w:val="36"/>
+          <w:szCs w:val="36"/>
+        </w:rPr>
+        <w:t xml:space="preserve"> </w:t>
+      </w:r>
+      <w:r>
+        <w:rPr>
+          <w:sz w:val="36"/>
+          <w:szCs w:val="36"/>
+        </w:rPr>
+        <w:t>i</w:t>
+      </w:r>
+      <w:r>
+        <w:rPr>
+          <w:sz w:val="36"/>
+          <w:szCs w:val="36"/>
+        </w:rPr>
+        <w:t>t sets:</w:t>
+      </w:r>
+    </w:p>
+    <w:p>
+      <w:pPr>
+        <w:jc w:val="both"/>
+        <w:rPr>
+          <w:b/>
+          <w:bCs/>
+          <w:sz w:val="36"/>
+          <w:szCs w:val="36"/>
+        </w:rPr>
+      </w:pPr>
+      <w:r>
+        <w:rPr>
+          <w:b/>
+          <w:bCs/>
+          <w:sz w:val="36"/>
+          <w:szCs w:val="36"/>
+        </w:rPr>
+        <w:t xml:space="preserve">widget = </w:t>
+      </w:r>
+      <w:proofErr w:type="spellStart"/>
+      <w:proofErr w:type="gramStart"/>
       <w:r>
         <w:rPr>
           <w:b/>
@@ -13511,26 +14836,22 @@
       <w:proofErr w:type="spellEnd"/>
       <w:r>
         <w:rPr>
-          <w:sz w:val="36"/>
-          <w:szCs w:val="36"/>
-        </w:rPr>
-        <w:t xml:space="preserve">) using </w:t>
-      </w:r>
-      <w:r>
-        <w:rPr>
-          <w:b/>
-          <w:bCs/>
-          <w:sz w:val="36"/>
-          <w:szCs w:val="36"/>
-        </w:rPr>
-        <w:t>static</w:t>
-      </w:r>
-      <w:r>
-        <w:rPr>
-          <w:sz w:val="36"/>
-          <w:szCs w:val="36"/>
-        </w:rPr>
-        <w:t xml:space="preserve"> so we can change or control it from one place</w:t>
+          <w:b/>
+          <w:bCs/>
+          <w:sz w:val="36"/>
+          <w:szCs w:val="36"/>
+        </w:rPr>
+        <w:t>(</w:t>
+      </w:r>
+      <w:proofErr w:type="gramEnd"/>
+      <w:r>
+        <w:rPr>
+          <w:b/>
+          <w:bCs/>
+          <w:sz w:val="36"/>
+          <w:szCs w:val="36"/>
+        </w:rPr>
+        <w:t>);</w:t>
       </w:r>
     </w:p>
     <w:p>
@@ -13548,6 +14869,161 @@
         </w:rPr>
         <w:t xml:space="preserve"># </w:t>
       </w:r>
+      <w:r>
+        <w:rPr>
+          <w:sz w:val="36"/>
+          <w:szCs w:val="36"/>
+        </w:rPr>
+        <w:t>Then continues execution and sets:</w:t>
+      </w:r>
+    </w:p>
+    <w:p>
+      <w:pPr>
+        <w:jc w:val="both"/>
+        <w:rPr>
+          <w:b/>
+          <w:bCs/>
+          <w:sz w:val="36"/>
+          <w:szCs w:val="36"/>
+        </w:rPr>
+      </w:pPr>
+      <w:r>
+        <w:rPr>
+          <w:b/>
+          <w:bCs/>
+          <w:sz w:val="36"/>
+          <w:szCs w:val="36"/>
+        </w:rPr>
+        <w:t xml:space="preserve">widget = </w:t>
+      </w:r>
+      <w:proofErr w:type="spellStart"/>
+      <w:proofErr w:type="gramStart"/>
+      <w:r>
+        <w:rPr>
+          <w:b/>
+          <w:bCs/>
+          <w:sz w:val="36"/>
+          <w:szCs w:val="36"/>
+        </w:rPr>
+        <w:t>SignUpScreen</w:t>
+      </w:r>
+      <w:proofErr w:type="spellEnd"/>
+      <w:r>
+        <w:rPr>
+          <w:b/>
+          <w:bCs/>
+          <w:sz w:val="36"/>
+          <w:szCs w:val="36"/>
+        </w:rPr>
+        <w:t>(</w:t>
+      </w:r>
+      <w:proofErr w:type="gramEnd"/>
+      <w:r>
+        <w:rPr>
+          <w:b/>
+          <w:bCs/>
+          <w:sz w:val="36"/>
+          <w:szCs w:val="36"/>
+        </w:rPr>
+        <w:t>);</w:t>
+      </w:r>
+    </w:p>
+    <w:p>
+      <w:pPr>
+        <w:jc w:val="both"/>
+        <w:rPr>
+          <w:sz w:val="36"/>
+          <w:szCs w:val="36"/>
+        </w:rPr>
+      </w:pPr>
+      <w:r>
+        <w:rPr>
+          <w:sz w:val="36"/>
+          <w:szCs w:val="36"/>
+        </w:rPr>
+        <w:lastRenderedPageBreak/>
+        <w:t xml:space="preserve"># </w:t>
+      </w:r>
+      <w:r>
+        <w:rPr>
+          <w:sz w:val="36"/>
+          <w:szCs w:val="36"/>
+        </w:rPr>
+        <w:t xml:space="preserve">So </w:t>
+      </w:r>
+      <w:proofErr w:type="spellStart"/>
+      <w:r>
+        <w:rPr>
+          <w:b/>
+          <w:bCs/>
+          <w:sz w:val="36"/>
+          <w:szCs w:val="36"/>
+        </w:rPr>
+        <w:t>SplashScreen</w:t>
+      </w:r>
+      <w:proofErr w:type="spellEnd"/>
+      <w:r>
+        <w:rPr>
+          <w:sz w:val="36"/>
+          <w:szCs w:val="36"/>
+        </w:rPr>
+        <w:t xml:space="preserve"> will NEVER show.</w:t>
+      </w:r>
+      <w:r>
+        <w:rPr>
+          <w:sz w:val="36"/>
+          <w:szCs w:val="36"/>
+        </w:rPr>
+        <w:t xml:space="preserve"> And also use default if new routes are matched throw an exception</w:t>
+      </w:r>
+    </w:p>
+    <w:p>
+      <w:pPr>
+        <w:jc w:val="both"/>
+        <w:rPr>
+          <w:sz w:val="36"/>
+          <w:szCs w:val="36"/>
+        </w:rPr>
+      </w:pPr>
+      <w:r>
+        <w:rPr>
+          <w:sz w:val="36"/>
+          <w:szCs w:val="36"/>
+        </w:rPr>
+        <w:t xml:space="preserve"># In this </w:t>
+      </w:r>
+      <w:r>
+        <w:rPr>
+          <w:b/>
+          <w:bCs/>
+          <w:sz w:val="36"/>
+          <w:szCs w:val="36"/>
+        </w:rPr>
+        <w:t>Routes</w:t>
+      </w:r>
+      <w:r>
+        <w:rPr>
+          <w:sz w:val="36"/>
+          <w:szCs w:val="36"/>
+        </w:rPr>
+        <w:t xml:space="preserve"> class we have a </w:t>
+      </w:r>
+      <w:r>
+        <w:rPr>
+          <w:b/>
+          <w:bCs/>
+          <w:sz w:val="36"/>
+          <w:szCs w:val="36"/>
+        </w:rPr>
+        <w:t xml:space="preserve">static </w:t>
+      </w:r>
+      <w:r>
+        <w:rPr>
+          <w:sz w:val="36"/>
+          <w:szCs w:val="36"/>
+        </w:rPr>
+        <w:t>function or method (</w:t>
+      </w:r>
       <w:proofErr w:type="spellStart"/>
       <w:r>
         <w:rPr>
@@ -13561,13 +15037,30 @@
       <w:proofErr w:type="spellEnd"/>
       <w:r>
         <w:rPr>
-          <w:b/>
-          <w:bCs/>
-          <w:sz w:val="36"/>
-          <w:szCs w:val="36"/>
-        </w:rPr>
-        <w:t xml:space="preserve">: </w:t>
-      </w:r>
+          <w:sz w:val="36"/>
+          <w:szCs w:val="36"/>
+        </w:rPr>
+        <w:t>)</w:t>
+      </w:r>
+      <w:r>
+        <w:rPr>
+          <w:sz w:val="36"/>
+          <w:szCs w:val="36"/>
+        </w:rPr>
+        <w:t xml:space="preserve"> that returns a </w:t>
+      </w:r>
+      <w:proofErr w:type="spellStart"/>
+      <w:proofErr w:type="gramStart"/>
+      <w:r>
+        <w:rPr>
+          <w:b/>
+          <w:bCs/>
+          <w:sz w:val="36"/>
+          <w:szCs w:val="36"/>
+        </w:rPr>
+        <w:t>MaterialPageRoute</w:t>
+      </w:r>
+      <w:proofErr w:type="spellEnd"/>
       <w:r>
         <w:rPr>
           <w:b/>
@@ -13577,1388 +15070,11 @@
         </w:rPr>
         <w:t>(</w:t>
       </w:r>
-      <w:proofErr w:type="spellStart"/>
-      <w:r>
-        <w:rPr>
-          <w:b/>
-          <w:bCs/>
-          <w:sz w:val="36"/>
-          <w:szCs w:val="36"/>
-        </w:rPr>
-        <w:t>RouteSettings</w:t>
-      </w:r>
-      <w:proofErr w:type="spellEnd"/>
-      <w:r>
-        <w:rPr>
-          <w:b/>
-          <w:bCs/>
-          <w:sz w:val="36"/>
-          <w:szCs w:val="36"/>
-        </w:rPr>
-        <w:t xml:space="preserve"> settings) {}</w:t>
-      </w:r>
-      <w:r>
-        <w:rPr>
-          <w:sz w:val="36"/>
-          <w:szCs w:val="36"/>
-        </w:rPr>
-        <w:t xml:space="preserve"> </w:t>
-      </w:r>
-      <w:r>
-        <w:rPr>
-          <w:sz w:val="36"/>
-          <w:szCs w:val="36"/>
-        </w:rPr>
-        <w:t xml:space="preserve">property is used for </w:t>
-      </w:r>
-      <w:r>
-        <w:rPr>
-          <w:sz w:val="36"/>
-          <w:szCs w:val="36"/>
-        </w:rPr>
-        <w:t>dynamic route generation</w:t>
-      </w:r>
-      <w:r>
-        <w:rPr>
-          <w:sz w:val="36"/>
-          <w:szCs w:val="36"/>
-        </w:rPr>
-        <w:t xml:space="preserve">. This means whenever Navigator pushes a named route, Flutter calls </w:t>
-      </w:r>
-      <w:proofErr w:type="spellStart"/>
-      <w:r>
-        <w:rPr>
-          <w:b/>
-          <w:bCs/>
-          <w:sz w:val="36"/>
-          <w:szCs w:val="36"/>
-        </w:rPr>
-        <w:t>onGenerateRoute</w:t>
-      </w:r>
-      <w:proofErr w:type="spellEnd"/>
-      <w:r>
-        <w:rPr>
-          <w:sz w:val="36"/>
-          <w:szCs w:val="36"/>
-        </w:rPr>
-        <w:t xml:space="preserve"> callback. This callback gives us </w:t>
-      </w:r>
-      <w:proofErr w:type="spellStart"/>
-      <w:r>
-        <w:rPr>
-          <w:b/>
-          <w:bCs/>
-          <w:sz w:val="36"/>
-          <w:szCs w:val="36"/>
-        </w:rPr>
-        <w:t>RouteSettings</w:t>
-      </w:r>
-      <w:proofErr w:type="spellEnd"/>
-      <w:r>
-        <w:rPr>
-          <w:b/>
-          <w:bCs/>
-          <w:sz w:val="36"/>
-          <w:szCs w:val="36"/>
-        </w:rPr>
-        <w:t xml:space="preserve"> settings</w:t>
-      </w:r>
-      <w:r>
-        <w:rPr>
-          <w:sz w:val="36"/>
-          <w:szCs w:val="36"/>
-        </w:rPr>
-        <w:t xml:space="preserve"> internally from Flutter. We can use it like this</w:t>
-      </w:r>
-      <w:r>
-        <w:rPr>
-          <w:b/>
-          <w:bCs/>
-          <w:sz w:val="36"/>
-          <w:szCs w:val="36"/>
-        </w:rPr>
-        <w:t xml:space="preserve"> settings.name </w:t>
-      </w:r>
-      <w:r>
-        <w:rPr>
-          <w:sz w:val="36"/>
-          <w:szCs w:val="36"/>
-        </w:rPr>
-        <w:t xml:space="preserve">to get the name </w:t>
-      </w:r>
-      <w:r>
-        <w:rPr>
-          <w:sz w:val="36"/>
-          <w:szCs w:val="36"/>
-        </w:rPr>
-        <w:t xml:space="preserve">of the pushed named route and use it for navigation logic in </w:t>
-      </w:r>
-      <w:r>
-        <w:rPr>
-          <w:b/>
-          <w:bCs/>
-          <w:sz w:val="36"/>
-          <w:szCs w:val="36"/>
-        </w:rPr>
-        <w:t>Routes</w:t>
-      </w:r>
-      <w:r>
-        <w:rPr>
-          <w:sz w:val="36"/>
-          <w:szCs w:val="36"/>
-        </w:rPr>
-        <w:t xml:space="preserve"> (service)</w:t>
-      </w:r>
-    </w:p>
-    <w:p>
-      <w:pPr>
-        <w:jc w:val="both"/>
-        <w:rPr>
-          <w:b/>
-          <w:bCs/>
-          <w:color w:val="D86DCB" w:themeColor="accent5" w:themeTint="99"/>
-          <w:sz w:val="36"/>
-          <w:szCs w:val="36"/>
-        </w:rPr>
-      </w:pPr>
-      <w:r>
-        <w:rPr>
-          <w:b/>
-          <w:bCs/>
-          <w:color w:val="D86DCB" w:themeColor="accent5" w:themeTint="99"/>
-          <w:sz w:val="36"/>
-          <w:szCs w:val="36"/>
-        </w:rPr>
-        <w:t xml:space="preserve">class </w:t>
-      </w:r>
-      <w:proofErr w:type="spellStart"/>
-      <w:r>
-        <w:rPr>
-          <w:b/>
-          <w:bCs/>
-          <w:color w:val="D86DCB" w:themeColor="accent5" w:themeTint="99"/>
-          <w:sz w:val="36"/>
-          <w:szCs w:val="36"/>
-        </w:rPr>
-        <w:t>MyApp</w:t>
-      </w:r>
-      <w:proofErr w:type="spellEnd"/>
-      <w:r>
-        <w:rPr>
-          <w:b/>
-          <w:bCs/>
-          <w:color w:val="D86DCB" w:themeColor="accent5" w:themeTint="99"/>
-          <w:sz w:val="36"/>
-          <w:szCs w:val="36"/>
-        </w:rPr>
-        <w:t xml:space="preserve"> extends </w:t>
-      </w:r>
-      <w:proofErr w:type="spellStart"/>
-      <w:r>
-        <w:rPr>
-          <w:b/>
-          <w:bCs/>
-          <w:color w:val="D86DCB" w:themeColor="accent5" w:themeTint="99"/>
-          <w:sz w:val="36"/>
-          <w:szCs w:val="36"/>
-        </w:rPr>
-        <w:t>StatelessWidget</w:t>
-      </w:r>
-      <w:proofErr w:type="spellEnd"/>
-      <w:r>
-        <w:rPr>
-          <w:b/>
-          <w:bCs/>
-          <w:color w:val="D86DCB" w:themeColor="accent5" w:themeTint="99"/>
-          <w:sz w:val="36"/>
-          <w:szCs w:val="36"/>
-        </w:rPr>
-        <w:t xml:space="preserve"> {</w:t>
-      </w:r>
-    </w:p>
-    <w:p>
-      <w:pPr>
-        <w:jc w:val="both"/>
-        <w:rPr>
-          <w:b/>
-          <w:bCs/>
-          <w:color w:val="D86DCB" w:themeColor="accent5" w:themeTint="99"/>
-          <w:sz w:val="36"/>
-          <w:szCs w:val="36"/>
-        </w:rPr>
-      </w:pPr>
-      <w:r>
-        <w:rPr>
-          <w:b/>
-          <w:bCs/>
-          <w:color w:val="D86DCB" w:themeColor="accent5" w:themeTint="99"/>
-          <w:sz w:val="36"/>
-          <w:szCs w:val="36"/>
-        </w:rPr>
-        <w:t xml:space="preserve">  const </w:t>
-      </w:r>
-      <w:proofErr w:type="spellStart"/>
-      <w:r>
-        <w:rPr>
-          <w:b/>
-          <w:bCs/>
-          <w:color w:val="D86DCB" w:themeColor="accent5" w:themeTint="99"/>
-          <w:sz w:val="36"/>
-          <w:szCs w:val="36"/>
-        </w:rPr>
-        <w:t>MyApp</w:t>
-      </w:r>
-      <w:proofErr w:type="spellEnd"/>
-      <w:r>
-        <w:rPr>
-          <w:b/>
-          <w:bCs/>
-          <w:color w:val="D86DCB" w:themeColor="accent5" w:themeTint="99"/>
-          <w:sz w:val="36"/>
-          <w:szCs w:val="36"/>
-        </w:rPr>
-        <w:t>({</w:t>
-      </w:r>
-      <w:proofErr w:type="spellStart"/>
-      <w:r>
-        <w:rPr>
-          <w:b/>
-          <w:bCs/>
-          <w:color w:val="D86DCB" w:themeColor="accent5" w:themeTint="99"/>
-          <w:sz w:val="36"/>
-          <w:szCs w:val="36"/>
-        </w:rPr>
-        <w:t>super.key</w:t>
-      </w:r>
-      <w:proofErr w:type="spellEnd"/>
-      <w:r>
-        <w:rPr>
-          <w:b/>
-          <w:bCs/>
-          <w:color w:val="D86DCB" w:themeColor="accent5" w:themeTint="99"/>
-          <w:sz w:val="36"/>
-          <w:szCs w:val="36"/>
-        </w:rPr>
-        <w:t>});</w:t>
-      </w:r>
-    </w:p>
-    <w:p>
-      <w:pPr>
-        <w:jc w:val="both"/>
-        <w:rPr>
-          <w:b/>
-          <w:bCs/>
-          <w:color w:val="D86DCB" w:themeColor="accent5" w:themeTint="99"/>
-          <w:sz w:val="36"/>
-          <w:szCs w:val="36"/>
-        </w:rPr>
-      </w:pPr>
-      <w:r>
-        <w:rPr>
-          <w:b/>
-          <w:bCs/>
-          <w:color w:val="D86DCB" w:themeColor="accent5" w:themeTint="99"/>
-          <w:sz w:val="36"/>
-          <w:szCs w:val="36"/>
-        </w:rPr>
-        <w:t xml:space="preserve">  // This widget is the root of our application.</w:t>
-      </w:r>
-    </w:p>
-    <w:p>
-      <w:pPr>
-        <w:jc w:val="both"/>
-        <w:rPr>
-          <w:b/>
-          <w:bCs/>
-          <w:color w:val="D86DCB" w:themeColor="accent5" w:themeTint="99"/>
-          <w:sz w:val="36"/>
-          <w:szCs w:val="36"/>
-        </w:rPr>
-      </w:pPr>
-      <w:r>
-        <w:rPr>
-          <w:b/>
-          <w:bCs/>
-          <w:color w:val="D86DCB" w:themeColor="accent5" w:themeTint="99"/>
-          <w:sz w:val="36"/>
-          <w:szCs w:val="36"/>
-        </w:rPr>
-        <w:t xml:space="preserve">  @override</w:t>
-      </w:r>
-    </w:p>
-    <w:p>
-      <w:pPr>
-        <w:jc w:val="both"/>
-        <w:rPr>
-          <w:b/>
-          <w:bCs/>
-          <w:color w:val="D86DCB" w:themeColor="accent5" w:themeTint="99"/>
-          <w:sz w:val="36"/>
-          <w:szCs w:val="36"/>
-        </w:rPr>
-      </w:pPr>
-      <w:r>
-        <w:rPr>
-          <w:b/>
-          <w:bCs/>
-          <w:color w:val="D86DCB" w:themeColor="accent5" w:themeTint="99"/>
-          <w:sz w:val="36"/>
-          <w:szCs w:val="36"/>
-        </w:rPr>
-        <w:t xml:space="preserve">  Widget </w:t>
-      </w:r>
-      <w:proofErr w:type="gramStart"/>
-      <w:r>
-        <w:rPr>
-          <w:b/>
-          <w:bCs/>
-          <w:color w:val="D86DCB" w:themeColor="accent5" w:themeTint="99"/>
-          <w:sz w:val="36"/>
-          <w:szCs w:val="36"/>
-        </w:rPr>
-        <w:t>build(</w:t>
-      </w:r>
-      <w:proofErr w:type="spellStart"/>
       <w:proofErr w:type="gramEnd"/>
       <w:r>
         <w:rPr>
           <w:b/>
           <w:bCs/>
-          <w:color w:val="D86DCB" w:themeColor="accent5" w:themeTint="99"/>
-          <w:sz w:val="36"/>
-          <w:szCs w:val="36"/>
-        </w:rPr>
-        <w:t>BuildContext</w:t>
-      </w:r>
-      <w:proofErr w:type="spellEnd"/>
-      <w:r>
-        <w:rPr>
-          <w:b/>
-          <w:bCs/>
-          <w:color w:val="D86DCB" w:themeColor="accent5" w:themeTint="99"/>
-          <w:sz w:val="36"/>
-          <w:szCs w:val="36"/>
-        </w:rPr>
-        <w:t xml:space="preserve"> context) {</w:t>
-      </w:r>
-    </w:p>
-    <w:p>
-      <w:pPr>
-        <w:jc w:val="both"/>
-        <w:rPr>
-          <w:b/>
-          <w:bCs/>
-          <w:color w:val="D86DCB" w:themeColor="accent5" w:themeTint="99"/>
-          <w:sz w:val="36"/>
-          <w:szCs w:val="36"/>
-        </w:rPr>
-      </w:pPr>
-      <w:r>
-        <w:rPr>
-          <w:b/>
-          <w:bCs/>
-          <w:color w:val="D86DCB" w:themeColor="accent5" w:themeTint="99"/>
-          <w:sz w:val="36"/>
-          <w:szCs w:val="36"/>
-        </w:rPr>
-        <w:t xml:space="preserve">    return </w:t>
-      </w:r>
-      <w:proofErr w:type="spellStart"/>
-      <w:proofErr w:type="gramStart"/>
-      <w:r>
-        <w:rPr>
-          <w:b/>
-          <w:bCs/>
-          <w:color w:val="D86DCB" w:themeColor="accent5" w:themeTint="99"/>
-          <w:sz w:val="36"/>
-          <w:szCs w:val="36"/>
-        </w:rPr>
-        <w:t>MaterialApp</w:t>
-      </w:r>
-      <w:proofErr w:type="spellEnd"/>
-      <w:r>
-        <w:rPr>
-          <w:b/>
-          <w:bCs/>
-          <w:color w:val="D86DCB" w:themeColor="accent5" w:themeTint="99"/>
-          <w:sz w:val="36"/>
-          <w:szCs w:val="36"/>
-        </w:rPr>
-        <w:t>(</w:t>
-      </w:r>
-      <w:proofErr w:type="gramEnd"/>
-    </w:p>
-    <w:p>
-      <w:pPr>
-        <w:jc w:val="both"/>
-        <w:rPr>
-          <w:b/>
-          <w:bCs/>
-          <w:color w:val="D86DCB" w:themeColor="accent5" w:themeTint="99"/>
-          <w:sz w:val="36"/>
-          <w:szCs w:val="36"/>
-        </w:rPr>
-      </w:pPr>
-      <w:r>
-        <w:rPr>
-          <w:b/>
-          <w:bCs/>
-          <w:color w:val="D86DCB" w:themeColor="accent5" w:themeTint="99"/>
-          <w:sz w:val="36"/>
-          <w:szCs w:val="36"/>
-        </w:rPr>
-        <w:t xml:space="preserve">      title: 'Crafty Bay',</w:t>
-      </w:r>
-    </w:p>
-    <w:p>
-      <w:pPr>
-        <w:jc w:val="both"/>
-        <w:rPr>
-          <w:b/>
-          <w:bCs/>
-          <w:color w:val="D86DCB" w:themeColor="accent5" w:themeTint="99"/>
-          <w:sz w:val="36"/>
-          <w:szCs w:val="36"/>
-        </w:rPr>
-      </w:pPr>
-      <w:r>
-        <w:rPr>
-          <w:b/>
-          <w:bCs/>
-          <w:color w:val="D86DCB" w:themeColor="accent5" w:themeTint="99"/>
-          <w:sz w:val="36"/>
-          <w:szCs w:val="36"/>
-        </w:rPr>
-        <w:t xml:space="preserve">      </w:t>
-      </w:r>
-      <w:proofErr w:type="spellStart"/>
-      <w:r>
-        <w:rPr>
-          <w:b/>
-          <w:bCs/>
-          <w:color w:val="D86DCB" w:themeColor="accent5" w:themeTint="99"/>
-          <w:sz w:val="36"/>
-          <w:szCs w:val="36"/>
-        </w:rPr>
-        <w:t>initialRoute</w:t>
-      </w:r>
-      <w:proofErr w:type="spellEnd"/>
-      <w:r>
-        <w:rPr>
-          <w:b/>
-          <w:bCs/>
-          <w:color w:val="D86DCB" w:themeColor="accent5" w:themeTint="99"/>
-          <w:sz w:val="36"/>
-          <w:szCs w:val="36"/>
-        </w:rPr>
-        <w:t xml:space="preserve">: </w:t>
-      </w:r>
-      <w:proofErr w:type="spellStart"/>
-      <w:r>
-        <w:rPr>
-          <w:b/>
-          <w:bCs/>
-          <w:color w:val="D86DCB" w:themeColor="accent5" w:themeTint="99"/>
-          <w:sz w:val="36"/>
-          <w:szCs w:val="36"/>
-        </w:rPr>
-        <w:t>SplashScreen.routeName</w:t>
-      </w:r>
-      <w:proofErr w:type="spellEnd"/>
-      <w:r>
-        <w:rPr>
-          <w:b/>
-          <w:bCs/>
-          <w:color w:val="D86DCB" w:themeColor="accent5" w:themeTint="99"/>
-          <w:sz w:val="36"/>
-          <w:szCs w:val="36"/>
-        </w:rPr>
-        <w:t>,</w:t>
-      </w:r>
-    </w:p>
-    <w:p>
-      <w:pPr>
-        <w:jc w:val="both"/>
-        <w:rPr>
-          <w:b/>
-          <w:bCs/>
-          <w:color w:val="D86DCB" w:themeColor="accent5" w:themeTint="99"/>
-          <w:sz w:val="36"/>
-          <w:szCs w:val="36"/>
-        </w:rPr>
-      </w:pPr>
-      <w:r>
-        <w:rPr>
-          <w:b/>
-          <w:bCs/>
-          <w:color w:val="D86DCB" w:themeColor="accent5" w:themeTint="99"/>
-          <w:sz w:val="36"/>
-          <w:szCs w:val="36"/>
-        </w:rPr>
-        <w:t xml:space="preserve">      </w:t>
-      </w:r>
-      <w:proofErr w:type="spellStart"/>
-      <w:r>
-        <w:rPr>
-          <w:b/>
-          <w:bCs/>
-          <w:color w:val="D86DCB" w:themeColor="accent5" w:themeTint="99"/>
-          <w:sz w:val="36"/>
-          <w:szCs w:val="36"/>
-        </w:rPr>
-        <w:t>onGenerateRoute</w:t>
-      </w:r>
-      <w:proofErr w:type="spellEnd"/>
-      <w:r>
-        <w:rPr>
-          <w:b/>
-          <w:bCs/>
-          <w:color w:val="D86DCB" w:themeColor="accent5" w:themeTint="99"/>
-          <w:sz w:val="36"/>
-          <w:szCs w:val="36"/>
-        </w:rPr>
-        <w:t xml:space="preserve">: </w:t>
-      </w:r>
-      <w:proofErr w:type="spellStart"/>
-      <w:r>
-        <w:rPr>
-          <w:b/>
-          <w:bCs/>
-          <w:color w:val="D86DCB" w:themeColor="accent5" w:themeTint="99"/>
-          <w:sz w:val="36"/>
-          <w:szCs w:val="36"/>
-        </w:rPr>
-        <w:t>Routes.onGenerateRoute</w:t>
-      </w:r>
-      <w:proofErr w:type="spellEnd"/>
-      <w:r>
-        <w:rPr>
-          <w:b/>
-          <w:bCs/>
-          <w:color w:val="D86DCB" w:themeColor="accent5" w:themeTint="99"/>
-          <w:sz w:val="36"/>
-          <w:szCs w:val="36"/>
-        </w:rPr>
-        <w:t>,</w:t>
-      </w:r>
-    </w:p>
-    <w:p>
-      <w:pPr>
-        <w:jc w:val="both"/>
-        <w:rPr>
-          <w:b/>
-          <w:bCs/>
-          <w:color w:val="D86DCB" w:themeColor="accent5" w:themeTint="99"/>
-          <w:sz w:val="36"/>
-          <w:szCs w:val="36"/>
-        </w:rPr>
-      </w:pPr>
-      <w:r>
-        <w:rPr>
-          <w:b/>
-          <w:bCs/>
-          <w:color w:val="D86DCB" w:themeColor="accent5" w:themeTint="99"/>
-          <w:sz w:val="36"/>
-          <w:szCs w:val="36"/>
-        </w:rPr>
-        <w:t xml:space="preserve">      …</w:t>
-      </w:r>
-    </w:p>
-    <w:p>
-      <w:pPr>
-        <w:jc w:val="both"/>
-        <w:rPr>
-          <w:b/>
-          <w:bCs/>
-          <w:color w:val="D86DCB" w:themeColor="accent5" w:themeTint="99"/>
-          <w:sz w:val="36"/>
-          <w:szCs w:val="36"/>
-        </w:rPr>
-      </w:pPr>
-      <w:r>
-        <w:rPr>
-          <w:b/>
-          <w:bCs/>
-          <w:color w:val="D86DCB" w:themeColor="accent5" w:themeTint="99"/>
-          <w:sz w:val="36"/>
-          <w:szCs w:val="36"/>
-        </w:rPr>
-        <w:t xml:space="preserve">    );</w:t>
-      </w:r>
-    </w:p>
-    <w:p>
-      <w:pPr>
-        <w:jc w:val="both"/>
-        <w:rPr>
-          <w:b/>
-          <w:bCs/>
-          <w:color w:val="D86DCB" w:themeColor="accent5" w:themeTint="99"/>
-          <w:sz w:val="36"/>
-          <w:szCs w:val="36"/>
-        </w:rPr>
-      </w:pPr>
-      <w:r>
-        <w:rPr>
-          <w:b/>
-          <w:bCs/>
-          <w:color w:val="D86DCB" w:themeColor="accent5" w:themeTint="99"/>
-          <w:sz w:val="36"/>
-          <w:szCs w:val="36"/>
-        </w:rPr>
-        <w:t xml:space="preserve">  }</w:t>
-      </w:r>
-    </w:p>
-    <w:p>
-      <w:pPr>
-        <w:jc w:val="both"/>
-        <w:rPr>
-          <w:b/>
-          <w:bCs/>
-          <w:color w:val="D86DCB" w:themeColor="accent5" w:themeTint="99"/>
-          <w:sz w:val="36"/>
-          <w:szCs w:val="36"/>
-        </w:rPr>
-      </w:pPr>
-      <w:r>
-        <w:rPr>
-          <w:b/>
-          <w:bCs/>
-          <w:color w:val="D86DCB" w:themeColor="accent5" w:themeTint="99"/>
-          <w:sz w:val="36"/>
-          <w:szCs w:val="36"/>
-        </w:rPr>
-        <w:lastRenderedPageBreak/>
-        <w:t>}</w:t>
-      </w:r>
-    </w:p>
-    <w:p>
-      <w:pPr>
-        <w:jc w:val="both"/>
-        <w:rPr>
-          <w:sz w:val="36"/>
-          <w:szCs w:val="36"/>
-        </w:rPr>
-      </w:pPr>
-    </w:p>
-    <w:p>
-      <w:pPr>
-        <w:jc w:val="both"/>
-        <w:rPr>
-          <w:sz w:val="36"/>
-          <w:szCs w:val="36"/>
-        </w:rPr>
-      </w:pPr>
-      <w:r>
-        <w:rPr>
-          <w:sz w:val="36"/>
-          <w:szCs w:val="36"/>
-        </w:rPr>
-        <w:t>Routes class:</w:t>
-      </w:r>
-    </w:p>
-    <w:p>
-      <w:pPr>
-        <w:jc w:val="both"/>
-        <w:rPr>
-          <w:sz w:val="36"/>
-          <w:szCs w:val="36"/>
-        </w:rPr>
-      </w:pPr>
-      <w:r>
-        <w:rPr>
-          <w:sz w:val="36"/>
-          <w:szCs w:val="36"/>
-        </w:rPr>
-        <w:t xml:space="preserve"># </w:t>
-      </w:r>
-      <w:r>
-        <w:rPr>
-          <w:sz w:val="36"/>
-          <w:szCs w:val="36"/>
-        </w:rPr>
-        <w:t xml:space="preserve">We create a service </w:t>
-      </w:r>
-      <w:r>
-        <w:rPr>
-          <w:b/>
-          <w:bCs/>
-          <w:sz w:val="36"/>
-          <w:szCs w:val="36"/>
-        </w:rPr>
-        <w:t>lib/app/</w:t>
-      </w:r>
-      <w:proofErr w:type="spellStart"/>
-      <w:r>
-        <w:rPr>
-          <w:b/>
-          <w:bCs/>
-          <w:sz w:val="36"/>
-          <w:szCs w:val="36"/>
-        </w:rPr>
-        <w:t>routes.dart</w:t>
-      </w:r>
-      <w:proofErr w:type="spellEnd"/>
-      <w:r>
-        <w:rPr>
-          <w:sz w:val="36"/>
-          <w:szCs w:val="36"/>
-        </w:rPr>
-        <w:t>. Whenever we call</w:t>
-      </w:r>
-    </w:p>
-    <w:p>
-      <w:pPr>
-        <w:jc w:val="both"/>
-        <w:rPr>
-          <w:b/>
-          <w:bCs/>
-          <w:sz w:val="36"/>
-          <w:szCs w:val="36"/>
-        </w:rPr>
-      </w:pPr>
-      <w:proofErr w:type="spellStart"/>
-      <w:r>
-        <w:rPr>
-          <w:b/>
-          <w:bCs/>
-          <w:sz w:val="36"/>
-          <w:szCs w:val="36"/>
-        </w:rPr>
-        <w:t>Navigator.pushNamed</w:t>
-      </w:r>
-      <w:proofErr w:type="spellEnd"/>
-      <w:r>
-        <w:rPr>
-          <w:b/>
-          <w:bCs/>
-          <w:sz w:val="36"/>
-          <w:szCs w:val="36"/>
-        </w:rPr>
-        <w:t>(context, '/sign-up');</w:t>
-      </w:r>
-    </w:p>
-    <w:p>
-      <w:pPr>
-        <w:jc w:val="both"/>
-        <w:rPr>
-          <w:sz w:val="36"/>
-          <w:szCs w:val="36"/>
-        </w:rPr>
-      </w:pPr>
-      <w:r>
-        <w:rPr>
-          <w:sz w:val="36"/>
-          <w:szCs w:val="36"/>
-        </w:rPr>
-        <w:t># Flutter sends these inside</w:t>
-      </w:r>
-      <w:r>
-        <w:rPr>
-          <w:b/>
-          <w:bCs/>
-          <w:sz w:val="36"/>
-          <w:szCs w:val="36"/>
-        </w:rPr>
-        <w:t xml:space="preserve"> </w:t>
-      </w:r>
-      <w:proofErr w:type="spellStart"/>
-      <w:r>
-        <w:rPr>
-          <w:b/>
-          <w:bCs/>
-          <w:sz w:val="36"/>
-          <w:szCs w:val="36"/>
-        </w:rPr>
-        <w:t>RouteSettings</w:t>
-      </w:r>
-      <w:proofErr w:type="spellEnd"/>
-      <w:r>
-        <w:rPr>
-          <w:b/>
-          <w:bCs/>
-          <w:sz w:val="36"/>
-          <w:szCs w:val="36"/>
-        </w:rPr>
-        <w:t xml:space="preserve"> settings</w:t>
-      </w:r>
-      <w:r>
-        <w:rPr>
-          <w:sz w:val="36"/>
-          <w:szCs w:val="36"/>
-        </w:rPr>
-        <w:t xml:space="preserve">. We can access the name and arguments using </w:t>
-      </w:r>
-      <w:r>
-        <w:rPr>
-          <w:b/>
-          <w:bCs/>
-          <w:sz w:val="36"/>
-          <w:szCs w:val="36"/>
-        </w:rPr>
-        <w:t>.name</w:t>
-      </w:r>
-      <w:r>
-        <w:rPr>
-          <w:sz w:val="36"/>
-          <w:szCs w:val="36"/>
-        </w:rPr>
-        <w:t xml:space="preserve"> </w:t>
-      </w:r>
-      <w:proofErr w:type="gramStart"/>
-      <w:r>
-        <w:rPr>
-          <w:sz w:val="36"/>
-          <w:szCs w:val="36"/>
-        </w:rPr>
-        <w:t xml:space="preserve">and </w:t>
-      </w:r>
-      <w:r>
-        <w:rPr>
-          <w:b/>
-          <w:bCs/>
-          <w:sz w:val="36"/>
-          <w:szCs w:val="36"/>
-        </w:rPr>
-        <w:t>.</w:t>
-      </w:r>
-      <w:proofErr w:type="spellStart"/>
-      <w:r>
-        <w:rPr>
-          <w:b/>
-          <w:bCs/>
-          <w:sz w:val="36"/>
-          <w:szCs w:val="36"/>
-        </w:rPr>
-        <w:t>arguements</w:t>
-      </w:r>
-      <w:proofErr w:type="spellEnd"/>
-      <w:proofErr w:type="gramEnd"/>
-      <w:r>
-        <w:rPr>
-          <w:b/>
-          <w:bCs/>
-          <w:sz w:val="36"/>
-          <w:szCs w:val="36"/>
-        </w:rPr>
-        <w:t xml:space="preserve"> </w:t>
-      </w:r>
-      <w:r>
-        <w:rPr>
-          <w:sz w:val="36"/>
-          <w:szCs w:val="36"/>
-        </w:rPr>
-        <w:t>properties:</w:t>
-      </w:r>
-    </w:p>
-    <w:p>
-      <w:pPr>
-        <w:jc w:val="both"/>
-        <w:rPr>
-          <w:b/>
-          <w:bCs/>
-          <w:sz w:val="36"/>
-          <w:szCs w:val="36"/>
-        </w:rPr>
-      </w:pPr>
-      <w:r>
-        <w:rPr>
-          <w:b/>
-          <w:bCs/>
-          <w:sz w:val="36"/>
-          <w:szCs w:val="36"/>
-        </w:rPr>
-        <w:t>settings.name = '/sign-up'</w:t>
-      </w:r>
-    </w:p>
-    <w:p>
-      <w:pPr>
-        <w:jc w:val="both"/>
-        <w:rPr>
-          <w:sz w:val="36"/>
-          <w:szCs w:val="36"/>
-        </w:rPr>
-      </w:pPr>
-      <w:proofErr w:type="spellStart"/>
-      <w:proofErr w:type="gramStart"/>
-      <w:r>
-        <w:rPr>
-          <w:b/>
-          <w:bCs/>
-          <w:sz w:val="36"/>
-          <w:szCs w:val="36"/>
-        </w:rPr>
-        <w:t>settings.arguments</w:t>
-      </w:r>
-      <w:proofErr w:type="spellEnd"/>
-      <w:proofErr w:type="gramEnd"/>
-      <w:r>
-        <w:rPr>
-          <w:b/>
-          <w:bCs/>
-          <w:sz w:val="36"/>
-          <w:szCs w:val="36"/>
-        </w:rPr>
-        <w:t xml:space="preserve"> = optional data</w:t>
-      </w:r>
-    </w:p>
-    <w:p>
-      <w:pPr>
-        <w:jc w:val="both"/>
-        <w:rPr>
-          <w:sz w:val="36"/>
-          <w:szCs w:val="36"/>
-        </w:rPr>
-      </w:pPr>
-      <w:r>
-        <w:rPr>
-          <w:sz w:val="36"/>
-          <w:szCs w:val="36"/>
-        </w:rPr>
-        <w:t># The we are using</w:t>
-      </w:r>
-      <w:r>
-        <w:rPr>
-          <w:b/>
-          <w:bCs/>
-          <w:sz w:val="36"/>
-          <w:szCs w:val="36"/>
-        </w:rPr>
-        <w:t xml:space="preserve"> switch</w:t>
-      </w:r>
-      <w:r>
-        <w:rPr>
-          <w:b/>
-          <w:bCs/>
-          <w:sz w:val="36"/>
-          <w:szCs w:val="36"/>
-        </w:rPr>
-        <w:t>(</w:t>
-      </w:r>
-      <w:proofErr w:type="gramStart"/>
-      <w:r>
-        <w:rPr>
-          <w:b/>
-          <w:bCs/>
-          <w:sz w:val="36"/>
-          <w:szCs w:val="36"/>
-        </w:rPr>
-        <w:t>settings.name</w:t>
-      </w:r>
-      <w:r>
-        <w:rPr>
-          <w:b/>
-          <w:bCs/>
-          <w:sz w:val="36"/>
-          <w:szCs w:val="36"/>
-        </w:rPr>
-        <w:t>){</w:t>
-      </w:r>
-      <w:proofErr w:type="gramEnd"/>
-      <w:r>
-        <w:rPr>
-          <w:b/>
-          <w:bCs/>
-          <w:sz w:val="36"/>
-          <w:szCs w:val="36"/>
-        </w:rPr>
-        <w:t>}</w:t>
-      </w:r>
-      <w:r>
-        <w:rPr>
-          <w:sz w:val="36"/>
-          <w:szCs w:val="36"/>
-        </w:rPr>
-        <w:t xml:space="preserve"> </w:t>
-      </w:r>
-      <w:r>
-        <w:rPr>
-          <w:sz w:val="36"/>
-          <w:szCs w:val="36"/>
-        </w:rPr>
-        <w:t>to check</w:t>
-      </w:r>
-      <w:r>
-        <w:rPr>
-          <w:sz w:val="36"/>
-          <w:szCs w:val="36"/>
-        </w:rPr>
-        <w:t xml:space="preserve"> which widget or screen to build. Basically, switch based on route name</w:t>
-      </w:r>
-    </w:p>
-    <w:p>
-      <w:pPr>
-        <w:jc w:val="both"/>
-        <w:rPr>
-          <w:b/>
-          <w:bCs/>
-          <w:sz w:val="36"/>
-          <w:szCs w:val="36"/>
-        </w:rPr>
-      </w:pPr>
-      <w:r>
-        <w:rPr>
-          <w:sz w:val="36"/>
-          <w:szCs w:val="36"/>
-        </w:rPr>
-        <w:t xml:space="preserve"># </w:t>
-      </w:r>
-      <w:r>
-        <w:rPr>
-          <w:sz w:val="36"/>
-          <w:szCs w:val="36"/>
-        </w:rPr>
-        <w:t xml:space="preserve">Make sure to use </w:t>
-      </w:r>
-      <w:r>
-        <w:rPr>
-          <w:b/>
-          <w:bCs/>
-          <w:sz w:val="36"/>
-          <w:szCs w:val="36"/>
-        </w:rPr>
-        <w:t>break</w:t>
-      </w:r>
-      <w:r>
-        <w:rPr>
-          <w:sz w:val="36"/>
-          <w:szCs w:val="36"/>
-        </w:rPr>
-        <w:t xml:space="preserve"> in</w:t>
-      </w:r>
-      <w:r>
-        <w:rPr>
-          <w:b/>
-          <w:bCs/>
-          <w:sz w:val="36"/>
-          <w:szCs w:val="36"/>
-        </w:rPr>
-        <w:t xml:space="preserve"> switch</w:t>
-      </w:r>
-      <w:r>
-        <w:rPr>
-          <w:sz w:val="36"/>
-          <w:szCs w:val="36"/>
-        </w:rPr>
-        <w:t xml:space="preserve"> otherwise it may cause fall-through</w:t>
-      </w:r>
-      <w:r>
-        <w:rPr>
-          <w:sz w:val="36"/>
-          <w:szCs w:val="36"/>
-        </w:rPr>
-        <w:t xml:space="preserve"> like </w:t>
-      </w:r>
-      <w:r>
-        <w:rPr>
-          <w:sz w:val="36"/>
-          <w:szCs w:val="36"/>
-        </w:rPr>
-        <w:t xml:space="preserve">If </w:t>
-      </w:r>
-      <w:r>
-        <w:rPr>
-          <w:b/>
-          <w:bCs/>
-          <w:sz w:val="36"/>
-          <w:szCs w:val="36"/>
-        </w:rPr>
-        <w:t>route = /</w:t>
-      </w:r>
-      <w:r>
-        <w:rPr>
-          <w:b/>
-          <w:bCs/>
-          <w:sz w:val="36"/>
-          <w:szCs w:val="36"/>
-        </w:rPr>
-        <w:t xml:space="preserve"> </w:t>
-      </w:r>
-      <w:r>
-        <w:rPr>
-          <w:sz w:val="36"/>
-          <w:szCs w:val="36"/>
-        </w:rPr>
-        <w:t>i</w:t>
-      </w:r>
-      <w:r>
-        <w:rPr>
-          <w:sz w:val="36"/>
-          <w:szCs w:val="36"/>
-        </w:rPr>
-        <w:t>t sets:</w:t>
-      </w:r>
-    </w:p>
-    <w:p>
-      <w:pPr>
-        <w:jc w:val="both"/>
-        <w:rPr>
-          <w:b/>
-          <w:bCs/>
-          <w:sz w:val="36"/>
-          <w:szCs w:val="36"/>
-        </w:rPr>
-      </w:pPr>
-      <w:r>
-        <w:rPr>
-          <w:b/>
-          <w:bCs/>
-          <w:sz w:val="36"/>
-          <w:szCs w:val="36"/>
-        </w:rPr>
-        <w:t xml:space="preserve">widget = </w:t>
-      </w:r>
-      <w:proofErr w:type="spellStart"/>
-      <w:proofErr w:type="gramStart"/>
-      <w:r>
-        <w:rPr>
-          <w:b/>
-          <w:bCs/>
-          <w:sz w:val="36"/>
-          <w:szCs w:val="36"/>
-        </w:rPr>
-        <w:t>SplashScreen</w:t>
-      </w:r>
-      <w:proofErr w:type="spellEnd"/>
-      <w:r>
-        <w:rPr>
-          <w:b/>
-          <w:bCs/>
-          <w:sz w:val="36"/>
-          <w:szCs w:val="36"/>
-        </w:rPr>
-        <w:t>(</w:t>
-      </w:r>
-      <w:proofErr w:type="gramEnd"/>
-      <w:r>
-        <w:rPr>
-          <w:b/>
-          <w:bCs/>
-          <w:sz w:val="36"/>
-          <w:szCs w:val="36"/>
-        </w:rPr>
-        <w:t>);</w:t>
-      </w:r>
-    </w:p>
-    <w:p>
-      <w:pPr>
-        <w:jc w:val="both"/>
-        <w:rPr>
-          <w:sz w:val="36"/>
-          <w:szCs w:val="36"/>
-        </w:rPr>
-      </w:pPr>
-      <w:r>
-        <w:rPr>
-          <w:sz w:val="36"/>
-          <w:szCs w:val="36"/>
-        </w:rPr>
-        <w:t xml:space="preserve"># </w:t>
-      </w:r>
-      <w:r>
-        <w:rPr>
-          <w:sz w:val="36"/>
-          <w:szCs w:val="36"/>
-        </w:rPr>
-        <w:t>Then continues execution and sets:</w:t>
-      </w:r>
-    </w:p>
-    <w:p>
-      <w:pPr>
-        <w:jc w:val="both"/>
-        <w:rPr>
-          <w:b/>
-          <w:bCs/>
-          <w:sz w:val="36"/>
-          <w:szCs w:val="36"/>
-        </w:rPr>
-      </w:pPr>
-      <w:r>
-        <w:rPr>
-          <w:b/>
-          <w:bCs/>
-          <w:sz w:val="36"/>
-          <w:szCs w:val="36"/>
-        </w:rPr>
-        <w:t xml:space="preserve">widget = </w:t>
-      </w:r>
-      <w:proofErr w:type="spellStart"/>
-      <w:proofErr w:type="gramStart"/>
-      <w:r>
-        <w:rPr>
-          <w:b/>
-          <w:bCs/>
-          <w:sz w:val="36"/>
-          <w:szCs w:val="36"/>
-        </w:rPr>
-        <w:t>SignUpScreen</w:t>
-      </w:r>
-      <w:proofErr w:type="spellEnd"/>
-      <w:r>
-        <w:rPr>
-          <w:b/>
-          <w:bCs/>
-          <w:sz w:val="36"/>
-          <w:szCs w:val="36"/>
-        </w:rPr>
-        <w:t>(</w:t>
-      </w:r>
-      <w:proofErr w:type="gramEnd"/>
-      <w:r>
-        <w:rPr>
-          <w:b/>
-          <w:bCs/>
-          <w:sz w:val="36"/>
-          <w:szCs w:val="36"/>
-        </w:rPr>
-        <w:t>);</w:t>
-      </w:r>
-    </w:p>
-    <w:p>
-      <w:pPr>
-        <w:jc w:val="both"/>
-        <w:rPr>
-          <w:sz w:val="36"/>
-          <w:szCs w:val="36"/>
-        </w:rPr>
-      </w:pPr>
-      <w:r>
-        <w:rPr>
-          <w:sz w:val="36"/>
-          <w:szCs w:val="36"/>
-        </w:rPr>
-        <w:t xml:space="preserve"># </w:t>
-      </w:r>
-      <w:r>
-        <w:rPr>
-          <w:sz w:val="36"/>
-          <w:szCs w:val="36"/>
-        </w:rPr>
-        <w:t xml:space="preserve">So </w:t>
-      </w:r>
-      <w:proofErr w:type="spellStart"/>
-      <w:r>
-        <w:rPr>
-          <w:b/>
-          <w:bCs/>
-          <w:sz w:val="36"/>
-          <w:szCs w:val="36"/>
-        </w:rPr>
-        <w:t>SplashScreen</w:t>
-      </w:r>
-      <w:proofErr w:type="spellEnd"/>
-      <w:r>
-        <w:rPr>
-          <w:sz w:val="36"/>
-          <w:szCs w:val="36"/>
-        </w:rPr>
-        <w:t xml:space="preserve"> will NEVER show.</w:t>
-      </w:r>
-      <w:r>
-        <w:rPr>
-          <w:sz w:val="36"/>
-          <w:szCs w:val="36"/>
-        </w:rPr>
-        <w:t xml:space="preserve"> And also use default if new routes are matched throw an exception</w:t>
-      </w:r>
-    </w:p>
-    <w:p>
-      <w:pPr>
-        <w:jc w:val="both"/>
-        <w:rPr>
-          <w:sz w:val="36"/>
-          <w:szCs w:val="36"/>
-        </w:rPr>
-      </w:pPr>
-      <w:r>
-        <w:rPr>
-          <w:sz w:val="36"/>
-          <w:szCs w:val="36"/>
-        </w:rPr>
-        <w:t xml:space="preserve"># In this </w:t>
-      </w:r>
-      <w:r>
-        <w:rPr>
-          <w:b/>
-          <w:bCs/>
-          <w:sz w:val="36"/>
-          <w:szCs w:val="36"/>
-        </w:rPr>
-        <w:t>Routes</w:t>
-      </w:r>
-      <w:r>
-        <w:rPr>
-          <w:sz w:val="36"/>
-          <w:szCs w:val="36"/>
-        </w:rPr>
-        <w:t xml:space="preserve"> class we have a </w:t>
-      </w:r>
-      <w:r>
-        <w:rPr>
-          <w:b/>
-          <w:bCs/>
-          <w:sz w:val="36"/>
-          <w:szCs w:val="36"/>
-        </w:rPr>
-        <w:t xml:space="preserve">static </w:t>
-      </w:r>
-      <w:r>
-        <w:rPr>
-          <w:sz w:val="36"/>
-          <w:szCs w:val="36"/>
-        </w:rPr>
-        <w:t>function or method (</w:t>
-      </w:r>
-      <w:proofErr w:type="spellStart"/>
-      <w:r>
-        <w:rPr>
-          <w:b/>
-          <w:bCs/>
-          <w:sz w:val="36"/>
-          <w:szCs w:val="36"/>
-        </w:rPr>
-        <w:t>onGenerateRoute</w:t>
-      </w:r>
-      <w:proofErr w:type="spellEnd"/>
-      <w:r>
-        <w:rPr>
-          <w:sz w:val="36"/>
-          <w:szCs w:val="36"/>
-        </w:rPr>
-        <w:t>)</w:t>
-      </w:r>
-      <w:r>
-        <w:rPr>
-          <w:sz w:val="36"/>
-          <w:szCs w:val="36"/>
-        </w:rPr>
-        <w:t xml:space="preserve"> that returns a </w:t>
-      </w:r>
-      <w:proofErr w:type="spellStart"/>
-      <w:proofErr w:type="gramStart"/>
-      <w:r>
-        <w:rPr>
-          <w:b/>
-          <w:bCs/>
-          <w:sz w:val="36"/>
-          <w:szCs w:val="36"/>
-        </w:rPr>
-        <w:t>MaterialPageRoute</w:t>
-      </w:r>
-      <w:proofErr w:type="spellEnd"/>
-      <w:r>
-        <w:rPr>
-          <w:b/>
-          <w:bCs/>
-          <w:sz w:val="36"/>
-          <w:szCs w:val="36"/>
-        </w:rPr>
-        <w:t>(</w:t>
-      </w:r>
-      <w:proofErr w:type="gramEnd"/>
-      <w:r>
-        <w:rPr>
-          <w:b/>
-          <w:bCs/>
           <w:sz w:val="36"/>
           <w:szCs w:val="36"/>
         </w:rPr>
@@ -14969,7 +15085,6 @@
           <w:sz w:val="36"/>
           <w:szCs w:val="36"/>
         </w:rPr>
-        <w:lastRenderedPageBreak/>
         <w:t>(along with the widget or screen to build)</w:t>
       </w:r>
       <w:r>
@@ -15516,6 +15631,7 @@
           <w:sz w:val="36"/>
           <w:szCs w:val="36"/>
         </w:rPr>
+        <w:lastRenderedPageBreak/>
         <w:t xml:space="preserve"># </w:t>
       </w:r>
       <w:r>
@@ -15619,7 +15735,6 @@
           <w:sz w:val="36"/>
           <w:szCs w:val="36"/>
         </w:rPr>
-        <w:lastRenderedPageBreak/>
         <w:t>Flutter calls</w:t>
       </w:r>
       <w:r>
@@ -16170,6 +16285,7 @@
           <w:sz w:val="36"/>
           <w:szCs w:val="36"/>
         </w:rPr>
+        <w:lastRenderedPageBreak/>
         <w:t xml:space="preserve"># So </w:t>
       </w:r>
       <w:proofErr w:type="spellStart"/>
@@ -16224,105 +16340,713 @@
           <w:sz w:val="36"/>
           <w:szCs w:val="36"/>
         </w:rPr>
+        <w:t xml:space="preserve"># </w:t>
+      </w:r>
+      <w:r>
+        <w:rPr>
+          <w:b/>
+          <w:bCs/>
+          <w:sz w:val="36"/>
+          <w:szCs w:val="36"/>
+        </w:rPr>
+        <w:t>settings:</w:t>
+      </w:r>
+      <w:r>
+        <w:rPr>
+          <w:sz w:val="36"/>
+          <w:szCs w:val="36"/>
+        </w:rPr>
+        <w:t xml:space="preserve"> (takes </w:t>
+      </w:r>
+      <w:proofErr w:type="spellStart"/>
+      <w:r>
+        <w:rPr>
+          <w:b/>
+          <w:bCs/>
+          <w:sz w:val="36"/>
+          <w:szCs w:val="36"/>
+        </w:rPr>
+        <w:t>RouteSettings</w:t>
+      </w:r>
+      <w:proofErr w:type="spellEnd"/>
+      <w:r>
+        <w:rPr>
+          <w:b/>
+          <w:bCs/>
+          <w:sz w:val="36"/>
+          <w:szCs w:val="36"/>
+        </w:rPr>
+        <w:t>?</w:t>
+      </w:r>
+      <w:r>
+        <w:rPr>
+          <w:sz w:val="36"/>
+          <w:szCs w:val="36"/>
+        </w:rPr>
+        <w:t xml:space="preserve">) we need to pass the </w:t>
+      </w:r>
+      <w:proofErr w:type="spellStart"/>
+      <w:r>
+        <w:rPr>
+          <w:b/>
+          <w:bCs/>
+          <w:sz w:val="36"/>
+          <w:szCs w:val="36"/>
+        </w:rPr>
+        <w:t>RouteSettings</w:t>
+      </w:r>
+      <w:proofErr w:type="spellEnd"/>
+      <w:r>
+        <w:rPr>
+          <w:b/>
+          <w:bCs/>
+          <w:sz w:val="36"/>
+          <w:szCs w:val="36"/>
+        </w:rPr>
+        <w:t xml:space="preserve"> settings</w:t>
+      </w:r>
+      <w:r>
+        <w:rPr>
+          <w:sz w:val="36"/>
+          <w:szCs w:val="36"/>
+        </w:rPr>
+        <w:t xml:space="preserve"> from </w:t>
+      </w:r>
+      <w:proofErr w:type="spellStart"/>
+      <w:r>
+        <w:rPr>
+          <w:b/>
+          <w:bCs/>
+          <w:sz w:val="36"/>
+          <w:szCs w:val="36"/>
+        </w:rPr>
+        <w:t>onGenerateRoute</w:t>
+      </w:r>
+      <w:proofErr w:type="spellEnd"/>
+      <w:r>
+        <w:rPr>
+          <w:b/>
+          <w:bCs/>
+          <w:sz w:val="36"/>
+          <w:szCs w:val="36"/>
+        </w:rPr>
+        <w:t>:</w:t>
+      </w:r>
+      <w:r>
+        <w:rPr>
+          <w:sz w:val="36"/>
+          <w:szCs w:val="36"/>
+        </w:rPr>
+        <w:t xml:space="preserve"> of </w:t>
+      </w:r>
+      <w:proofErr w:type="spellStart"/>
+      <w:proofErr w:type="gramStart"/>
+      <w:r>
+        <w:rPr>
+          <w:b/>
+          <w:bCs/>
+          <w:sz w:val="36"/>
+          <w:szCs w:val="36"/>
+        </w:rPr>
+        <w:t>MaterialApp</w:t>
+      </w:r>
+      <w:proofErr w:type="spellEnd"/>
+      <w:r>
+        <w:rPr>
+          <w:b/>
+          <w:bCs/>
+          <w:sz w:val="36"/>
+          <w:szCs w:val="36"/>
+        </w:rPr>
+        <w:t>(</w:t>
+      </w:r>
+      <w:proofErr w:type="gramEnd"/>
+      <w:r>
+        <w:rPr>
+          <w:b/>
+          <w:bCs/>
+          <w:sz w:val="36"/>
+          <w:szCs w:val="36"/>
+        </w:rPr>
+        <w:t>)</w:t>
+      </w:r>
+      <w:r>
+        <w:rPr>
+          <w:sz w:val="36"/>
+          <w:szCs w:val="36"/>
+        </w:rPr>
+        <w:t xml:space="preserve"> if we want the same </w:t>
+      </w:r>
+      <w:proofErr w:type="spellStart"/>
+      <w:r>
+        <w:rPr>
+          <w:b/>
+          <w:bCs/>
+          <w:sz w:val="36"/>
+          <w:szCs w:val="36"/>
+        </w:rPr>
+        <w:t>RouteSettings</w:t>
+      </w:r>
+      <w:proofErr w:type="spellEnd"/>
+      <w:r>
+        <w:rPr>
+          <w:b/>
+          <w:bCs/>
+          <w:sz w:val="36"/>
+          <w:szCs w:val="36"/>
+        </w:rPr>
+        <w:t xml:space="preserve"> </w:t>
+      </w:r>
+      <w:r>
+        <w:rPr>
+          <w:sz w:val="36"/>
+          <w:szCs w:val="36"/>
+        </w:rPr>
+        <w:t xml:space="preserve">object to be available inside the pushed screen. Using </w:t>
+      </w:r>
+      <w:proofErr w:type="spellStart"/>
+      <w:r>
+        <w:rPr>
+          <w:b/>
+          <w:bCs/>
+          <w:sz w:val="36"/>
+          <w:szCs w:val="36"/>
+        </w:rPr>
+        <w:t>ModalRoute.of</w:t>
+      </w:r>
+      <w:proofErr w:type="spellEnd"/>
+      <w:r>
+        <w:rPr>
+          <w:b/>
+          <w:bCs/>
+          <w:sz w:val="36"/>
+          <w:szCs w:val="36"/>
+        </w:rPr>
+        <w:t>(context)</w:t>
+      </w:r>
+      <w:r>
+        <w:rPr>
+          <w:sz w:val="36"/>
+          <w:szCs w:val="36"/>
+        </w:rPr>
+        <w:t xml:space="preserve">, use this if we want to access the same </w:t>
+      </w:r>
+      <w:proofErr w:type="spellStart"/>
+      <w:r>
+        <w:rPr>
+          <w:b/>
+          <w:bCs/>
+          <w:sz w:val="36"/>
+          <w:szCs w:val="36"/>
+        </w:rPr>
+        <w:t>RouteSettings</w:t>
+      </w:r>
+      <w:proofErr w:type="spellEnd"/>
+      <w:r>
+        <w:rPr>
+          <w:sz w:val="36"/>
+          <w:szCs w:val="36"/>
+        </w:rPr>
+        <w:t xml:space="preserve"> inside the destination screen. And only if we care about</w:t>
+      </w:r>
+      <w:r>
+        <w:rPr>
+          <w:b/>
+          <w:bCs/>
+          <w:sz w:val="36"/>
+          <w:szCs w:val="36"/>
+        </w:rPr>
+        <w:t xml:space="preserve"> arguments:</w:t>
+      </w:r>
+      <w:r>
+        <w:rPr>
+          <w:sz w:val="36"/>
+          <w:szCs w:val="36"/>
+        </w:rPr>
+        <w:t xml:space="preserve"> or route metadata.</w:t>
+      </w:r>
+    </w:p>
+    <w:p>
+      <w:pPr>
+        <w:jc w:val="both"/>
+        <w:rPr>
+          <w:sz w:val="36"/>
+          <w:szCs w:val="36"/>
+        </w:rPr>
+      </w:pPr>
+    </w:p>
+    <w:p>
+      <w:pPr>
+        <w:jc w:val="both"/>
+        <w:rPr>
+          <w:sz w:val="36"/>
+          <w:szCs w:val="36"/>
+        </w:rPr>
+      </w:pPr>
+      <w:r>
+        <w:rPr>
+          <w:sz w:val="36"/>
+          <w:szCs w:val="36"/>
+        </w:rPr>
+        <w:t xml:space="preserve"># </w:t>
+      </w:r>
+      <w:r>
+        <w:rPr>
+          <w:sz w:val="36"/>
+          <w:szCs w:val="36"/>
+        </w:rPr>
+        <w:t>Make sure</w:t>
+      </w:r>
+      <w:r>
+        <w:rPr>
+          <w:sz w:val="36"/>
+          <w:szCs w:val="36"/>
+        </w:rPr>
+        <w:t xml:space="preserve"> to handle the </w:t>
+      </w:r>
+      <w:r>
+        <w:rPr>
+          <w:b/>
+          <w:bCs/>
+          <w:sz w:val="36"/>
+          <w:szCs w:val="36"/>
+        </w:rPr>
+        <w:t>cases</w:t>
+      </w:r>
+      <w:r>
+        <w:rPr>
+          <w:sz w:val="36"/>
+          <w:szCs w:val="36"/>
+        </w:rPr>
+        <w:t xml:space="preserve"> in </w:t>
+      </w:r>
+      <w:r>
+        <w:rPr>
+          <w:b/>
+          <w:bCs/>
+          <w:sz w:val="36"/>
+          <w:szCs w:val="36"/>
+        </w:rPr>
+        <w:t>switch</w:t>
+      </w:r>
+      <w:r>
+        <w:rPr>
+          <w:sz w:val="36"/>
+          <w:szCs w:val="36"/>
+        </w:rPr>
+        <w:t xml:space="preserve"> in </w:t>
+      </w:r>
+      <w:r>
+        <w:rPr>
+          <w:b/>
+          <w:bCs/>
+          <w:sz w:val="36"/>
+          <w:szCs w:val="36"/>
+        </w:rPr>
+        <w:t>Routes</w:t>
+      </w:r>
+      <w:r>
+        <w:rPr>
+          <w:sz w:val="36"/>
+          <w:szCs w:val="36"/>
+        </w:rPr>
+        <w:t xml:space="preserve"> for each widget or screens </w:t>
+      </w:r>
+      <w:r>
+        <w:rPr>
+          <w:sz w:val="36"/>
+          <w:szCs w:val="36"/>
+        </w:rPr>
+        <w:t xml:space="preserve">named route otherwise even if we do </w:t>
+      </w:r>
+      <w:proofErr w:type="spellStart"/>
+      <w:r>
+        <w:rPr>
+          <w:b/>
+          <w:bCs/>
+          <w:sz w:val="36"/>
+          <w:szCs w:val="36"/>
+        </w:rPr>
+        <w:t>Navigation.push</w:t>
+      </w:r>
+      <w:proofErr w:type="spellEnd"/>
+      <w:r>
+        <w:rPr>
+          <w:b/>
+          <w:bCs/>
+          <w:sz w:val="36"/>
+          <w:szCs w:val="36"/>
+        </w:rPr>
+        <w:t>()</w:t>
+      </w:r>
+      <w:r>
+        <w:rPr>
+          <w:sz w:val="36"/>
+          <w:szCs w:val="36"/>
+        </w:rPr>
+        <w:t xml:space="preserve"> next screen or widget won’t be </w:t>
+      </w:r>
+      <w:r>
+        <w:rPr>
+          <w:sz w:val="36"/>
+          <w:szCs w:val="36"/>
+        </w:rPr>
+        <w:t>built or shown</w:t>
+      </w:r>
+    </w:p>
+    <w:p>
+      <w:pPr>
+        <w:jc w:val="both"/>
+        <w:rPr>
+          <w:b/>
+          <w:bCs/>
+          <w:color w:val="D86DCB" w:themeColor="accent5" w:themeTint="99"/>
+          <w:sz w:val="36"/>
+          <w:szCs w:val="36"/>
+        </w:rPr>
+      </w:pPr>
+      <w:r>
+        <w:rPr>
+          <w:b/>
+          <w:bCs/>
+          <w:color w:val="D86DCB" w:themeColor="accent5" w:themeTint="99"/>
+          <w:sz w:val="36"/>
+          <w:szCs w:val="36"/>
+        </w:rPr>
+        <w:t>class Routes {</w:t>
+      </w:r>
+    </w:p>
+    <w:p>
+      <w:pPr>
+        <w:jc w:val="both"/>
+        <w:rPr>
+          <w:b/>
+          <w:bCs/>
+          <w:color w:val="D86DCB" w:themeColor="accent5" w:themeTint="99"/>
+          <w:sz w:val="36"/>
+          <w:szCs w:val="36"/>
+        </w:rPr>
+      </w:pPr>
+      <w:r>
+        <w:rPr>
+          <w:b/>
+          <w:bCs/>
+          <w:color w:val="D86DCB" w:themeColor="accent5" w:themeTint="99"/>
+          <w:sz w:val="36"/>
+          <w:szCs w:val="36"/>
+        </w:rPr>
+        <w:t xml:space="preserve">  static Route&lt;dynamic&gt; </w:t>
+      </w:r>
+      <w:proofErr w:type="spellStart"/>
+      <w:r>
+        <w:rPr>
+          <w:b/>
+          <w:bCs/>
+          <w:color w:val="D86DCB" w:themeColor="accent5" w:themeTint="99"/>
+          <w:sz w:val="36"/>
+          <w:szCs w:val="36"/>
+        </w:rPr>
+        <w:t>onGenerateRoute</w:t>
+      </w:r>
+      <w:proofErr w:type="spellEnd"/>
+      <w:r>
+        <w:rPr>
+          <w:b/>
+          <w:bCs/>
+          <w:color w:val="D86DCB" w:themeColor="accent5" w:themeTint="99"/>
+          <w:sz w:val="36"/>
+          <w:szCs w:val="36"/>
+        </w:rPr>
+        <w:t xml:space="preserve"> (</w:t>
+      </w:r>
+      <w:proofErr w:type="spellStart"/>
+      <w:r>
+        <w:rPr>
+          <w:b/>
+          <w:bCs/>
+          <w:color w:val="D86DCB" w:themeColor="accent5" w:themeTint="99"/>
+          <w:sz w:val="36"/>
+          <w:szCs w:val="36"/>
+        </w:rPr>
+        <w:t>RouteSettings</w:t>
+      </w:r>
+      <w:proofErr w:type="spellEnd"/>
+      <w:r>
+        <w:rPr>
+          <w:b/>
+          <w:bCs/>
+          <w:color w:val="D86DCB" w:themeColor="accent5" w:themeTint="99"/>
+          <w:sz w:val="36"/>
+          <w:szCs w:val="36"/>
+        </w:rPr>
+        <w:t xml:space="preserve"> settings) {</w:t>
+      </w:r>
+    </w:p>
+    <w:p>
+      <w:pPr>
+        <w:jc w:val="both"/>
+        <w:rPr>
+          <w:b/>
+          <w:bCs/>
+          <w:color w:val="D86DCB" w:themeColor="accent5" w:themeTint="99"/>
+          <w:sz w:val="36"/>
+          <w:szCs w:val="36"/>
+        </w:rPr>
+      </w:pPr>
+      <w:r>
+        <w:rPr>
+          <w:b/>
+          <w:bCs/>
+          <w:color w:val="D86DCB" w:themeColor="accent5" w:themeTint="99"/>
+          <w:sz w:val="36"/>
+          <w:szCs w:val="36"/>
+        </w:rPr>
+        <w:t xml:space="preserve">    late Widget </w:t>
+      </w:r>
+      <w:proofErr w:type="spellStart"/>
+      <w:r>
+        <w:rPr>
+          <w:b/>
+          <w:bCs/>
+          <w:color w:val="D86DCB" w:themeColor="accent5" w:themeTint="99"/>
+          <w:sz w:val="36"/>
+          <w:szCs w:val="36"/>
+        </w:rPr>
+        <w:t>widget</w:t>
+      </w:r>
+      <w:proofErr w:type="spellEnd"/>
+      <w:r>
+        <w:rPr>
+          <w:b/>
+          <w:bCs/>
+          <w:color w:val="D86DCB" w:themeColor="accent5" w:themeTint="99"/>
+          <w:sz w:val="36"/>
+          <w:szCs w:val="36"/>
+        </w:rPr>
+        <w:t>;</w:t>
+      </w:r>
+    </w:p>
+    <w:p>
+      <w:pPr>
+        <w:jc w:val="both"/>
+        <w:rPr>
+          <w:b/>
+          <w:bCs/>
+          <w:color w:val="D86DCB" w:themeColor="accent5" w:themeTint="99"/>
+          <w:sz w:val="36"/>
+          <w:szCs w:val="36"/>
+        </w:rPr>
+      </w:pPr>
+      <w:r>
+        <w:rPr>
+          <w:b/>
+          <w:bCs/>
+          <w:color w:val="D86DCB" w:themeColor="accent5" w:themeTint="99"/>
+          <w:sz w:val="36"/>
+          <w:szCs w:val="36"/>
+        </w:rPr>
+        <w:t xml:space="preserve">    switch(</w:t>
+      </w:r>
+      <w:proofErr w:type="gramStart"/>
+      <w:r>
+        <w:rPr>
+          <w:b/>
+          <w:bCs/>
+          <w:color w:val="D86DCB" w:themeColor="accent5" w:themeTint="99"/>
+          <w:sz w:val="36"/>
+          <w:szCs w:val="36"/>
+        </w:rPr>
+        <w:t>settings.name){</w:t>
+      </w:r>
+      <w:proofErr w:type="gramEnd"/>
+    </w:p>
+    <w:p>
+      <w:pPr>
+        <w:jc w:val="both"/>
+        <w:rPr>
+          <w:b/>
+          <w:bCs/>
+          <w:color w:val="D86DCB" w:themeColor="accent5" w:themeTint="99"/>
+          <w:sz w:val="36"/>
+          <w:szCs w:val="36"/>
+        </w:rPr>
+      </w:pPr>
+      <w:r>
+        <w:rPr>
+          <w:b/>
+          <w:bCs/>
+          <w:color w:val="D86DCB" w:themeColor="accent5" w:themeTint="99"/>
+          <w:sz w:val="36"/>
+          <w:szCs w:val="36"/>
+        </w:rPr>
+        <w:t xml:space="preserve">      case </w:t>
+      </w:r>
+      <w:proofErr w:type="spellStart"/>
+      <w:r>
+        <w:rPr>
+          <w:b/>
+          <w:bCs/>
+          <w:color w:val="D86DCB" w:themeColor="accent5" w:themeTint="99"/>
+          <w:sz w:val="36"/>
+          <w:szCs w:val="36"/>
+        </w:rPr>
+        <w:t>SplashScreen.routeName</w:t>
+      </w:r>
+      <w:proofErr w:type="spellEnd"/>
+      <w:r>
+        <w:rPr>
+          <w:b/>
+          <w:bCs/>
+          <w:color w:val="D86DCB" w:themeColor="accent5" w:themeTint="99"/>
+          <w:sz w:val="36"/>
+          <w:szCs w:val="36"/>
+        </w:rPr>
+        <w:t>:</w:t>
+      </w:r>
+    </w:p>
+    <w:p>
+      <w:pPr>
+        <w:jc w:val="both"/>
+        <w:rPr>
+          <w:b/>
+          <w:bCs/>
+          <w:color w:val="D86DCB" w:themeColor="accent5" w:themeTint="99"/>
+          <w:sz w:val="36"/>
+          <w:szCs w:val="36"/>
+        </w:rPr>
+      </w:pPr>
+      <w:r>
+        <w:rPr>
+          <w:b/>
+          <w:bCs/>
+          <w:color w:val="D86DCB" w:themeColor="accent5" w:themeTint="99"/>
+          <w:sz w:val="36"/>
+          <w:szCs w:val="36"/>
+        </w:rPr>
+        <w:t xml:space="preserve">        widget = </w:t>
+      </w:r>
+      <w:proofErr w:type="spellStart"/>
+      <w:proofErr w:type="gramStart"/>
+      <w:r>
+        <w:rPr>
+          <w:b/>
+          <w:bCs/>
+          <w:color w:val="D86DCB" w:themeColor="accent5" w:themeTint="99"/>
+          <w:sz w:val="36"/>
+          <w:szCs w:val="36"/>
+        </w:rPr>
+        <w:t>SplashScreen</w:t>
+      </w:r>
+      <w:proofErr w:type="spellEnd"/>
+      <w:r>
+        <w:rPr>
+          <w:b/>
+          <w:bCs/>
+          <w:color w:val="D86DCB" w:themeColor="accent5" w:themeTint="99"/>
+          <w:sz w:val="36"/>
+          <w:szCs w:val="36"/>
+        </w:rPr>
+        <w:t>(</w:t>
+      </w:r>
+      <w:proofErr w:type="gramEnd"/>
+      <w:r>
+        <w:rPr>
+          <w:b/>
+          <w:bCs/>
+          <w:color w:val="D86DCB" w:themeColor="accent5" w:themeTint="99"/>
+          <w:sz w:val="36"/>
+          <w:szCs w:val="36"/>
+        </w:rPr>
+        <w:t>);</w:t>
+      </w:r>
+    </w:p>
+    <w:p>
+      <w:pPr>
+        <w:jc w:val="both"/>
+        <w:rPr>
+          <w:b/>
+          <w:bCs/>
+          <w:color w:val="D86DCB" w:themeColor="accent5" w:themeTint="99"/>
+          <w:sz w:val="36"/>
+          <w:szCs w:val="36"/>
+        </w:rPr>
+      </w:pPr>
+      <w:r>
+        <w:rPr>
+          <w:b/>
+          <w:bCs/>
+          <w:color w:val="D86DCB" w:themeColor="accent5" w:themeTint="99"/>
+          <w:sz w:val="36"/>
+          <w:szCs w:val="36"/>
+        </w:rPr>
+        <w:t xml:space="preserve">        break;</w:t>
+      </w:r>
+    </w:p>
+    <w:p>
+      <w:pPr>
+        <w:jc w:val="both"/>
+        <w:rPr>
+          <w:b/>
+          <w:bCs/>
+          <w:color w:val="D86DCB" w:themeColor="accent5" w:themeTint="99"/>
+          <w:sz w:val="36"/>
+          <w:szCs w:val="36"/>
+        </w:rPr>
+      </w:pPr>
+      <w:r>
+        <w:rPr>
+          <w:b/>
+          <w:bCs/>
+          <w:color w:val="D86DCB" w:themeColor="accent5" w:themeTint="99"/>
+          <w:sz w:val="36"/>
+          <w:szCs w:val="36"/>
+        </w:rPr>
+        <w:t xml:space="preserve">      case </w:t>
+      </w:r>
+      <w:proofErr w:type="spellStart"/>
+      <w:r>
+        <w:rPr>
+          <w:b/>
+          <w:bCs/>
+          <w:color w:val="D86DCB" w:themeColor="accent5" w:themeTint="99"/>
+          <w:sz w:val="36"/>
+          <w:szCs w:val="36"/>
+        </w:rPr>
+        <w:t>SignUpScreen.routeName</w:t>
+      </w:r>
+      <w:proofErr w:type="spellEnd"/>
+      <w:r>
+        <w:rPr>
+          <w:b/>
+          <w:bCs/>
+          <w:color w:val="D86DCB" w:themeColor="accent5" w:themeTint="99"/>
+          <w:sz w:val="36"/>
+          <w:szCs w:val="36"/>
+        </w:rPr>
+        <w:t>:</w:t>
+      </w:r>
+    </w:p>
+    <w:p>
+      <w:pPr>
+        <w:jc w:val="both"/>
+        <w:rPr>
+          <w:b/>
+          <w:bCs/>
+          <w:color w:val="D86DCB" w:themeColor="accent5" w:themeTint="99"/>
+          <w:sz w:val="36"/>
+          <w:szCs w:val="36"/>
+        </w:rPr>
+      </w:pPr>
+      <w:r>
+        <w:rPr>
+          <w:b/>
+          <w:bCs/>
+          <w:color w:val="D86DCB" w:themeColor="accent5" w:themeTint="99"/>
+          <w:sz w:val="36"/>
+          <w:szCs w:val="36"/>
+        </w:rPr>
         <w:lastRenderedPageBreak/>
-        <w:t xml:space="preserve"># </w:t>
-      </w:r>
-      <w:r>
-        <w:rPr>
-          <w:b/>
-          <w:bCs/>
-          <w:sz w:val="36"/>
-          <w:szCs w:val="36"/>
-        </w:rPr>
-        <w:t>settings:</w:t>
-      </w:r>
-      <w:r>
-        <w:rPr>
-          <w:sz w:val="36"/>
-          <w:szCs w:val="36"/>
-        </w:rPr>
-        <w:t xml:space="preserve"> (takes </w:t>
-      </w:r>
-      <w:proofErr w:type="spellStart"/>
-      <w:r>
-        <w:rPr>
-          <w:b/>
-          <w:bCs/>
-          <w:sz w:val="36"/>
-          <w:szCs w:val="36"/>
-        </w:rPr>
-        <w:t>RouteSettings</w:t>
-      </w:r>
-      <w:proofErr w:type="spellEnd"/>
-      <w:r>
-        <w:rPr>
-          <w:b/>
-          <w:bCs/>
-          <w:sz w:val="36"/>
-          <w:szCs w:val="36"/>
-        </w:rPr>
-        <w:t>?</w:t>
-      </w:r>
-      <w:r>
-        <w:rPr>
-          <w:sz w:val="36"/>
-          <w:szCs w:val="36"/>
-        </w:rPr>
-        <w:t xml:space="preserve">) we need to pass the </w:t>
-      </w:r>
-      <w:proofErr w:type="spellStart"/>
-      <w:r>
-        <w:rPr>
-          <w:b/>
-          <w:bCs/>
-          <w:sz w:val="36"/>
-          <w:szCs w:val="36"/>
-        </w:rPr>
-        <w:t>RouteSettings</w:t>
-      </w:r>
-      <w:proofErr w:type="spellEnd"/>
-      <w:r>
-        <w:rPr>
-          <w:b/>
-          <w:bCs/>
-          <w:sz w:val="36"/>
-          <w:szCs w:val="36"/>
-        </w:rPr>
-        <w:t xml:space="preserve"> settings</w:t>
-      </w:r>
-      <w:r>
-        <w:rPr>
-          <w:sz w:val="36"/>
-          <w:szCs w:val="36"/>
-        </w:rPr>
-        <w:t xml:space="preserve"> from </w:t>
-      </w:r>
-      <w:proofErr w:type="spellStart"/>
-      <w:r>
-        <w:rPr>
-          <w:b/>
-          <w:bCs/>
-          <w:sz w:val="36"/>
-          <w:szCs w:val="36"/>
-        </w:rPr>
-        <w:t>onGenerateRoute</w:t>
-      </w:r>
-      <w:proofErr w:type="spellEnd"/>
-      <w:r>
-        <w:rPr>
-          <w:b/>
-          <w:bCs/>
-          <w:sz w:val="36"/>
-          <w:szCs w:val="36"/>
-        </w:rPr>
-        <w:t>:</w:t>
-      </w:r>
-      <w:r>
-        <w:rPr>
-          <w:sz w:val="36"/>
-          <w:szCs w:val="36"/>
-        </w:rPr>
-        <w:t xml:space="preserve"> of </w:t>
+        <w:t xml:space="preserve">        widget = </w:t>
       </w:r>
       <w:proofErr w:type="spellStart"/>
       <w:proofErr w:type="gramStart"/>
@@ -16330,16 +17054,18 @@
         <w:rPr>
           <w:b/>
           <w:bCs/>
-          <w:sz w:val="36"/>
-          <w:szCs w:val="36"/>
-        </w:rPr>
-        <w:t>MaterialApp</w:t>
-      </w:r>
-      <w:proofErr w:type="spellEnd"/>
-      <w:r>
-        <w:rPr>
-          <w:b/>
-          <w:bCs/>
+          <w:color w:val="D86DCB" w:themeColor="accent5" w:themeTint="99"/>
+          <w:sz w:val="36"/>
+          <w:szCs w:val="36"/>
+        </w:rPr>
+        <w:t>SignUpScreen</w:t>
+      </w:r>
+      <w:proofErr w:type="spellEnd"/>
+      <w:r>
+        <w:rPr>
+          <w:b/>
+          <w:bCs/>
+          <w:color w:val="D86DCB" w:themeColor="accent5" w:themeTint="99"/>
           <w:sz w:val="36"/>
           <w:szCs w:val="36"/>
         </w:rPr>
@@ -16350,494 +17076,6 @@
         <w:rPr>
           <w:b/>
           <w:bCs/>
-          <w:sz w:val="36"/>
-          <w:szCs w:val="36"/>
-        </w:rPr>
-        <w:t>)</w:t>
-      </w:r>
-      <w:r>
-        <w:rPr>
-          <w:sz w:val="36"/>
-          <w:szCs w:val="36"/>
-        </w:rPr>
-        <w:t xml:space="preserve"> if we want the same </w:t>
-      </w:r>
-      <w:proofErr w:type="spellStart"/>
-      <w:r>
-        <w:rPr>
-          <w:b/>
-          <w:bCs/>
-          <w:sz w:val="36"/>
-          <w:szCs w:val="36"/>
-        </w:rPr>
-        <w:t>RouteSettings</w:t>
-      </w:r>
-      <w:proofErr w:type="spellEnd"/>
-      <w:r>
-        <w:rPr>
-          <w:b/>
-          <w:bCs/>
-          <w:sz w:val="36"/>
-          <w:szCs w:val="36"/>
-        </w:rPr>
-        <w:t xml:space="preserve"> </w:t>
-      </w:r>
-      <w:r>
-        <w:rPr>
-          <w:sz w:val="36"/>
-          <w:szCs w:val="36"/>
-        </w:rPr>
-        <w:t xml:space="preserve">object to be available inside the pushed screen. Using </w:t>
-      </w:r>
-      <w:proofErr w:type="spellStart"/>
-      <w:r>
-        <w:rPr>
-          <w:b/>
-          <w:bCs/>
-          <w:sz w:val="36"/>
-          <w:szCs w:val="36"/>
-        </w:rPr>
-        <w:t>ModalRoute.of</w:t>
-      </w:r>
-      <w:proofErr w:type="spellEnd"/>
-      <w:r>
-        <w:rPr>
-          <w:b/>
-          <w:bCs/>
-          <w:sz w:val="36"/>
-          <w:szCs w:val="36"/>
-        </w:rPr>
-        <w:t>(context)</w:t>
-      </w:r>
-      <w:r>
-        <w:rPr>
-          <w:sz w:val="36"/>
-          <w:szCs w:val="36"/>
-        </w:rPr>
-        <w:t xml:space="preserve">, use this if we want to access the same </w:t>
-      </w:r>
-      <w:proofErr w:type="spellStart"/>
-      <w:r>
-        <w:rPr>
-          <w:b/>
-          <w:bCs/>
-          <w:sz w:val="36"/>
-          <w:szCs w:val="36"/>
-        </w:rPr>
-        <w:t>RouteSettings</w:t>
-      </w:r>
-      <w:proofErr w:type="spellEnd"/>
-      <w:r>
-        <w:rPr>
-          <w:sz w:val="36"/>
-          <w:szCs w:val="36"/>
-        </w:rPr>
-        <w:t xml:space="preserve"> inside the destination screen. And only if we care about</w:t>
-      </w:r>
-      <w:r>
-        <w:rPr>
-          <w:b/>
-          <w:bCs/>
-          <w:sz w:val="36"/>
-          <w:szCs w:val="36"/>
-        </w:rPr>
-        <w:t xml:space="preserve"> arguments:</w:t>
-      </w:r>
-      <w:r>
-        <w:rPr>
-          <w:sz w:val="36"/>
-          <w:szCs w:val="36"/>
-        </w:rPr>
-        <w:t xml:space="preserve"> or route metadata.</w:t>
-      </w:r>
-    </w:p>
-    <w:p>
-      <w:pPr>
-        <w:jc w:val="both"/>
-        <w:rPr>
-          <w:sz w:val="36"/>
-          <w:szCs w:val="36"/>
-        </w:rPr>
-      </w:pPr>
-    </w:p>
-    <w:p>
-      <w:pPr>
-        <w:jc w:val="both"/>
-        <w:rPr>
-          <w:sz w:val="36"/>
-          <w:szCs w:val="36"/>
-        </w:rPr>
-      </w:pPr>
-      <w:r>
-        <w:rPr>
-          <w:sz w:val="36"/>
-          <w:szCs w:val="36"/>
-        </w:rPr>
-        <w:t xml:space="preserve"># </w:t>
-      </w:r>
-      <w:r>
-        <w:rPr>
-          <w:sz w:val="36"/>
-          <w:szCs w:val="36"/>
-        </w:rPr>
-        <w:t>Make sure</w:t>
-      </w:r>
-      <w:r>
-        <w:rPr>
-          <w:sz w:val="36"/>
-          <w:szCs w:val="36"/>
-        </w:rPr>
-        <w:t xml:space="preserve"> to handle the </w:t>
-      </w:r>
-      <w:r>
-        <w:rPr>
-          <w:b/>
-          <w:bCs/>
-          <w:sz w:val="36"/>
-          <w:szCs w:val="36"/>
-        </w:rPr>
-        <w:t>cases</w:t>
-      </w:r>
-      <w:r>
-        <w:rPr>
-          <w:sz w:val="36"/>
-          <w:szCs w:val="36"/>
-        </w:rPr>
-        <w:t xml:space="preserve"> in </w:t>
-      </w:r>
-      <w:r>
-        <w:rPr>
-          <w:b/>
-          <w:bCs/>
-          <w:sz w:val="36"/>
-          <w:szCs w:val="36"/>
-        </w:rPr>
-        <w:t>switch</w:t>
-      </w:r>
-      <w:r>
-        <w:rPr>
-          <w:sz w:val="36"/>
-          <w:szCs w:val="36"/>
-        </w:rPr>
-        <w:t xml:space="preserve"> in </w:t>
-      </w:r>
-      <w:r>
-        <w:rPr>
-          <w:b/>
-          <w:bCs/>
-          <w:sz w:val="36"/>
-          <w:szCs w:val="36"/>
-        </w:rPr>
-        <w:t>Routes</w:t>
-      </w:r>
-      <w:r>
-        <w:rPr>
-          <w:sz w:val="36"/>
-          <w:szCs w:val="36"/>
-        </w:rPr>
-        <w:t xml:space="preserve"> for each widget or screens </w:t>
-      </w:r>
-      <w:r>
-        <w:rPr>
-          <w:sz w:val="36"/>
-          <w:szCs w:val="36"/>
-        </w:rPr>
-        <w:t xml:space="preserve">named route otherwise even if we do </w:t>
-      </w:r>
-      <w:proofErr w:type="spellStart"/>
-      <w:r>
-        <w:rPr>
-          <w:b/>
-          <w:bCs/>
-          <w:sz w:val="36"/>
-          <w:szCs w:val="36"/>
-        </w:rPr>
-        <w:t>Navigation.push</w:t>
-      </w:r>
-      <w:proofErr w:type="spellEnd"/>
-      <w:r>
-        <w:rPr>
-          <w:b/>
-          <w:bCs/>
-          <w:sz w:val="36"/>
-          <w:szCs w:val="36"/>
-        </w:rPr>
-        <w:t>()</w:t>
-      </w:r>
-      <w:r>
-        <w:rPr>
-          <w:sz w:val="36"/>
-          <w:szCs w:val="36"/>
-        </w:rPr>
-        <w:t xml:space="preserve"> next screen or widget won’t be </w:t>
-      </w:r>
-      <w:r>
-        <w:rPr>
-          <w:sz w:val="36"/>
-          <w:szCs w:val="36"/>
-        </w:rPr>
-        <w:t>built or shown</w:t>
-      </w:r>
-    </w:p>
-    <w:p>
-      <w:pPr>
-        <w:jc w:val="both"/>
-        <w:rPr>
-          <w:b/>
-          <w:bCs/>
-          <w:color w:val="D86DCB" w:themeColor="accent5" w:themeTint="99"/>
-          <w:sz w:val="36"/>
-          <w:szCs w:val="36"/>
-        </w:rPr>
-      </w:pPr>
-      <w:r>
-        <w:rPr>
-          <w:b/>
-          <w:bCs/>
-          <w:color w:val="D86DCB" w:themeColor="accent5" w:themeTint="99"/>
-          <w:sz w:val="36"/>
-          <w:szCs w:val="36"/>
-        </w:rPr>
-        <w:t>class Routes {</w:t>
-      </w:r>
-    </w:p>
-    <w:p>
-      <w:pPr>
-        <w:jc w:val="both"/>
-        <w:rPr>
-          <w:b/>
-          <w:bCs/>
-          <w:color w:val="D86DCB" w:themeColor="accent5" w:themeTint="99"/>
-          <w:sz w:val="36"/>
-          <w:szCs w:val="36"/>
-        </w:rPr>
-      </w:pPr>
-      <w:r>
-        <w:rPr>
-          <w:b/>
-          <w:bCs/>
-          <w:color w:val="D86DCB" w:themeColor="accent5" w:themeTint="99"/>
-          <w:sz w:val="36"/>
-          <w:szCs w:val="36"/>
-        </w:rPr>
-        <w:t xml:space="preserve">  static Route&lt;dynamic&gt; </w:t>
-      </w:r>
-      <w:proofErr w:type="spellStart"/>
-      <w:r>
-        <w:rPr>
-          <w:b/>
-          <w:bCs/>
-          <w:color w:val="D86DCB" w:themeColor="accent5" w:themeTint="99"/>
-          <w:sz w:val="36"/>
-          <w:szCs w:val="36"/>
-        </w:rPr>
-        <w:t>onGenerateRoute</w:t>
-      </w:r>
-      <w:proofErr w:type="spellEnd"/>
-      <w:r>
-        <w:rPr>
-          <w:b/>
-          <w:bCs/>
-          <w:color w:val="D86DCB" w:themeColor="accent5" w:themeTint="99"/>
-          <w:sz w:val="36"/>
-          <w:szCs w:val="36"/>
-        </w:rPr>
-        <w:t xml:space="preserve"> (</w:t>
-      </w:r>
-      <w:proofErr w:type="spellStart"/>
-      <w:r>
-        <w:rPr>
-          <w:b/>
-          <w:bCs/>
-          <w:color w:val="D86DCB" w:themeColor="accent5" w:themeTint="99"/>
-          <w:sz w:val="36"/>
-          <w:szCs w:val="36"/>
-        </w:rPr>
-        <w:t>RouteSettings</w:t>
-      </w:r>
-      <w:proofErr w:type="spellEnd"/>
-      <w:r>
-        <w:rPr>
-          <w:b/>
-          <w:bCs/>
-          <w:color w:val="D86DCB" w:themeColor="accent5" w:themeTint="99"/>
-          <w:sz w:val="36"/>
-          <w:szCs w:val="36"/>
-        </w:rPr>
-        <w:t xml:space="preserve"> settings) {</w:t>
-      </w:r>
-    </w:p>
-    <w:p>
-      <w:pPr>
-        <w:jc w:val="both"/>
-        <w:rPr>
-          <w:b/>
-          <w:bCs/>
-          <w:color w:val="D86DCB" w:themeColor="accent5" w:themeTint="99"/>
-          <w:sz w:val="36"/>
-          <w:szCs w:val="36"/>
-        </w:rPr>
-      </w:pPr>
-      <w:r>
-        <w:rPr>
-          <w:b/>
-          <w:bCs/>
-          <w:color w:val="D86DCB" w:themeColor="accent5" w:themeTint="99"/>
-          <w:sz w:val="36"/>
-          <w:szCs w:val="36"/>
-        </w:rPr>
-        <w:t xml:space="preserve">    late Widget </w:t>
-      </w:r>
-      <w:proofErr w:type="spellStart"/>
-      <w:r>
-        <w:rPr>
-          <w:b/>
-          <w:bCs/>
-          <w:color w:val="D86DCB" w:themeColor="accent5" w:themeTint="99"/>
-          <w:sz w:val="36"/>
-          <w:szCs w:val="36"/>
-        </w:rPr>
-        <w:t>widget</w:t>
-      </w:r>
-      <w:proofErr w:type="spellEnd"/>
-      <w:r>
-        <w:rPr>
-          <w:b/>
-          <w:bCs/>
-          <w:color w:val="D86DCB" w:themeColor="accent5" w:themeTint="99"/>
-          <w:sz w:val="36"/>
-          <w:szCs w:val="36"/>
-        </w:rPr>
-        <w:t>;</w:t>
-      </w:r>
-    </w:p>
-    <w:p>
-      <w:pPr>
-        <w:jc w:val="both"/>
-        <w:rPr>
-          <w:b/>
-          <w:bCs/>
-          <w:color w:val="D86DCB" w:themeColor="accent5" w:themeTint="99"/>
-          <w:sz w:val="36"/>
-          <w:szCs w:val="36"/>
-        </w:rPr>
-      </w:pPr>
-      <w:r>
-        <w:rPr>
-          <w:b/>
-          <w:bCs/>
-          <w:color w:val="D86DCB" w:themeColor="accent5" w:themeTint="99"/>
-          <w:sz w:val="36"/>
-          <w:szCs w:val="36"/>
-        </w:rPr>
-        <w:t xml:space="preserve">    switch(</w:t>
-      </w:r>
-      <w:proofErr w:type="gramStart"/>
-      <w:r>
-        <w:rPr>
-          <w:b/>
-          <w:bCs/>
-          <w:color w:val="D86DCB" w:themeColor="accent5" w:themeTint="99"/>
-          <w:sz w:val="36"/>
-          <w:szCs w:val="36"/>
-        </w:rPr>
-        <w:t>settings.name){</w:t>
-      </w:r>
-      <w:proofErr w:type="gramEnd"/>
-    </w:p>
-    <w:p>
-      <w:pPr>
-        <w:jc w:val="both"/>
-        <w:rPr>
-          <w:b/>
-          <w:bCs/>
-          <w:color w:val="D86DCB" w:themeColor="accent5" w:themeTint="99"/>
-          <w:sz w:val="36"/>
-          <w:szCs w:val="36"/>
-        </w:rPr>
-      </w:pPr>
-      <w:r>
-        <w:rPr>
-          <w:b/>
-          <w:bCs/>
-          <w:color w:val="D86DCB" w:themeColor="accent5" w:themeTint="99"/>
-          <w:sz w:val="36"/>
-          <w:szCs w:val="36"/>
-        </w:rPr>
-        <w:t xml:space="preserve">      case </w:t>
-      </w:r>
-      <w:proofErr w:type="spellStart"/>
-      <w:r>
-        <w:rPr>
-          <w:b/>
-          <w:bCs/>
-          <w:color w:val="D86DCB" w:themeColor="accent5" w:themeTint="99"/>
-          <w:sz w:val="36"/>
-          <w:szCs w:val="36"/>
-        </w:rPr>
-        <w:t>SplashScreen.routeName</w:t>
-      </w:r>
-      <w:proofErr w:type="spellEnd"/>
-      <w:r>
-        <w:rPr>
-          <w:b/>
-          <w:bCs/>
-          <w:color w:val="D86DCB" w:themeColor="accent5" w:themeTint="99"/>
-          <w:sz w:val="36"/>
-          <w:szCs w:val="36"/>
-        </w:rPr>
-        <w:t>:</w:t>
-      </w:r>
-    </w:p>
-    <w:p>
-      <w:pPr>
-        <w:jc w:val="both"/>
-        <w:rPr>
-          <w:b/>
-          <w:bCs/>
-          <w:color w:val="D86DCB" w:themeColor="accent5" w:themeTint="99"/>
-          <w:sz w:val="36"/>
-          <w:szCs w:val="36"/>
-        </w:rPr>
-      </w:pPr>
-      <w:r>
-        <w:rPr>
-          <w:b/>
-          <w:bCs/>
-          <w:color w:val="D86DCB" w:themeColor="accent5" w:themeTint="99"/>
-          <w:sz w:val="36"/>
-          <w:szCs w:val="36"/>
-        </w:rPr>
-        <w:t xml:space="preserve">        widget = </w:t>
-      </w:r>
-      <w:proofErr w:type="spellStart"/>
-      <w:proofErr w:type="gramStart"/>
-      <w:r>
-        <w:rPr>
-          <w:b/>
-          <w:bCs/>
-          <w:color w:val="D86DCB" w:themeColor="accent5" w:themeTint="99"/>
-          <w:sz w:val="36"/>
-          <w:szCs w:val="36"/>
-        </w:rPr>
-        <w:t>SplashScreen</w:t>
-      </w:r>
-      <w:proofErr w:type="spellEnd"/>
-      <w:r>
-        <w:rPr>
-          <w:b/>
-          <w:bCs/>
-          <w:color w:val="D86DCB" w:themeColor="accent5" w:themeTint="99"/>
-          <w:sz w:val="36"/>
-          <w:szCs w:val="36"/>
-        </w:rPr>
-        <w:t>(</w:t>
-      </w:r>
-      <w:proofErr w:type="gramEnd"/>
-      <w:r>
-        <w:rPr>
-          <w:b/>
-          <w:bCs/>
           <w:color w:val="D86DCB" w:themeColor="accent5" w:themeTint="99"/>
           <w:sz w:val="36"/>
           <w:szCs w:val="36"/>
@@ -16886,129 +17124,6 @@
           <w:sz w:val="36"/>
           <w:szCs w:val="36"/>
         </w:rPr>
-        <w:t xml:space="preserve">      case </w:t>
-      </w:r>
-      <w:proofErr w:type="spellStart"/>
-      <w:r>
-        <w:rPr>
-          <w:b/>
-          <w:bCs/>
-          <w:color w:val="D86DCB" w:themeColor="accent5" w:themeTint="99"/>
-          <w:sz w:val="36"/>
-          <w:szCs w:val="36"/>
-        </w:rPr>
-        <w:t>SignUpScreen.routeName</w:t>
-      </w:r>
-      <w:proofErr w:type="spellEnd"/>
-      <w:r>
-        <w:rPr>
-          <w:b/>
-          <w:bCs/>
-          <w:color w:val="D86DCB" w:themeColor="accent5" w:themeTint="99"/>
-          <w:sz w:val="36"/>
-          <w:szCs w:val="36"/>
-        </w:rPr>
-        <w:t>:</w:t>
-      </w:r>
-    </w:p>
-    <w:p>
-      <w:pPr>
-        <w:jc w:val="both"/>
-        <w:rPr>
-          <w:b/>
-          <w:bCs/>
-          <w:color w:val="D86DCB" w:themeColor="accent5" w:themeTint="99"/>
-          <w:sz w:val="36"/>
-          <w:szCs w:val="36"/>
-        </w:rPr>
-      </w:pPr>
-      <w:r>
-        <w:rPr>
-          <w:b/>
-          <w:bCs/>
-          <w:color w:val="D86DCB" w:themeColor="accent5" w:themeTint="99"/>
-          <w:sz w:val="36"/>
-          <w:szCs w:val="36"/>
-        </w:rPr>
-        <w:t xml:space="preserve">        widget = </w:t>
-      </w:r>
-      <w:proofErr w:type="spellStart"/>
-      <w:proofErr w:type="gramStart"/>
-      <w:r>
-        <w:rPr>
-          <w:b/>
-          <w:bCs/>
-          <w:color w:val="D86DCB" w:themeColor="accent5" w:themeTint="99"/>
-          <w:sz w:val="36"/>
-          <w:szCs w:val="36"/>
-        </w:rPr>
-        <w:t>SignUpScreen</w:t>
-      </w:r>
-      <w:proofErr w:type="spellEnd"/>
-      <w:r>
-        <w:rPr>
-          <w:b/>
-          <w:bCs/>
-          <w:color w:val="D86DCB" w:themeColor="accent5" w:themeTint="99"/>
-          <w:sz w:val="36"/>
-          <w:szCs w:val="36"/>
-        </w:rPr>
-        <w:t>(</w:t>
-      </w:r>
-      <w:proofErr w:type="gramEnd"/>
-      <w:r>
-        <w:rPr>
-          <w:b/>
-          <w:bCs/>
-          <w:color w:val="D86DCB" w:themeColor="accent5" w:themeTint="99"/>
-          <w:sz w:val="36"/>
-          <w:szCs w:val="36"/>
-        </w:rPr>
-        <w:t>);</w:t>
-      </w:r>
-    </w:p>
-    <w:p>
-      <w:pPr>
-        <w:jc w:val="both"/>
-        <w:rPr>
-          <w:b/>
-          <w:bCs/>
-          <w:color w:val="D86DCB" w:themeColor="accent5" w:themeTint="99"/>
-          <w:sz w:val="36"/>
-          <w:szCs w:val="36"/>
-        </w:rPr>
-      </w:pPr>
-      <w:r>
-        <w:rPr>
-          <w:b/>
-          <w:bCs/>
-          <w:color w:val="D86DCB" w:themeColor="accent5" w:themeTint="99"/>
-          <w:sz w:val="36"/>
-          <w:szCs w:val="36"/>
-        </w:rPr>
-        <w:t xml:space="preserve">        break;</w:t>
-      </w:r>
-    </w:p>
-    <w:p>
-      <w:pPr>
-        <w:jc w:val="both"/>
-        <w:rPr>
-          <w:b/>
-          <w:bCs/>
-          <w:color w:val="D86DCB" w:themeColor="accent5" w:themeTint="99"/>
-          <w:sz w:val="36"/>
-          <w:szCs w:val="36"/>
-        </w:rPr>
-      </w:pPr>
-      <w:r>
-        <w:rPr>
-          <w:b/>
-          <w:bCs/>
-          <w:color w:val="D86DCB" w:themeColor="accent5" w:themeTint="99"/>
-          <w:sz w:val="36"/>
-          <w:szCs w:val="36"/>
-        </w:rPr>
-        <w:lastRenderedPageBreak/>
         <w:t xml:space="preserve">      default:</w:t>
       </w:r>
     </w:p>
@@ -17659,6 +17774,7 @@
           <w:sz w:val="36"/>
           <w:szCs w:val="36"/>
         </w:rPr>
+        <w:lastRenderedPageBreak/>
         <w:t xml:space="preserve">    );</w:t>
       </w:r>
     </w:p>
@@ -17703,7 +17819,6 @@
           <w:sz w:val="36"/>
           <w:szCs w:val="36"/>
         </w:rPr>
-        <w:lastRenderedPageBreak/>
         <w:t xml:space="preserve">  settings: settings</w:t>
       </w:r>
     </w:p>
@@ -18508,6 +18623,7 @@
           <w:sz w:val="36"/>
           <w:szCs w:val="36"/>
         </w:rPr>
+        <w:lastRenderedPageBreak/>
         <w:t xml:space="preserve"># </w:t>
       </w:r>
       <w:r>
@@ -18564,7 +18680,6 @@
           <w:sz w:val="36"/>
           <w:szCs w:val="36"/>
         </w:rPr>
-        <w:lastRenderedPageBreak/>
         <w:t>Navigator.pushNamed</w:t>
       </w:r>
       <w:proofErr w:type="spellEnd"/>
@@ -19298,6 +19413,7 @@
           <w:sz w:val="36"/>
           <w:szCs w:val="36"/>
         </w:rPr>
+        <w:lastRenderedPageBreak/>
         <w:t>class _</w:t>
       </w:r>
       <w:proofErr w:type="spellStart"/>
@@ -19420,7 +19536,6 @@
           <w:sz w:val="36"/>
           <w:szCs w:val="36"/>
         </w:rPr>
-        <w:lastRenderedPageBreak/>
         <w:t xml:space="preserve">    await </w:t>
       </w:r>
       <w:proofErr w:type="spellStart"/>
@@ -20043,52 +20158,950 @@
           <w:sz w:val="36"/>
           <w:szCs w:val="36"/>
         </w:rPr>
+        <w:t xml:space="preserve">case </w:t>
+      </w:r>
+      <w:proofErr w:type="spellStart"/>
+      <w:r>
+        <w:rPr>
+          <w:b/>
+          <w:bCs/>
+          <w:color w:val="D86DCB" w:themeColor="accent5" w:themeTint="99"/>
+          <w:sz w:val="36"/>
+          <w:szCs w:val="36"/>
+        </w:rPr>
+        <w:t>ProductDetailsScreen.routeName</w:t>
+      </w:r>
+      <w:proofErr w:type="spellEnd"/>
+      <w:r>
+        <w:rPr>
+          <w:b/>
+          <w:bCs/>
+          <w:color w:val="D86DCB" w:themeColor="accent5" w:themeTint="99"/>
+          <w:sz w:val="36"/>
+          <w:szCs w:val="36"/>
+        </w:rPr>
+        <w:t>:</w:t>
+      </w:r>
+    </w:p>
+    <w:p>
+      <w:pPr>
+        <w:jc w:val="both"/>
+        <w:rPr>
+          <w:b/>
+          <w:bCs/>
+          <w:color w:val="D86DCB" w:themeColor="accent5" w:themeTint="99"/>
+          <w:sz w:val="36"/>
+          <w:szCs w:val="36"/>
+        </w:rPr>
+      </w:pPr>
+      <w:r>
+        <w:rPr>
+          <w:b/>
+          <w:bCs/>
+          <w:color w:val="D86DCB" w:themeColor="accent5" w:themeTint="99"/>
+          <w:sz w:val="36"/>
+          <w:szCs w:val="36"/>
+        </w:rPr>
+        <w:t xml:space="preserve">  final product = </w:t>
+      </w:r>
+      <w:proofErr w:type="spellStart"/>
+      <w:proofErr w:type="gramStart"/>
+      <w:r>
+        <w:rPr>
+          <w:b/>
+          <w:bCs/>
+          <w:color w:val="D86DCB" w:themeColor="accent5" w:themeTint="99"/>
+          <w:sz w:val="36"/>
+          <w:szCs w:val="36"/>
+        </w:rPr>
+        <w:t>settings.arguments</w:t>
+      </w:r>
+      <w:proofErr w:type="spellEnd"/>
+      <w:proofErr w:type="gramEnd"/>
+      <w:r>
+        <w:rPr>
+          <w:b/>
+          <w:bCs/>
+          <w:color w:val="D86DCB" w:themeColor="accent5" w:themeTint="99"/>
+          <w:sz w:val="36"/>
+          <w:szCs w:val="36"/>
+        </w:rPr>
+        <w:t xml:space="preserve"> as Product;</w:t>
+      </w:r>
+    </w:p>
+    <w:p>
+      <w:pPr>
+        <w:jc w:val="both"/>
+        <w:rPr>
+          <w:b/>
+          <w:bCs/>
+          <w:color w:val="D86DCB" w:themeColor="accent5" w:themeTint="99"/>
+          <w:sz w:val="36"/>
+          <w:szCs w:val="36"/>
+        </w:rPr>
+      </w:pPr>
+      <w:r>
+        <w:rPr>
+          <w:b/>
+          <w:bCs/>
+          <w:color w:val="D86DCB" w:themeColor="accent5" w:themeTint="99"/>
+          <w:sz w:val="36"/>
+          <w:szCs w:val="36"/>
+        </w:rPr>
+        <w:t xml:space="preserve">  widget = </w:t>
+      </w:r>
+      <w:proofErr w:type="spellStart"/>
+      <w:proofErr w:type="gramStart"/>
+      <w:r>
+        <w:rPr>
+          <w:b/>
+          <w:bCs/>
+          <w:color w:val="D86DCB" w:themeColor="accent5" w:themeTint="99"/>
+          <w:sz w:val="36"/>
+          <w:szCs w:val="36"/>
+        </w:rPr>
+        <w:t>ProductDetailsScreen</w:t>
+      </w:r>
+      <w:proofErr w:type="spellEnd"/>
+      <w:r>
+        <w:rPr>
+          <w:b/>
+          <w:bCs/>
+          <w:color w:val="D86DCB" w:themeColor="accent5" w:themeTint="99"/>
+          <w:sz w:val="36"/>
+          <w:szCs w:val="36"/>
+        </w:rPr>
+        <w:t>(</w:t>
+      </w:r>
+      <w:proofErr w:type="gramEnd"/>
+      <w:r>
+        <w:rPr>
+          <w:b/>
+          <w:bCs/>
+          <w:color w:val="D86DCB" w:themeColor="accent5" w:themeTint="99"/>
+          <w:sz w:val="36"/>
+          <w:szCs w:val="36"/>
+        </w:rPr>
+        <w:t>product: product);</w:t>
+      </w:r>
+    </w:p>
+    <w:p>
+      <w:pPr>
+        <w:jc w:val="both"/>
+        <w:rPr>
+          <w:b/>
+          <w:bCs/>
+          <w:color w:val="D86DCB" w:themeColor="accent5" w:themeTint="99"/>
+          <w:sz w:val="36"/>
+          <w:szCs w:val="36"/>
+        </w:rPr>
+      </w:pPr>
+      <w:r>
+        <w:rPr>
+          <w:b/>
+          <w:bCs/>
+          <w:color w:val="D86DCB" w:themeColor="accent5" w:themeTint="99"/>
+          <w:sz w:val="36"/>
+          <w:szCs w:val="36"/>
+        </w:rPr>
+        <w:t xml:space="preserve">  break;</w:t>
+      </w:r>
+    </w:p>
+    <w:p>
+      <w:pPr>
+        <w:jc w:val="both"/>
+        <w:rPr>
+          <w:b/>
+          <w:bCs/>
+          <w:color w:val="D86DCB" w:themeColor="accent5" w:themeTint="99"/>
+          <w:sz w:val="36"/>
+          <w:szCs w:val="36"/>
+        </w:rPr>
+      </w:pPr>
+      <w:r>
+        <w:rPr>
+          <w:b/>
+          <w:bCs/>
+          <w:color w:val="D86DCB" w:themeColor="accent5" w:themeTint="99"/>
+          <w:sz w:val="36"/>
+          <w:szCs w:val="36"/>
+        </w:rPr>
+        <w:t>…</w:t>
+      </w:r>
+    </w:p>
+    <w:p>
+      <w:pPr>
+        <w:jc w:val="both"/>
+        <w:rPr>
+          <w:sz w:val="36"/>
+          <w:szCs w:val="36"/>
+        </w:rPr>
+      </w:pPr>
+      <w:r>
+        <w:rPr>
+          <w:sz w:val="36"/>
+          <w:szCs w:val="36"/>
+        </w:rPr>
+        <w:t># And a</w:t>
+      </w:r>
+      <w:r>
+        <w:rPr>
+          <w:sz w:val="36"/>
+          <w:szCs w:val="36"/>
+        </w:rPr>
+        <w:t>dd custom transitions</w:t>
+      </w:r>
+      <w:r>
+        <w:rPr>
+          <w:sz w:val="36"/>
+          <w:szCs w:val="36"/>
+        </w:rPr>
+        <w:t xml:space="preserve">. </w:t>
+      </w:r>
+      <w:r>
+        <w:rPr>
+          <w:sz w:val="36"/>
+          <w:szCs w:val="36"/>
+        </w:rPr>
+        <w:t xml:space="preserve">Now </w:t>
+      </w:r>
+      <w:r>
+        <w:rPr>
+          <w:sz w:val="36"/>
+          <w:szCs w:val="36"/>
+        </w:rPr>
+        <w:t>we</w:t>
+      </w:r>
+      <w:r>
+        <w:rPr>
+          <w:sz w:val="36"/>
+          <w:szCs w:val="36"/>
+        </w:rPr>
+        <w:t xml:space="preserve"> control animation.</w:t>
+      </w:r>
+    </w:p>
+    <w:p>
+      <w:pPr>
+        <w:jc w:val="both"/>
+        <w:rPr>
+          <w:b/>
+          <w:bCs/>
+          <w:color w:val="D86DCB" w:themeColor="accent5" w:themeTint="99"/>
+          <w:sz w:val="36"/>
+          <w:szCs w:val="36"/>
+        </w:rPr>
+      </w:pPr>
+      <w:r>
+        <w:rPr>
+          <w:b/>
+          <w:bCs/>
+          <w:color w:val="D86DCB" w:themeColor="accent5" w:themeTint="99"/>
+          <w:sz w:val="36"/>
+          <w:szCs w:val="36"/>
+        </w:rPr>
+        <w:t xml:space="preserve">return </w:t>
+      </w:r>
+      <w:proofErr w:type="spellStart"/>
+      <w:proofErr w:type="gramStart"/>
+      <w:r>
+        <w:rPr>
+          <w:b/>
+          <w:bCs/>
+          <w:color w:val="D86DCB" w:themeColor="accent5" w:themeTint="99"/>
+          <w:sz w:val="36"/>
+          <w:szCs w:val="36"/>
+        </w:rPr>
+        <w:t>PageRouteBuilder</w:t>
+      </w:r>
+      <w:proofErr w:type="spellEnd"/>
+      <w:r>
+        <w:rPr>
+          <w:b/>
+          <w:bCs/>
+          <w:color w:val="D86DCB" w:themeColor="accent5" w:themeTint="99"/>
+          <w:sz w:val="36"/>
+          <w:szCs w:val="36"/>
+        </w:rPr>
+        <w:t>(</w:t>
+      </w:r>
+      <w:proofErr w:type="gramEnd"/>
+    </w:p>
+    <w:p>
+      <w:pPr>
+        <w:jc w:val="both"/>
+        <w:rPr>
+          <w:b/>
+          <w:bCs/>
+          <w:color w:val="D86DCB" w:themeColor="accent5" w:themeTint="99"/>
+          <w:sz w:val="36"/>
+          <w:szCs w:val="36"/>
+        </w:rPr>
+      </w:pPr>
+      <w:r>
+        <w:rPr>
+          <w:b/>
+          <w:bCs/>
+          <w:color w:val="D86DCB" w:themeColor="accent5" w:themeTint="99"/>
+          <w:sz w:val="36"/>
+          <w:szCs w:val="36"/>
+        </w:rPr>
+        <w:t xml:space="preserve">  </w:t>
+      </w:r>
+      <w:proofErr w:type="spellStart"/>
+      <w:r>
+        <w:rPr>
+          <w:b/>
+          <w:bCs/>
+          <w:color w:val="D86DCB" w:themeColor="accent5" w:themeTint="99"/>
+          <w:sz w:val="36"/>
+          <w:szCs w:val="36"/>
+        </w:rPr>
+        <w:t>pageBuilder</w:t>
+      </w:r>
+      <w:proofErr w:type="spellEnd"/>
+      <w:r>
+        <w:rPr>
+          <w:b/>
+          <w:bCs/>
+          <w:color w:val="D86DCB" w:themeColor="accent5" w:themeTint="99"/>
+          <w:sz w:val="36"/>
+          <w:szCs w:val="36"/>
+        </w:rPr>
+        <w:t>: (_, __, ___) =&gt; widget,</w:t>
+      </w:r>
+    </w:p>
+    <w:p>
+      <w:pPr>
+        <w:jc w:val="both"/>
+        <w:rPr>
+          <w:b/>
+          <w:bCs/>
+          <w:color w:val="D86DCB" w:themeColor="accent5" w:themeTint="99"/>
+          <w:sz w:val="36"/>
+          <w:szCs w:val="36"/>
+        </w:rPr>
+      </w:pPr>
+      <w:r>
+        <w:rPr>
+          <w:b/>
+          <w:bCs/>
+          <w:color w:val="D86DCB" w:themeColor="accent5" w:themeTint="99"/>
+          <w:sz w:val="36"/>
+          <w:szCs w:val="36"/>
+        </w:rPr>
+        <w:t xml:space="preserve">  </w:t>
+      </w:r>
+      <w:proofErr w:type="spellStart"/>
+      <w:r>
+        <w:rPr>
+          <w:b/>
+          <w:bCs/>
+          <w:color w:val="D86DCB" w:themeColor="accent5" w:themeTint="99"/>
+          <w:sz w:val="36"/>
+          <w:szCs w:val="36"/>
+        </w:rPr>
+        <w:t>transitionsBuilder</w:t>
+      </w:r>
+      <w:proofErr w:type="spellEnd"/>
+      <w:r>
+        <w:rPr>
+          <w:b/>
+          <w:bCs/>
+          <w:color w:val="D86DCB" w:themeColor="accent5" w:themeTint="99"/>
+          <w:sz w:val="36"/>
+          <w:szCs w:val="36"/>
+        </w:rPr>
+        <w:t>: (_, animation, __, child) {</w:t>
+      </w:r>
+    </w:p>
+    <w:p>
+      <w:pPr>
+        <w:jc w:val="both"/>
+        <w:rPr>
+          <w:b/>
+          <w:bCs/>
+          <w:color w:val="D86DCB" w:themeColor="accent5" w:themeTint="99"/>
+          <w:sz w:val="36"/>
+          <w:szCs w:val="36"/>
+        </w:rPr>
+      </w:pPr>
+      <w:r>
+        <w:rPr>
+          <w:b/>
+          <w:bCs/>
+          <w:color w:val="D86DCB" w:themeColor="accent5" w:themeTint="99"/>
+          <w:sz w:val="36"/>
+          <w:szCs w:val="36"/>
+        </w:rPr>
+        <w:t xml:space="preserve">    return </w:t>
+      </w:r>
+      <w:proofErr w:type="spellStart"/>
+      <w:proofErr w:type="gramStart"/>
+      <w:r>
+        <w:rPr>
+          <w:b/>
+          <w:bCs/>
+          <w:color w:val="D86DCB" w:themeColor="accent5" w:themeTint="99"/>
+          <w:sz w:val="36"/>
+          <w:szCs w:val="36"/>
+        </w:rPr>
+        <w:t>FadeTransition</w:t>
+      </w:r>
+      <w:proofErr w:type="spellEnd"/>
+      <w:r>
+        <w:rPr>
+          <w:b/>
+          <w:bCs/>
+          <w:color w:val="D86DCB" w:themeColor="accent5" w:themeTint="99"/>
+          <w:sz w:val="36"/>
+          <w:szCs w:val="36"/>
+        </w:rPr>
+        <w:t>(</w:t>
+      </w:r>
+      <w:proofErr w:type="gramEnd"/>
+      <w:r>
+        <w:rPr>
+          <w:b/>
+          <w:bCs/>
+          <w:color w:val="D86DCB" w:themeColor="accent5" w:themeTint="99"/>
+          <w:sz w:val="36"/>
+          <w:szCs w:val="36"/>
+        </w:rPr>
+        <w:t>opacity: animation, child: child);</w:t>
+      </w:r>
+    </w:p>
+    <w:p>
+      <w:pPr>
+        <w:jc w:val="both"/>
+        <w:rPr>
+          <w:b/>
+          <w:bCs/>
+          <w:color w:val="D86DCB" w:themeColor="accent5" w:themeTint="99"/>
+          <w:sz w:val="36"/>
+          <w:szCs w:val="36"/>
+        </w:rPr>
+      </w:pPr>
+      <w:r>
+        <w:rPr>
+          <w:b/>
+          <w:bCs/>
+          <w:color w:val="D86DCB" w:themeColor="accent5" w:themeTint="99"/>
+          <w:sz w:val="36"/>
+          <w:szCs w:val="36"/>
+        </w:rPr>
+        <w:t xml:space="preserve">  },</w:t>
+      </w:r>
+    </w:p>
+    <w:p>
+      <w:pPr>
+        <w:jc w:val="both"/>
+        <w:rPr>
+          <w:b/>
+          <w:bCs/>
+          <w:color w:val="D86DCB" w:themeColor="accent5" w:themeTint="99"/>
+          <w:sz w:val="36"/>
+          <w:szCs w:val="36"/>
+        </w:rPr>
+      </w:pPr>
+      <w:r>
+        <w:rPr>
+          <w:b/>
+          <w:bCs/>
+          <w:color w:val="D86DCB" w:themeColor="accent5" w:themeTint="99"/>
+          <w:sz w:val="36"/>
+          <w:szCs w:val="36"/>
+        </w:rPr>
+        <w:t>);</w:t>
+      </w:r>
+    </w:p>
+    <w:p>
+      <w:pPr>
+        <w:jc w:val="both"/>
+        <w:rPr>
+          <w:sz w:val="36"/>
+          <w:szCs w:val="36"/>
+        </w:rPr>
+      </w:pPr>
+    </w:p>
+    <w:p>
+      <w:pPr>
+        <w:jc w:val="both"/>
+        <w:rPr>
+          <w:sz w:val="36"/>
+          <w:szCs w:val="36"/>
+        </w:rPr>
+      </w:pPr>
+      <w:r>
+        <w:rPr>
+          <w:sz w:val="36"/>
+          <w:szCs w:val="36"/>
+        </w:rPr>
+        <w:t>Pass Data or Check Arguments Dynamically:</w:t>
+      </w:r>
+    </w:p>
+    <w:p>
+      <w:pPr>
+        <w:jc w:val="both"/>
+        <w:rPr>
+          <w:sz w:val="36"/>
+          <w:szCs w:val="36"/>
+        </w:rPr>
+      </w:pPr>
+      <w:r>
+        <w:rPr>
+          <w:sz w:val="36"/>
+          <w:szCs w:val="36"/>
+        </w:rPr>
+        <w:t xml:space="preserve"># </w:t>
+      </w:r>
+      <w:r>
+        <w:rPr>
+          <w:sz w:val="36"/>
+          <w:szCs w:val="36"/>
+        </w:rPr>
+        <w:t>We can pass data using two methods in this pattern.</w:t>
+      </w:r>
+    </w:p>
+    <w:p>
+      <w:pPr>
+        <w:jc w:val="both"/>
+        <w:rPr>
+          <w:sz w:val="36"/>
+          <w:szCs w:val="36"/>
+        </w:rPr>
+      </w:pPr>
+      <w:r>
+        <w:rPr>
+          <w:sz w:val="36"/>
+          <w:szCs w:val="36"/>
+        </w:rPr>
+        <w:t xml:space="preserve"># First method, set the </w:t>
+      </w:r>
+      <w:r>
+        <w:rPr>
+          <w:b/>
+          <w:bCs/>
+          <w:sz w:val="36"/>
+          <w:szCs w:val="36"/>
+        </w:rPr>
+        <w:t xml:space="preserve">settings: </w:t>
+      </w:r>
+      <w:r>
+        <w:rPr>
+          <w:sz w:val="36"/>
+          <w:szCs w:val="36"/>
+        </w:rPr>
+        <w:t xml:space="preserve">property of the </w:t>
+      </w:r>
+      <w:proofErr w:type="spellStart"/>
+      <w:proofErr w:type="gramStart"/>
+      <w:r>
+        <w:rPr>
+          <w:b/>
+          <w:bCs/>
+          <w:sz w:val="36"/>
+          <w:szCs w:val="36"/>
+        </w:rPr>
+        <w:t>MaterialPageRoute</w:t>
+      </w:r>
+      <w:proofErr w:type="spellEnd"/>
+      <w:r>
+        <w:rPr>
+          <w:b/>
+          <w:bCs/>
+          <w:sz w:val="36"/>
+          <w:szCs w:val="36"/>
+        </w:rPr>
+        <w:t>(</w:t>
+      </w:r>
+      <w:proofErr w:type="gramEnd"/>
+      <w:r>
+        <w:rPr>
+          <w:b/>
+          <w:bCs/>
+          <w:sz w:val="36"/>
+          <w:szCs w:val="36"/>
+        </w:rPr>
+        <w:t xml:space="preserve">) </w:t>
+      </w:r>
+      <w:r>
+        <w:rPr>
+          <w:sz w:val="36"/>
+          <w:szCs w:val="36"/>
+        </w:rPr>
+        <w:t xml:space="preserve">to </w:t>
+      </w:r>
+      <w:proofErr w:type="spellStart"/>
+      <w:r>
+        <w:rPr>
+          <w:b/>
+          <w:bCs/>
+          <w:sz w:val="36"/>
+          <w:szCs w:val="36"/>
+        </w:rPr>
+        <w:t>RouteSettings</w:t>
+      </w:r>
+      <w:proofErr w:type="spellEnd"/>
+      <w:r>
+        <w:rPr>
+          <w:b/>
+          <w:bCs/>
+          <w:sz w:val="36"/>
+          <w:szCs w:val="36"/>
+        </w:rPr>
+        <w:t xml:space="preserve"> settings </w:t>
+      </w:r>
+      <w:r>
+        <w:rPr>
+          <w:sz w:val="36"/>
+          <w:szCs w:val="36"/>
+        </w:rPr>
+        <w:t xml:space="preserve">passed </w:t>
+      </w:r>
+      <w:r>
+        <w:rPr>
+          <w:sz w:val="36"/>
+          <w:szCs w:val="36"/>
+        </w:rPr>
         <w:lastRenderedPageBreak/>
-        <w:t xml:space="preserve">case </w:t>
-      </w:r>
-      <w:proofErr w:type="spellStart"/>
-      <w:r>
-        <w:rPr>
-          <w:b/>
-          <w:bCs/>
-          <w:color w:val="D86DCB" w:themeColor="accent5" w:themeTint="99"/>
-          <w:sz w:val="36"/>
-          <w:szCs w:val="36"/>
-        </w:rPr>
-        <w:t>ProductDetailsScreen.routeName</w:t>
-      </w:r>
-      <w:proofErr w:type="spellEnd"/>
-      <w:r>
-        <w:rPr>
-          <w:b/>
-          <w:bCs/>
-          <w:color w:val="D86DCB" w:themeColor="accent5" w:themeTint="99"/>
+        <w:t xml:space="preserve">from </w:t>
+      </w:r>
+      <w:proofErr w:type="spellStart"/>
+      <w:r>
+        <w:rPr>
+          <w:b/>
+          <w:bCs/>
+          <w:sz w:val="36"/>
+          <w:szCs w:val="36"/>
+        </w:rPr>
+        <w:t>onGenerateRoute</w:t>
+      </w:r>
+      <w:proofErr w:type="spellEnd"/>
+      <w:r>
+        <w:rPr>
+          <w:b/>
+          <w:bCs/>
           <w:sz w:val="36"/>
           <w:szCs w:val="36"/>
         </w:rPr>
         <w:t>:</w:t>
       </w:r>
-    </w:p>
-    <w:p>
-      <w:pPr>
-        <w:jc w:val="both"/>
-        <w:rPr>
-          <w:b/>
-          <w:bCs/>
-          <w:color w:val="D86DCB" w:themeColor="accent5" w:themeTint="99"/>
-          <w:sz w:val="36"/>
-          <w:szCs w:val="36"/>
-        </w:rPr>
-      </w:pPr>
-      <w:r>
-        <w:rPr>
-          <w:b/>
-          <w:bCs/>
-          <w:color w:val="D86DCB" w:themeColor="accent5" w:themeTint="99"/>
-          <w:sz w:val="36"/>
-          <w:szCs w:val="36"/>
-        </w:rPr>
-        <w:t xml:space="preserve">  final product = </w:t>
+      <w:r>
+        <w:rPr>
+          <w:sz w:val="36"/>
+          <w:szCs w:val="36"/>
+        </w:rPr>
+        <w:t xml:space="preserve"> of </w:t>
+      </w:r>
+      <w:proofErr w:type="spellStart"/>
+      <w:r>
+        <w:rPr>
+          <w:b/>
+          <w:bCs/>
+          <w:sz w:val="36"/>
+          <w:szCs w:val="36"/>
+        </w:rPr>
+        <w:t>MaterialApp</w:t>
+      </w:r>
+      <w:proofErr w:type="spellEnd"/>
+      <w:r>
+        <w:rPr>
+          <w:b/>
+          <w:bCs/>
+          <w:sz w:val="36"/>
+          <w:szCs w:val="36"/>
+        </w:rPr>
+        <w:t>()</w:t>
+      </w:r>
+      <w:r>
+        <w:rPr>
+          <w:sz w:val="36"/>
+          <w:szCs w:val="36"/>
+        </w:rPr>
+        <w:t xml:space="preserve">. Then </w:t>
+      </w:r>
+      <w:proofErr w:type="spellStart"/>
+      <w:r>
+        <w:rPr>
+          <w:b/>
+          <w:bCs/>
+          <w:sz w:val="36"/>
+          <w:szCs w:val="36"/>
+        </w:rPr>
+        <w:t>RouteSettings</w:t>
+      </w:r>
+      <w:proofErr w:type="spellEnd"/>
+      <w:r>
+        <w:rPr>
+          <w:b/>
+          <w:bCs/>
+          <w:sz w:val="36"/>
+          <w:szCs w:val="36"/>
+        </w:rPr>
+        <w:t xml:space="preserve"> settings</w:t>
+      </w:r>
+      <w:r>
+        <w:rPr>
+          <w:sz w:val="36"/>
+          <w:szCs w:val="36"/>
+        </w:rPr>
+        <w:t xml:space="preserve"> same object (from starting screen) will</w:t>
+      </w:r>
+      <w:r>
+        <w:rPr>
+          <w:sz w:val="36"/>
+          <w:szCs w:val="36"/>
+        </w:rPr>
+        <w:t xml:space="preserve"> be available inside the pushed screen.</w:t>
+      </w:r>
+      <w:r>
+        <w:rPr>
+          <w:sz w:val="36"/>
+          <w:szCs w:val="36"/>
+        </w:rPr>
+        <w:t xml:space="preserve"> Now, we can use </w:t>
+      </w:r>
+      <w:proofErr w:type="spellStart"/>
+      <w:r>
+        <w:rPr>
+          <w:b/>
+          <w:bCs/>
+          <w:sz w:val="36"/>
+          <w:szCs w:val="36"/>
+        </w:rPr>
+        <w:t>ModalRoute.of</w:t>
+      </w:r>
+      <w:proofErr w:type="spellEnd"/>
+      <w:r>
+        <w:rPr>
+          <w:b/>
+          <w:bCs/>
+          <w:sz w:val="36"/>
+          <w:szCs w:val="36"/>
+        </w:rPr>
+        <w:t>(context)</w:t>
+      </w:r>
+      <w:r>
+        <w:rPr>
+          <w:sz w:val="36"/>
+          <w:szCs w:val="36"/>
+        </w:rPr>
+        <w:t xml:space="preserve"> </w:t>
+      </w:r>
+      <w:r>
+        <w:rPr>
+          <w:sz w:val="36"/>
+          <w:szCs w:val="36"/>
+        </w:rPr>
+        <w:t xml:space="preserve">to access the same </w:t>
+      </w:r>
+      <w:proofErr w:type="spellStart"/>
+      <w:r>
+        <w:rPr>
+          <w:b/>
+          <w:bCs/>
+          <w:sz w:val="36"/>
+          <w:szCs w:val="36"/>
+        </w:rPr>
+        <w:t>RouteSettings</w:t>
+      </w:r>
+      <w:proofErr w:type="spellEnd"/>
+      <w:r>
+        <w:rPr>
+          <w:sz w:val="36"/>
+          <w:szCs w:val="36"/>
+        </w:rPr>
+        <w:t xml:space="preserve"> inside the destination screen.</w:t>
+      </w:r>
+      <w:r>
+        <w:rPr>
+          <w:sz w:val="36"/>
+          <w:szCs w:val="36"/>
+        </w:rPr>
+        <w:t xml:space="preserve"> And</w:t>
+      </w:r>
+      <w:r>
+        <w:rPr>
+          <w:sz w:val="36"/>
+          <w:szCs w:val="36"/>
+        </w:rPr>
+        <w:t xml:space="preserve"> </w:t>
+      </w:r>
+      <w:r>
+        <w:rPr>
+          <w:sz w:val="36"/>
+          <w:szCs w:val="36"/>
+        </w:rPr>
+        <w:t>o</w:t>
+      </w:r>
+      <w:r>
+        <w:rPr>
+          <w:sz w:val="36"/>
+          <w:szCs w:val="36"/>
+        </w:rPr>
+        <w:t xml:space="preserve">nly if </w:t>
+      </w:r>
+      <w:r>
+        <w:rPr>
+          <w:sz w:val="36"/>
+          <w:szCs w:val="36"/>
+        </w:rPr>
+        <w:t>we</w:t>
+      </w:r>
+      <w:r>
+        <w:rPr>
+          <w:sz w:val="36"/>
+          <w:szCs w:val="36"/>
+        </w:rPr>
+        <w:t xml:space="preserve"> care about</w:t>
+      </w:r>
+      <w:r>
+        <w:rPr>
+          <w:b/>
+          <w:bCs/>
+          <w:sz w:val="36"/>
+          <w:szCs w:val="36"/>
+        </w:rPr>
+        <w:t xml:space="preserve"> arguments:</w:t>
+      </w:r>
+      <w:r>
+        <w:rPr>
+          <w:sz w:val="36"/>
+          <w:szCs w:val="36"/>
+        </w:rPr>
+        <w:t xml:space="preserve"> or route metadata.</w:t>
+      </w:r>
+    </w:p>
+    <w:p>
+      <w:pPr>
+        <w:jc w:val="both"/>
+        <w:rPr>
+          <w:b/>
+          <w:bCs/>
+          <w:color w:val="D86DCB" w:themeColor="accent5" w:themeTint="99"/>
+          <w:sz w:val="36"/>
+          <w:szCs w:val="36"/>
+        </w:rPr>
+      </w:pPr>
+      <w:r>
+        <w:rPr>
+          <w:b/>
+          <w:bCs/>
+          <w:color w:val="D86DCB" w:themeColor="accent5" w:themeTint="99"/>
+          <w:sz w:val="36"/>
+          <w:szCs w:val="36"/>
+        </w:rPr>
+        <w:t>class Routes {</w:t>
+      </w:r>
+    </w:p>
+    <w:p>
+      <w:pPr>
+        <w:jc w:val="both"/>
+        <w:rPr>
+          <w:b/>
+          <w:bCs/>
+          <w:color w:val="D86DCB" w:themeColor="accent5" w:themeTint="99"/>
+          <w:sz w:val="36"/>
+          <w:szCs w:val="36"/>
+        </w:rPr>
+      </w:pPr>
+      <w:r>
+        <w:rPr>
+          <w:b/>
+          <w:bCs/>
+          <w:color w:val="D86DCB" w:themeColor="accent5" w:themeTint="99"/>
+          <w:sz w:val="36"/>
+          <w:szCs w:val="36"/>
+        </w:rPr>
+        <w:t xml:space="preserve">  static Route&lt;dynamic&gt; </w:t>
+      </w:r>
+      <w:proofErr w:type="spellStart"/>
+      <w:r>
+        <w:rPr>
+          <w:b/>
+          <w:bCs/>
+          <w:color w:val="D86DCB" w:themeColor="accent5" w:themeTint="99"/>
+          <w:sz w:val="36"/>
+          <w:szCs w:val="36"/>
+        </w:rPr>
+        <w:t>onGenerateRoute</w:t>
+      </w:r>
+      <w:proofErr w:type="spellEnd"/>
+      <w:r>
+        <w:rPr>
+          <w:b/>
+          <w:bCs/>
+          <w:color w:val="D86DCB" w:themeColor="accent5" w:themeTint="99"/>
+          <w:sz w:val="36"/>
+          <w:szCs w:val="36"/>
+        </w:rPr>
+        <w:t xml:space="preserve"> (</w:t>
+      </w:r>
+      <w:proofErr w:type="spellStart"/>
+      <w:r>
+        <w:rPr>
+          <w:b/>
+          <w:bCs/>
+          <w:color w:val="D86DCB" w:themeColor="accent5" w:themeTint="99"/>
+          <w:sz w:val="36"/>
+          <w:szCs w:val="36"/>
+        </w:rPr>
+        <w:t>RouteSettings</w:t>
+      </w:r>
+      <w:proofErr w:type="spellEnd"/>
+      <w:r>
+        <w:rPr>
+          <w:b/>
+          <w:bCs/>
+          <w:color w:val="D86DCB" w:themeColor="accent5" w:themeTint="99"/>
+          <w:sz w:val="36"/>
+          <w:szCs w:val="36"/>
+        </w:rPr>
+        <w:t xml:space="preserve"> settings) {</w:t>
+      </w:r>
+    </w:p>
+    <w:p>
+      <w:pPr>
+        <w:jc w:val="both"/>
+        <w:rPr>
+          <w:b/>
+          <w:bCs/>
+          <w:color w:val="D86DCB" w:themeColor="accent5" w:themeTint="99"/>
+          <w:sz w:val="36"/>
+          <w:szCs w:val="36"/>
+        </w:rPr>
+      </w:pPr>
+      <w:r>
+        <w:rPr>
+          <w:b/>
+          <w:bCs/>
+          <w:color w:val="D86DCB" w:themeColor="accent5" w:themeTint="99"/>
+          <w:sz w:val="36"/>
+          <w:szCs w:val="36"/>
+        </w:rPr>
+        <w:t xml:space="preserve">    …</w:t>
+      </w:r>
+    </w:p>
+    <w:p>
+      <w:pPr>
+        <w:jc w:val="both"/>
+        <w:rPr>
+          <w:b/>
+          <w:bCs/>
+          <w:color w:val="D86DCB" w:themeColor="accent5" w:themeTint="99"/>
+          <w:sz w:val="36"/>
+          <w:szCs w:val="36"/>
+        </w:rPr>
+      </w:pPr>
+      <w:r>
+        <w:rPr>
+          <w:b/>
+          <w:bCs/>
+          <w:color w:val="D86DCB" w:themeColor="accent5" w:themeTint="99"/>
+          <w:sz w:val="36"/>
+          <w:szCs w:val="36"/>
+        </w:rPr>
+        <w:t xml:space="preserve">    return </w:t>
       </w:r>
       <w:proofErr w:type="spellStart"/>
       <w:proofErr w:type="gramStart"/>
@@ -20100,6 +21113,435 @@
           <w:sz w:val="36"/>
           <w:szCs w:val="36"/>
         </w:rPr>
+        <w:t>MaterialPageRoute</w:t>
+      </w:r>
+      <w:proofErr w:type="spellEnd"/>
+      <w:r>
+        <w:rPr>
+          <w:b/>
+          <w:bCs/>
+          <w:color w:val="D86DCB" w:themeColor="accent5" w:themeTint="99"/>
+          <w:sz w:val="36"/>
+          <w:szCs w:val="36"/>
+        </w:rPr>
+        <w:t>(</w:t>
+      </w:r>
+      <w:proofErr w:type="gramEnd"/>
+      <w:r>
+        <w:rPr>
+          <w:b/>
+          <w:bCs/>
+          <w:color w:val="D86DCB" w:themeColor="accent5" w:themeTint="99"/>
+          <w:sz w:val="36"/>
+          <w:szCs w:val="36"/>
+        </w:rPr>
+        <w:t>builder: (context) =&gt; widget, settings: settings);</w:t>
+      </w:r>
+    </w:p>
+    <w:p>
+      <w:pPr>
+        <w:jc w:val="both"/>
+        <w:rPr>
+          <w:b/>
+          <w:bCs/>
+          <w:color w:val="D86DCB" w:themeColor="accent5" w:themeTint="99"/>
+          <w:sz w:val="36"/>
+          <w:szCs w:val="36"/>
+        </w:rPr>
+      </w:pPr>
+      <w:r>
+        <w:rPr>
+          <w:b/>
+          <w:bCs/>
+          <w:color w:val="D86DCB" w:themeColor="accent5" w:themeTint="99"/>
+          <w:sz w:val="36"/>
+          <w:szCs w:val="36"/>
+        </w:rPr>
+        <w:t xml:space="preserve">  }</w:t>
+      </w:r>
+    </w:p>
+    <w:p>
+      <w:pPr>
+        <w:jc w:val="both"/>
+        <w:rPr>
+          <w:b/>
+          <w:bCs/>
+          <w:color w:val="D86DCB" w:themeColor="accent5" w:themeTint="99"/>
+          <w:sz w:val="36"/>
+          <w:szCs w:val="36"/>
+        </w:rPr>
+      </w:pPr>
+      <w:r>
+        <w:rPr>
+          <w:b/>
+          <w:bCs/>
+          <w:color w:val="D86DCB" w:themeColor="accent5" w:themeTint="99"/>
+          <w:sz w:val="36"/>
+          <w:szCs w:val="36"/>
+        </w:rPr>
+        <w:t>}</w:t>
+      </w:r>
+    </w:p>
+    <w:p>
+      <w:pPr>
+        <w:jc w:val="both"/>
+        <w:rPr>
+          <w:b/>
+          <w:bCs/>
+          <w:color w:val="D86DCB" w:themeColor="accent5" w:themeTint="99"/>
+          <w:sz w:val="36"/>
+          <w:szCs w:val="36"/>
+        </w:rPr>
+      </w:pPr>
+      <w:r>
+        <w:rPr>
+          <w:b/>
+          <w:bCs/>
+          <w:color w:val="D86DCB" w:themeColor="accent5" w:themeTint="99"/>
+          <w:sz w:val="36"/>
+          <w:szCs w:val="36"/>
+        </w:rPr>
+        <w:t>// In another screen like login or starting screen</w:t>
+      </w:r>
+    </w:p>
+    <w:p>
+      <w:pPr>
+        <w:jc w:val="both"/>
+        <w:rPr>
+          <w:b/>
+          <w:bCs/>
+          <w:color w:val="D86DCB" w:themeColor="accent5" w:themeTint="99"/>
+          <w:sz w:val="36"/>
+          <w:szCs w:val="36"/>
+        </w:rPr>
+      </w:pPr>
+      <w:r>
+        <w:rPr>
+          <w:b/>
+          <w:bCs/>
+          <w:color w:val="D86DCB" w:themeColor="accent5" w:themeTint="99"/>
+          <w:sz w:val="36"/>
+          <w:szCs w:val="36"/>
+        </w:rPr>
+        <w:t xml:space="preserve">var </w:t>
+      </w:r>
+      <w:proofErr w:type="spellStart"/>
+      <w:r>
+        <w:rPr>
+          <w:b/>
+          <w:bCs/>
+          <w:color w:val="D86DCB" w:themeColor="accent5" w:themeTint="99"/>
+          <w:sz w:val="36"/>
+          <w:szCs w:val="36"/>
+        </w:rPr>
+        <w:t>argMap</w:t>
+      </w:r>
+      <w:proofErr w:type="spellEnd"/>
+      <w:r>
+        <w:rPr>
+          <w:b/>
+          <w:bCs/>
+          <w:color w:val="D86DCB" w:themeColor="accent5" w:themeTint="99"/>
+          <w:sz w:val="36"/>
+          <w:szCs w:val="36"/>
+        </w:rPr>
+        <w:t xml:space="preserve"> = </w:t>
+      </w:r>
+      <w:r>
+        <w:rPr>
+          <w:b/>
+          <w:bCs/>
+          <w:color w:val="D86DCB" w:themeColor="accent5" w:themeTint="99"/>
+          <w:sz w:val="36"/>
+          <w:szCs w:val="36"/>
+        </w:rPr>
+        <w:t>{</w:t>
+      </w:r>
+    </w:p>
+    <w:p>
+      <w:pPr>
+        <w:jc w:val="both"/>
+        <w:rPr>
+          <w:b/>
+          <w:bCs/>
+          <w:color w:val="D86DCB" w:themeColor="accent5" w:themeTint="99"/>
+          <w:sz w:val="36"/>
+          <w:szCs w:val="36"/>
+        </w:rPr>
+      </w:pPr>
+      <w:r>
+        <w:rPr>
+          <w:b/>
+          <w:bCs/>
+          <w:color w:val="D86DCB" w:themeColor="accent5" w:themeTint="99"/>
+          <w:sz w:val="36"/>
+          <w:szCs w:val="36"/>
+        </w:rPr>
+        <w:t xml:space="preserve">  'phone': </w:t>
+      </w:r>
+      <w:proofErr w:type="spellStart"/>
+      <w:r>
+        <w:rPr>
+          <w:b/>
+          <w:bCs/>
+          <w:color w:val="D86DCB" w:themeColor="accent5" w:themeTint="99"/>
+          <w:sz w:val="36"/>
+          <w:szCs w:val="36"/>
+        </w:rPr>
+        <w:t>phoneController.text</w:t>
+      </w:r>
+      <w:proofErr w:type="spellEnd"/>
+      <w:r>
+        <w:rPr>
+          <w:b/>
+          <w:bCs/>
+          <w:color w:val="D86DCB" w:themeColor="accent5" w:themeTint="99"/>
+          <w:sz w:val="36"/>
+          <w:szCs w:val="36"/>
+        </w:rPr>
+        <w:t>,</w:t>
+      </w:r>
+    </w:p>
+    <w:p>
+      <w:pPr>
+        <w:jc w:val="both"/>
+        <w:rPr>
+          <w:b/>
+          <w:bCs/>
+          <w:color w:val="D86DCB" w:themeColor="accent5" w:themeTint="99"/>
+          <w:sz w:val="36"/>
+          <w:szCs w:val="36"/>
+        </w:rPr>
+      </w:pPr>
+      <w:r>
+        <w:rPr>
+          <w:b/>
+          <w:bCs/>
+          <w:color w:val="D86DCB" w:themeColor="accent5" w:themeTint="99"/>
+          <w:sz w:val="36"/>
+          <w:szCs w:val="36"/>
+        </w:rPr>
+        <w:t xml:space="preserve">  'password': </w:t>
+      </w:r>
+      <w:proofErr w:type="spellStart"/>
+      <w:r>
+        <w:rPr>
+          <w:b/>
+          <w:bCs/>
+          <w:color w:val="D86DCB" w:themeColor="accent5" w:themeTint="99"/>
+          <w:sz w:val="36"/>
+          <w:szCs w:val="36"/>
+        </w:rPr>
+        <w:t>passwordController.text</w:t>
+      </w:r>
+      <w:proofErr w:type="spellEnd"/>
+    </w:p>
+    <w:p>
+      <w:pPr>
+        <w:jc w:val="both"/>
+        <w:rPr>
+          <w:b/>
+          <w:bCs/>
+          <w:color w:val="D86DCB" w:themeColor="accent5" w:themeTint="99"/>
+          <w:sz w:val="36"/>
+          <w:szCs w:val="36"/>
+        </w:rPr>
+      </w:pPr>
+      <w:r>
+        <w:rPr>
+          <w:b/>
+          <w:bCs/>
+          <w:color w:val="D86DCB" w:themeColor="accent5" w:themeTint="99"/>
+          <w:sz w:val="36"/>
+          <w:szCs w:val="36"/>
+        </w:rPr>
+        <w:t>}</w:t>
+      </w:r>
+      <w:r>
+        <w:rPr>
+          <w:b/>
+          <w:bCs/>
+          <w:color w:val="D86DCB" w:themeColor="accent5" w:themeTint="99"/>
+          <w:sz w:val="36"/>
+          <w:szCs w:val="36"/>
+        </w:rPr>
+        <w:t>;</w:t>
+      </w:r>
+    </w:p>
+    <w:p>
+      <w:pPr>
+        <w:jc w:val="both"/>
+        <w:rPr>
+          <w:b/>
+          <w:bCs/>
+          <w:color w:val="D86DCB" w:themeColor="accent5" w:themeTint="99"/>
+          <w:sz w:val="36"/>
+          <w:szCs w:val="36"/>
+        </w:rPr>
+      </w:pPr>
+      <w:proofErr w:type="spellStart"/>
+      <w:r>
+        <w:rPr>
+          <w:b/>
+          <w:bCs/>
+          <w:color w:val="D86DCB" w:themeColor="accent5" w:themeTint="99"/>
+          <w:sz w:val="36"/>
+          <w:szCs w:val="36"/>
+        </w:rPr>
+        <w:t>Navigator.pushNamed</w:t>
+      </w:r>
+      <w:proofErr w:type="spellEnd"/>
+      <w:r>
+        <w:rPr>
+          <w:b/>
+          <w:bCs/>
+          <w:color w:val="D86DCB" w:themeColor="accent5" w:themeTint="99"/>
+          <w:sz w:val="36"/>
+          <w:szCs w:val="36"/>
+        </w:rPr>
+        <w:t xml:space="preserve">(context, '/dash_board2', arguments: </w:t>
+      </w:r>
+      <w:proofErr w:type="spellStart"/>
+      <w:r>
+        <w:rPr>
+          <w:b/>
+          <w:bCs/>
+          <w:color w:val="D86DCB" w:themeColor="accent5" w:themeTint="99"/>
+          <w:sz w:val="36"/>
+          <w:szCs w:val="36"/>
+        </w:rPr>
+        <w:t>argMap</w:t>
+      </w:r>
+      <w:proofErr w:type="spellEnd"/>
+      <w:r>
+        <w:rPr>
+          <w:b/>
+          <w:bCs/>
+          <w:color w:val="D86DCB" w:themeColor="accent5" w:themeTint="99"/>
+          <w:sz w:val="36"/>
+          <w:szCs w:val="36"/>
+        </w:rPr>
+        <w:t>);</w:t>
+      </w:r>
+    </w:p>
+    <w:p>
+      <w:pPr>
+        <w:jc w:val="both"/>
+        <w:rPr>
+          <w:b/>
+          <w:bCs/>
+          <w:color w:val="D86DCB" w:themeColor="accent5" w:themeTint="99"/>
+          <w:sz w:val="36"/>
+          <w:szCs w:val="36"/>
+        </w:rPr>
+      </w:pPr>
+      <w:r>
+        <w:rPr>
+          <w:b/>
+          <w:bCs/>
+          <w:color w:val="D86DCB" w:themeColor="accent5" w:themeTint="99"/>
+          <w:sz w:val="36"/>
+          <w:szCs w:val="36"/>
+        </w:rPr>
+        <w:t xml:space="preserve">// </w:t>
+      </w:r>
+      <w:r>
+        <w:rPr>
+          <w:b/>
+          <w:bCs/>
+          <w:color w:val="D86DCB" w:themeColor="accent5" w:themeTint="99"/>
+          <w:sz w:val="36"/>
+          <w:szCs w:val="36"/>
+        </w:rPr>
+        <w:t>In destination or pushed screen</w:t>
+      </w:r>
+      <w:r>
+        <w:rPr>
+          <w:b/>
+          <w:bCs/>
+          <w:color w:val="D86DCB" w:themeColor="accent5" w:themeTint="99"/>
+          <w:sz w:val="36"/>
+          <w:szCs w:val="36"/>
+        </w:rPr>
+        <w:t xml:space="preserve"> </w:t>
+      </w:r>
+    </w:p>
+    <w:p>
+      <w:pPr>
+        <w:jc w:val="both"/>
+        <w:rPr>
+          <w:b/>
+          <w:bCs/>
+          <w:color w:val="D86DCB" w:themeColor="accent5" w:themeTint="99"/>
+          <w:sz w:val="36"/>
+          <w:szCs w:val="36"/>
+        </w:rPr>
+      </w:pPr>
+      <w:r>
+        <w:rPr>
+          <w:b/>
+          <w:bCs/>
+          <w:color w:val="D86DCB" w:themeColor="accent5" w:themeTint="99"/>
+          <w:sz w:val="36"/>
+          <w:szCs w:val="36"/>
+        </w:rPr>
+        <w:lastRenderedPageBreak/>
+        <w:t xml:space="preserve">final </w:t>
+      </w:r>
+      <w:proofErr w:type="spellStart"/>
+      <w:r>
+        <w:rPr>
+          <w:b/>
+          <w:bCs/>
+          <w:color w:val="D86DCB" w:themeColor="accent5" w:themeTint="99"/>
+          <w:sz w:val="36"/>
+          <w:szCs w:val="36"/>
+        </w:rPr>
+        <w:t>args</w:t>
+      </w:r>
+      <w:proofErr w:type="spellEnd"/>
+      <w:r>
+        <w:rPr>
+          <w:b/>
+          <w:bCs/>
+          <w:color w:val="D86DCB" w:themeColor="accent5" w:themeTint="99"/>
+          <w:sz w:val="36"/>
+          <w:szCs w:val="36"/>
+        </w:rPr>
+        <w:t xml:space="preserve"> = </w:t>
+      </w:r>
+      <w:proofErr w:type="spellStart"/>
+      <w:r>
+        <w:rPr>
+          <w:b/>
+          <w:bCs/>
+          <w:color w:val="D86DCB" w:themeColor="accent5" w:themeTint="99"/>
+          <w:sz w:val="36"/>
+          <w:szCs w:val="36"/>
+        </w:rPr>
+        <w:t>ModalRoute.of</w:t>
+      </w:r>
+      <w:proofErr w:type="spellEnd"/>
+      <w:r>
+        <w:rPr>
+          <w:b/>
+          <w:bCs/>
+          <w:color w:val="D86DCB" w:themeColor="accent5" w:themeTint="99"/>
+          <w:sz w:val="36"/>
+          <w:szCs w:val="36"/>
+        </w:rPr>
+        <w:t>(context)!.</w:t>
+      </w:r>
+      <w:proofErr w:type="spellStart"/>
+      <w:proofErr w:type="gramStart"/>
+      <w:r>
+        <w:rPr>
+          <w:b/>
+          <w:bCs/>
+          <w:color w:val="D86DCB" w:themeColor="accent5" w:themeTint="99"/>
+          <w:sz w:val="36"/>
+          <w:szCs w:val="36"/>
+        </w:rPr>
         <w:t>settings.arguments</w:t>
       </w:r>
       <w:proofErr w:type="spellEnd"/>
@@ -20112,1259 +21554,29 @@
           <w:sz w:val="36"/>
           <w:szCs w:val="36"/>
         </w:rPr>
-        <w:t xml:space="preserve"> as Product;</w:t>
-      </w:r>
-    </w:p>
-    <w:p>
-      <w:pPr>
-        <w:jc w:val="both"/>
-        <w:rPr>
-          <w:b/>
-          <w:bCs/>
-          <w:color w:val="D86DCB" w:themeColor="accent5" w:themeTint="99"/>
-          <w:sz w:val="36"/>
-          <w:szCs w:val="36"/>
-        </w:rPr>
-      </w:pPr>
-      <w:r>
-        <w:rPr>
-          <w:b/>
-          <w:bCs/>
-          <w:color w:val="D86DCB" w:themeColor="accent5" w:themeTint="99"/>
-          <w:sz w:val="36"/>
-          <w:szCs w:val="36"/>
-        </w:rPr>
-        <w:t xml:space="preserve">  widget = </w:t>
-      </w:r>
-      <w:proofErr w:type="spellStart"/>
-      <w:proofErr w:type="gramStart"/>
-      <w:r>
-        <w:rPr>
-          <w:b/>
-          <w:bCs/>
-          <w:color w:val="D86DCB" w:themeColor="accent5" w:themeTint="99"/>
-          <w:sz w:val="36"/>
-          <w:szCs w:val="36"/>
-        </w:rPr>
-        <w:t>ProductDetailsScreen</w:t>
-      </w:r>
-      <w:proofErr w:type="spellEnd"/>
-      <w:r>
-        <w:rPr>
-          <w:b/>
-          <w:bCs/>
-          <w:color w:val="D86DCB" w:themeColor="accent5" w:themeTint="99"/>
-          <w:sz w:val="36"/>
-          <w:szCs w:val="36"/>
-        </w:rPr>
-        <w:t>(</w:t>
-      </w:r>
-      <w:proofErr w:type="gramEnd"/>
-      <w:r>
-        <w:rPr>
-          <w:b/>
-          <w:bCs/>
-          <w:color w:val="D86DCB" w:themeColor="accent5" w:themeTint="99"/>
-          <w:sz w:val="36"/>
-          <w:szCs w:val="36"/>
-        </w:rPr>
-        <w:t>product: product);</w:t>
-      </w:r>
-    </w:p>
-    <w:p>
-      <w:pPr>
-        <w:jc w:val="both"/>
-        <w:rPr>
-          <w:b/>
-          <w:bCs/>
-          <w:color w:val="D86DCB" w:themeColor="accent5" w:themeTint="99"/>
-          <w:sz w:val="36"/>
-          <w:szCs w:val="36"/>
-        </w:rPr>
-      </w:pPr>
-      <w:r>
-        <w:rPr>
-          <w:b/>
-          <w:bCs/>
-          <w:color w:val="D86DCB" w:themeColor="accent5" w:themeTint="99"/>
-          <w:sz w:val="36"/>
-          <w:szCs w:val="36"/>
-        </w:rPr>
-        <w:t xml:space="preserve">  break;</w:t>
-      </w:r>
-    </w:p>
-    <w:p>
-      <w:pPr>
-        <w:jc w:val="both"/>
-        <w:rPr>
-          <w:b/>
-          <w:bCs/>
-          <w:color w:val="D86DCB" w:themeColor="accent5" w:themeTint="99"/>
-          <w:sz w:val="36"/>
-          <w:szCs w:val="36"/>
-        </w:rPr>
-      </w:pPr>
-      <w:r>
-        <w:rPr>
-          <w:b/>
-          <w:bCs/>
-          <w:color w:val="D86DCB" w:themeColor="accent5" w:themeTint="99"/>
-          <w:sz w:val="36"/>
-          <w:szCs w:val="36"/>
-        </w:rPr>
-        <w:t>…</w:t>
-      </w:r>
-    </w:p>
-    <w:p>
-      <w:pPr>
-        <w:jc w:val="both"/>
-        <w:rPr>
-          <w:sz w:val="36"/>
-          <w:szCs w:val="36"/>
-        </w:rPr>
-      </w:pPr>
-      <w:r>
-        <w:rPr>
-          <w:sz w:val="36"/>
-          <w:szCs w:val="36"/>
-        </w:rPr>
-        <w:t># And a</w:t>
-      </w:r>
-      <w:r>
-        <w:rPr>
-          <w:sz w:val="36"/>
-          <w:szCs w:val="36"/>
-        </w:rPr>
-        <w:t>dd custom transitions</w:t>
-      </w:r>
-      <w:r>
-        <w:rPr>
-          <w:sz w:val="36"/>
-          <w:szCs w:val="36"/>
-        </w:rPr>
-        <w:t xml:space="preserve">. </w:t>
-      </w:r>
-      <w:r>
-        <w:rPr>
-          <w:sz w:val="36"/>
-          <w:szCs w:val="36"/>
-        </w:rPr>
-        <w:t xml:space="preserve">Now </w:t>
-      </w:r>
-      <w:r>
-        <w:rPr>
-          <w:sz w:val="36"/>
-          <w:szCs w:val="36"/>
-        </w:rPr>
-        <w:t>we</w:t>
-      </w:r>
-      <w:r>
-        <w:rPr>
-          <w:sz w:val="36"/>
-          <w:szCs w:val="36"/>
-        </w:rPr>
-        <w:t xml:space="preserve"> control animation.</w:t>
-      </w:r>
-    </w:p>
-    <w:p>
-      <w:pPr>
-        <w:jc w:val="both"/>
-        <w:rPr>
-          <w:b/>
-          <w:bCs/>
-          <w:color w:val="D86DCB" w:themeColor="accent5" w:themeTint="99"/>
-          <w:sz w:val="36"/>
-          <w:szCs w:val="36"/>
-        </w:rPr>
-      </w:pPr>
-      <w:r>
-        <w:rPr>
-          <w:b/>
-          <w:bCs/>
-          <w:color w:val="D86DCB" w:themeColor="accent5" w:themeTint="99"/>
-          <w:sz w:val="36"/>
-          <w:szCs w:val="36"/>
-        </w:rPr>
-        <w:t xml:space="preserve">return </w:t>
-      </w:r>
-      <w:proofErr w:type="spellStart"/>
-      <w:proofErr w:type="gramStart"/>
-      <w:r>
-        <w:rPr>
-          <w:b/>
-          <w:bCs/>
-          <w:color w:val="D86DCB" w:themeColor="accent5" w:themeTint="99"/>
-          <w:sz w:val="36"/>
-          <w:szCs w:val="36"/>
-        </w:rPr>
-        <w:t>PageRouteBuilder</w:t>
-      </w:r>
-      <w:proofErr w:type="spellEnd"/>
-      <w:r>
-        <w:rPr>
-          <w:b/>
-          <w:bCs/>
-          <w:color w:val="D86DCB" w:themeColor="accent5" w:themeTint="99"/>
-          <w:sz w:val="36"/>
-          <w:szCs w:val="36"/>
-        </w:rPr>
-        <w:t>(</w:t>
-      </w:r>
-      <w:proofErr w:type="gramEnd"/>
-    </w:p>
-    <w:p>
-      <w:pPr>
-        <w:jc w:val="both"/>
-        <w:rPr>
-          <w:b/>
-          <w:bCs/>
-          <w:color w:val="D86DCB" w:themeColor="accent5" w:themeTint="99"/>
-          <w:sz w:val="36"/>
-          <w:szCs w:val="36"/>
-        </w:rPr>
-      </w:pPr>
-      <w:r>
-        <w:rPr>
-          <w:b/>
-          <w:bCs/>
-          <w:color w:val="D86DCB" w:themeColor="accent5" w:themeTint="99"/>
-          <w:sz w:val="36"/>
-          <w:szCs w:val="36"/>
-        </w:rPr>
-        <w:t xml:space="preserve">  </w:t>
-      </w:r>
-      <w:proofErr w:type="spellStart"/>
-      <w:r>
-        <w:rPr>
-          <w:b/>
-          <w:bCs/>
-          <w:color w:val="D86DCB" w:themeColor="accent5" w:themeTint="99"/>
-          <w:sz w:val="36"/>
-          <w:szCs w:val="36"/>
-        </w:rPr>
-        <w:t>pageBuilder</w:t>
-      </w:r>
-      <w:proofErr w:type="spellEnd"/>
-      <w:r>
-        <w:rPr>
-          <w:b/>
-          <w:bCs/>
-          <w:color w:val="D86DCB" w:themeColor="accent5" w:themeTint="99"/>
-          <w:sz w:val="36"/>
-          <w:szCs w:val="36"/>
-        </w:rPr>
-        <w:t>: (_, __, ___) =&gt; widget,</w:t>
-      </w:r>
-    </w:p>
-    <w:p>
-      <w:pPr>
-        <w:jc w:val="both"/>
-        <w:rPr>
-          <w:b/>
-          <w:bCs/>
-          <w:color w:val="D86DCB" w:themeColor="accent5" w:themeTint="99"/>
-          <w:sz w:val="36"/>
-          <w:szCs w:val="36"/>
-        </w:rPr>
-      </w:pPr>
-      <w:r>
-        <w:rPr>
-          <w:b/>
-          <w:bCs/>
-          <w:color w:val="D86DCB" w:themeColor="accent5" w:themeTint="99"/>
-          <w:sz w:val="36"/>
-          <w:szCs w:val="36"/>
-        </w:rPr>
-        <w:t xml:space="preserve">  </w:t>
-      </w:r>
-      <w:proofErr w:type="spellStart"/>
-      <w:r>
-        <w:rPr>
-          <w:b/>
-          <w:bCs/>
-          <w:color w:val="D86DCB" w:themeColor="accent5" w:themeTint="99"/>
-          <w:sz w:val="36"/>
-          <w:szCs w:val="36"/>
-        </w:rPr>
-        <w:t>transitionsBuilder</w:t>
-      </w:r>
-      <w:proofErr w:type="spellEnd"/>
-      <w:r>
-        <w:rPr>
-          <w:b/>
-          <w:bCs/>
-          <w:color w:val="D86DCB" w:themeColor="accent5" w:themeTint="99"/>
-          <w:sz w:val="36"/>
-          <w:szCs w:val="36"/>
-        </w:rPr>
-        <w:t>: (_, animation, __, child) {</w:t>
-      </w:r>
-    </w:p>
-    <w:p>
-      <w:pPr>
-        <w:jc w:val="both"/>
-        <w:rPr>
-          <w:b/>
-          <w:bCs/>
-          <w:color w:val="D86DCB" w:themeColor="accent5" w:themeTint="99"/>
-          <w:sz w:val="36"/>
-          <w:szCs w:val="36"/>
-        </w:rPr>
-      </w:pPr>
-      <w:r>
-        <w:rPr>
-          <w:b/>
-          <w:bCs/>
-          <w:color w:val="D86DCB" w:themeColor="accent5" w:themeTint="99"/>
-          <w:sz w:val="36"/>
-          <w:szCs w:val="36"/>
-        </w:rPr>
-        <w:t xml:space="preserve">    return </w:t>
-      </w:r>
-      <w:proofErr w:type="spellStart"/>
-      <w:proofErr w:type="gramStart"/>
-      <w:r>
-        <w:rPr>
-          <w:b/>
-          <w:bCs/>
-          <w:color w:val="D86DCB" w:themeColor="accent5" w:themeTint="99"/>
-          <w:sz w:val="36"/>
-          <w:szCs w:val="36"/>
-        </w:rPr>
-        <w:t>FadeTransition</w:t>
-      </w:r>
-      <w:proofErr w:type="spellEnd"/>
-      <w:r>
-        <w:rPr>
-          <w:b/>
-          <w:bCs/>
-          <w:color w:val="D86DCB" w:themeColor="accent5" w:themeTint="99"/>
-          <w:sz w:val="36"/>
-          <w:szCs w:val="36"/>
-        </w:rPr>
-        <w:t>(</w:t>
-      </w:r>
-      <w:proofErr w:type="gramEnd"/>
-      <w:r>
-        <w:rPr>
-          <w:b/>
-          <w:bCs/>
-          <w:color w:val="D86DCB" w:themeColor="accent5" w:themeTint="99"/>
-          <w:sz w:val="36"/>
-          <w:szCs w:val="36"/>
-        </w:rPr>
-        <w:t>opacity: animation, child: child);</w:t>
-      </w:r>
-    </w:p>
-    <w:p>
-      <w:pPr>
-        <w:jc w:val="both"/>
-        <w:rPr>
-          <w:b/>
-          <w:bCs/>
-          <w:color w:val="D86DCB" w:themeColor="accent5" w:themeTint="99"/>
-          <w:sz w:val="36"/>
-          <w:szCs w:val="36"/>
-        </w:rPr>
-      </w:pPr>
-      <w:r>
-        <w:rPr>
-          <w:b/>
-          <w:bCs/>
-          <w:color w:val="D86DCB" w:themeColor="accent5" w:themeTint="99"/>
-          <w:sz w:val="36"/>
-          <w:szCs w:val="36"/>
-        </w:rPr>
-        <w:t xml:space="preserve">  },</w:t>
-      </w:r>
-    </w:p>
-    <w:p>
-      <w:pPr>
-        <w:jc w:val="both"/>
-        <w:rPr>
-          <w:b/>
-          <w:bCs/>
-          <w:color w:val="D86DCB" w:themeColor="accent5" w:themeTint="99"/>
-          <w:sz w:val="36"/>
-          <w:szCs w:val="36"/>
-        </w:rPr>
-      </w:pPr>
-      <w:r>
-        <w:rPr>
-          <w:b/>
-          <w:bCs/>
-          <w:color w:val="D86DCB" w:themeColor="accent5" w:themeTint="99"/>
-          <w:sz w:val="36"/>
-          <w:szCs w:val="36"/>
-        </w:rPr>
-        <w:t>);</w:t>
-      </w:r>
-    </w:p>
-    <w:p>
-      <w:pPr>
-        <w:jc w:val="both"/>
-        <w:rPr>
-          <w:sz w:val="36"/>
-          <w:szCs w:val="36"/>
-        </w:rPr>
-      </w:pPr>
-    </w:p>
-    <w:p>
-      <w:pPr>
-        <w:jc w:val="both"/>
-        <w:rPr>
-          <w:sz w:val="36"/>
-          <w:szCs w:val="36"/>
-        </w:rPr>
-      </w:pPr>
-      <w:r>
-        <w:rPr>
-          <w:sz w:val="36"/>
-          <w:szCs w:val="36"/>
-        </w:rPr>
-        <w:t>Pass Data or Check Arguments Dynamically:</w:t>
-      </w:r>
-    </w:p>
-    <w:p>
-      <w:pPr>
-        <w:jc w:val="both"/>
-        <w:rPr>
-          <w:sz w:val="36"/>
-          <w:szCs w:val="36"/>
-        </w:rPr>
-      </w:pPr>
-      <w:r>
-        <w:rPr>
-          <w:sz w:val="36"/>
-          <w:szCs w:val="36"/>
-        </w:rPr>
-        <w:t xml:space="preserve"># </w:t>
-      </w:r>
-      <w:r>
-        <w:rPr>
-          <w:sz w:val="36"/>
-          <w:szCs w:val="36"/>
-        </w:rPr>
-        <w:t>We can pass data using two methods in this pattern.</w:t>
-      </w:r>
-    </w:p>
-    <w:p>
-      <w:pPr>
-        <w:jc w:val="both"/>
-        <w:rPr>
-          <w:sz w:val="36"/>
-          <w:szCs w:val="36"/>
-        </w:rPr>
-      </w:pPr>
-      <w:r>
-        <w:rPr>
-          <w:sz w:val="36"/>
-          <w:szCs w:val="36"/>
-        </w:rPr>
-        <w:t xml:space="preserve"># First method, set the </w:t>
-      </w:r>
-      <w:r>
-        <w:rPr>
-          <w:b/>
-          <w:bCs/>
-          <w:sz w:val="36"/>
-          <w:szCs w:val="36"/>
-        </w:rPr>
-        <w:t xml:space="preserve">settings: </w:t>
-      </w:r>
-      <w:r>
-        <w:rPr>
-          <w:sz w:val="36"/>
-          <w:szCs w:val="36"/>
-        </w:rPr>
-        <w:t xml:space="preserve">property of the </w:t>
-      </w:r>
-      <w:proofErr w:type="spellStart"/>
-      <w:proofErr w:type="gramStart"/>
-      <w:r>
-        <w:rPr>
-          <w:b/>
-          <w:bCs/>
-          <w:sz w:val="36"/>
-          <w:szCs w:val="36"/>
-        </w:rPr>
-        <w:t>MaterialPageRoute</w:t>
-      </w:r>
-      <w:proofErr w:type="spellEnd"/>
-      <w:r>
-        <w:rPr>
-          <w:b/>
-          <w:bCs/>
-          <w:sz w:val="36"/>
-          <w:szCs w:val="36"/>
-        </w:rPr>
-        <w:t>(</w:t>
-      </w:r>
-      <w:proofErr w:type="gramEnd"/>
-      <w:r>
-        <w:rPr>
-          <w:b/>
-          <w:bCs/>
-          <w:sz w:val="36"/>
-          <w:szCs w:val="36"/>
-        </w:rPr>
-        <w:t xml:space="preserve">) </w:t>
-      </w:r>
-      <w:r>
-        <w:rPr>
-          <w:sz w:val="36"/>
-          <w:szCs w:val="36"/>
-        </w:rPr>
-        <w:t xml:space="preserve">to </w:t>
-      </w:r>
-      <w:proofErr w:type="spellStart"/>
-      <w:r>
-        <w:rPr>
-          <w:b/>
-          <w:bCs/>
-          <w:sz w:val="36"/>
-          <w:szCs w:val="36"/>
-        </w:rPr>
-        <w:t>RouteSettings</w:t>
-      </w:r>
-      <w:proofErr w:type="spellEnd"/>
-      <w:r>
-        <w:rPr>
-          <w:b/>
-          <w:bCs/>
-          <w:sz w:val="36"/>
-          <w:szCs w:val="36"/>
-        </w:rPr>
-        <w:t xml:space="preserve"> settings </w:t>
-      </w:r>
-      <w:r>
-        <w:rPr>
-          <w:sz w:val="36"/>
-          <w:szCs w:val="36"/>
-        </w:rPr>
-        <w:t xml:space="preserve">passed from </w:t>
-      </w:r>
-      <w:proofErr w:type="spellStart"/>
-      <w:r>
-        <w:rPr>
-          <w:b/>
-          <w:bCs/>
-          <w:sz w:val="36"/>
-          <w:szCs w:val="36"/>
-        </w:rPr>
-        <w:t>onGenerateRoute</w:t>
-      </w:r>
-      <w:proofErr w:type="spellEnd"/>
-      <w:r>
-        <w:rPr>
-          <w:b/>
-          <w:bCs/>
-          <w:sz w:val="36"/>
-          <w:szCs w:val="36"/>
-        </w:rPr>
-        <w:t>:</w:t>
-      </w:r>
-      <w:r>
-        <w:rPr>
-          <w:sz w:val="36"/>
-          <w:szCs w:val="36"/>
-        </w:rPr>
-        <w:t xml:space="preserve"> of </w:t>
-      </w:r>
-      <w:proofErr w:type="spellStart"/>
-      <w:r>
-        <w:rPr>
-          <w:b/>
-          <w:bCs/>
-          <w:sz w:val="36"/>
-          <w:szCs w:val="36"/>
-        </w:rPr>
-        <w:t>MaterialApp</w:t>
-      </w:r>
-      <w:proofErr w:type="spellEnd"/>
-      <w:r>
-        <w:rPr>
-          <w:b/>
-          <w:bCs/>
-          <w:sz w:val="36"/>
-          <w:szCs w:val="36"/>
-        </w:rPr>
-        <w:t>()</w:t>
-      </w:r>
-      <w:r>
-        <w:rPr>
-          <w:sz w:val="36"/>
-          <w:szCs w:val="36"/>
-        </w:rPr>
-        <w:t xml:space="preserve">. Then </w:t>
-      </w:r>
-      <w:proofErr w:type="spellStart"/>
-      <w:r>
-        <w:rPr>
-          <w:b/>
-          <w:bCs/>
-          <w:sz w:val="36"/>
-          <w:szCs w:val="36"/>
-        </w:rPr>
-        <w:t>RouteSettings</w:t>
-      </w:r>
-      <w:proofErr w:type="spellEnd"/>
-      <w:r>
-        <w:rPr>
-          <w:b/>
-          <w:bCs/>
-          <w:sz w:val="36"/>
-          <w:szCs w:val="36"/>
-        </w:rPr>
-        <w:t xml:space="preserve"> settings</w:t>
-      </w:r>
-      <w:r>
-        <w:rPr>
-          <w:sz w:val="36"/>
-          <w:szCs w:val="36"/>
-        </w:rPr>
-        <w:t xml:space="preserve"> same object (from starting screen) will</w:t>
-      </w:r>
-      <w:r>
-        <w:rPr>
-          <w:sz w:val="36"/>
-          <w:szCs w:val="36"/>
-        </w:rPr>
-        <w:t xml:space="preserve"> be available inside the pushed screen.</w:t>
-      </w:r>
-      <w:r>
-        <w:rPr>
-          <w:sz w:val="36"/>
-          <w:szCs w:val="36"/>
-        </w:rPr>
-        <w:t xml:space="preserve"> Now, we can use </w:t>
-      </w:r>
-      <w:proofErr w:type="spellStart"/>
-      <w:r>
-        <w:rPr>
-          <w:b/>
-          <w:bCs/>
-          <w:sz w:val="36"/>
-          <w:szCs w:val="36"/>
-        </w:rPr>
-        <w:t>ModalRoute.of</w:t>
-      </w:r>
-      <w:proofErr w:type="spellEnd"/>
-      <w:r>
-        <w:rPr>
-          <w:b/>
-          <w:bCs/>
-          <w:sz w:val="36"/>
-          <w:szCs w:val="36"/>
-        </w:rPr>
-        <w:t>(context)</w:t>
-      </w:r>
-      <w:r>
-        <w:rPr>
-          <w:sz w:val="36"/>
-          <w:szCs w:val="36"/>
-        </w:rPr>
-        <w:t xml:space="preserve"> </w:t>
-      </w:r>
-      <w:r>
-        <w:rPr>
-          <w:sz w:val="36"/>
-          <w:szCs w:val="36"/>
-        </w:rPr>
-        <w:t xml:space="preserve">to access the same </w:t>
-      </w:r>
-      <w:proofErr w:type="spellStart"/>
-      <w:r>
-        <w:rPr>
-          <w:b/>
-          <w:bCs/>
-          <w:sz w:val="36"/>
-          <w:szCs w:val="36"/>
-        </w:rPr>
-        <w:lastRenderedPageBreak/>
-        <w:t>RouteSettings</w:t>
-      </w:r>
-      <w:proofErr w:type="spellEnd"/>
-      <w:r>
-        <w:rPr>
-          <w:sz w:val="36"/>
-          <w:szCs w:val="36"/>
-        </w:rPr>
-        <w:t xml:space="preserve"> inside the destination screen.</w:t>
-      </w:r>
-      <w:r>
-        <w:rPr>
-          <w:sz w:val="36"/>
-          <w:szCs w:val="36"/>
-        </w:rPr>
-        <w:t xml:space="preserve"> And</w:t>
-      </w:r>
-      <w:r>
-        <w:rPr>
-          <w:sz w:val="36"/>
-          <w:szCs w:val="36"/>
-        </w:rPr>
-        <w:t xml:space="preserve"> </w:t>
-      </w:r>
-      <w:r>
-        <w:rPr>
-          <w:sz w:val="36"/>
-          <w:szCs w:val="36"/>
-        </w:rPr>
-        <w:t>o</w:t>
-      </w:r>
-      <w:r>
-        <w:rPr>
-          <w:sz w:val="36"/>
-          <w:szCs w:val="36"/>
-        </w:rPr>
-        <w:t xml:space="preserve">nly if </w:t>
-      </w:r>
-      <w:r>
-        <w:rPr>
-          <w:sz w:val="36"/>
-          <w:szCs w:val="36"/>
-        </w:rPr>
-        <w:t>we</w:t>
-      </w:r>
-      <w:r>
-        <w:rPr>
-          <w:sz w:val="36"/>
-          <w:szCs w:val="36"/>
-        </w:rPr>
-        <w:t xml:space="preserve"> care about</w:t>
-      </w:r>
-      <w:r>
-        <w:rPr>
-          <w:b/>
-          <w:bCs/>
-          <w:sz w:val="36"/>
-          <w:szCs w:val="36"/>
-        </w:rPr>
-        <w:t xml:space="preserve"> arguments:</w:t>
-      </w:r>
-      <w:r>
-        <w:rPr>
-          <w:sz w:val="36"/>
-          <w:szCs w:val="36"/>
-        </w:rPr>
-        <w:t xml:space="preserve"> or route metadata.</w:t>
-      </w:r>
-    </w:p>
-    <w:p>
-      <w:pPr>
-        <w:jc w:val="both"/>
-        <w:rPr>
-          <w:b/>
-          <w:bCs/>
-          <w:color w:val="D86DCB" w:themeColor="accent5" w:themeTint="99"/>
-          <w:sz w:val="36"/>
-          <w:szCs w:val="36"/>
-        </w:rPr>
-      </w:pPr>
-      <w:r>
-        <w:rPr>
-          <w:b/>
-          <w:bCs/>
-          <w:color w:val="D86DCB" w:themeColor="accent5" w:themeTint="99"/>
-          <w:sz w:val="36"/>
-          <w:szCs w:val="36"/>
-        </w:rPr>
-        <w:t>class Routes {</w:t>
-      </w:r>
-    </w:p>
-    <w:p>
-      <w:pPr>
-        <w:jc w:val="both"/>
-        <w:rPr>
-          <w:b/>
-          <w:bCs/>
-          <w:color w:val="D86DCB" w:themeColor="accent5" w:themeTint="99"/>
-          <w:sz w:val="36"/>
-          <w:szCs w:val="36"/>
-        </w:rPr>
-      </w:pPr>
-      <w:r>
-        <w:rPr>
-          <w:b/>
-          <w:bCs/>
-          <w:color w:val="D86DCB" w:themeColor="accent5" w:themeTint="99"/>
-          <w:sz w:val="36"/>
-          <w:szCs w:val="36"/>
-        </w:rPr>
-        <w:t xml:space="preserve">  static Route&lt;dynamic&gt; </w:t>
-      </w:r>
-      <w:proofErr w:type="spellStart"/>
-      <w:r>
-        <w:rPr>
-          <w:b/>
-          <w:bCs/>
-          <w:color w:val="D86DCB" w:themeColor="accent5" w:themeTint="99"/>
-          <w:sz w:val="36"/>
-          <w:szCs w:val="36"/>
-        </w:rPr>
-        <w:t>onGenerateRoute</w:t>
-      </w:r>
-      <w:proofErr w:type="spellEnd"/>
-      <w:r>
-        <w:rPr>
-          <w:b/>
-          <w:bCs/>
-          <w:color w:val="D86DCB" w:themeColor="accent5" w:themeTint="99"/>
-          <w:sz w:val="36"/>
-          <w:szCs w:val="36"/>
-        </w:rPr>
-        <w:t xml:space="preserve"> (</w:t>
-      </w:r>
-      <w:proofErr w:type="spellStart"/>
-      <w:r>
-        <w:rPr>
-          <w:b/>
-          <w:bCs/>
-          <w:color w:val="D86DCB" w:themeColor="accent5" w:themeTint="99"/>
-          <w:sz w:val="36"/>
-          <w:szCs w:val="36"/>
-        </w:rPr>
-        <w:t>RouteSettings</w:t>
-      </w:r>
-      <w:proofErr w:type="spellEnd"/>
-      <w:r>
-        <w:rPr>
-          <w:b/>
-          <w:bCs/>
-          <w:color w:val="D86DCB" w:themeColor="accent5" w:themeTint="99"/>
-          <w:sz w:val="36"/>
-          <w:szCs w:val="36"/>
-        </w:rPr>
-        <w:t xml:space="preserve"> settings) {</w:t>
-      </w:r>
-    </w:p>
-    <w:p>
-      <w:pPr>
-        <w:jc w:val="both"/>
-        <w:rPr>
-          <w:b/>
-          <w:bCs/>
-          <w:color w:val="D86DCB" w:themeColor="accent5" w:themeTint="99"/>
-          <w:sz w:val="36"/>
-          <w:szCs w:val="36"/>
-        </w:rPr>
-      </w:pPr>
-      <w:r>
-        <w:rPr>
-          <w:b/>
-          <w:bCs/>
-          <w:color w:val="D86DCB" w:themeColor="accent5" w:themeTint="99"/>
-          <w:sz w:val="36"/>
-          <w:szCs w:val="36"/>
-        </w:rPr>
-        <w:t xml:space="preserve">    …</w:t>
-      </w:r>
-    </w:p>
-    <w:p>
-      <w:pPr>
-        <w:jc w:val="both"/>
-        <w:rPr>
-          <w:b/>
-          <w:bCs/>
-          <w:color w:val="D86DCB" w:themeColor="accent5" w:themeTint="99"/>
-          <w:sz w:val="36"/>
-          <w:szCs w:val="36"/>
-        </w:rPr>
-      </w:pPr>
-      <w:r>
-        <w:rPr>
-          <w:b/>
-          <w:bCs/>
-          <w:color w:val="D86DCB" w:themeColor="accent5" w:themeTint="99"/>
-          <w:sz w:val="36"/>
-          <w:szCs w:val="36"/>
-        </w:rPr>
-        <w:t xml:space="preserve">    return </w:t>
-      </w:r>
-      <w:proofErr w:type="spellStart"/>
-      <w:proofErr w:type="gramStart"/>
-      <w:r>
-        <w:rPr>
-          <w:b/>
-          <w:bCs/>
-          <w:color w:val="D86DCB" w:themeColor="accent5" w:themeTint="99"/>
-          <w:sz w:val="36"/>
-          <w:szCs w:val="36"/>
-        </w:rPr>
-        <w:t>MaterialPageRoute</w:t>
-      </w:r>
-      <w:proofErr w:type="spellEnd"/>
-      <w:r>
-        <w:rPr>
-          <w:b/>
-          <w:bCs/>
-          <w:color w:val="D86DCB" w:themeColor="accent5" w:themeTint="99"/>
-          <w:sz w:val="36"/>
-          <w:szCs w:val="36"/>
-        </w:rPr>
-        <w:t>(</w:t>
-      </w:r>
-      <w:proofErr w:type="gramEnd"/>
-      <w:r>
-        <w:rPr>
-          <w:b/>
-          <w:bCs/>
-          <w:color w:val="D86DCB" w:themeColor="accent5" w:themeTint="99"/>
-          <w:sz w:val="36"/>
-          <w:szCs w:val="36"/>
-        </w:rPr>
-        <w:t>builder: (context) =&gt; widget, settings: settings);</w:t>
-      </w:r>
-    </w:p>
-    <w:p>
-      <w:pPr>
-        <w:jc w:val="both"/>
-        <w:rPr>
-          <w:b/>
-          <w:bCs/>
-          <w:color w:val="D86DCB" w:themeColor="accent5" w:themeTint="99"/>
-          <w:sz w:val="36"/>
-          <w:szCs w:val="36"/>
-        </w:rPr>
-      </w:pPr>
-      <w:r>
-        <w:rPr>
-          <w:b/>
-          <w:bCs/>
-          <w:color w:val="D86DCB" w:themeColor="accent5" w:themeTint="99"/>
-          <w:sz w:val="36"/>
-          <w:szCs w:val="36"/>
-        </w:rPr>
-        <w:t xml:space="preserve">  }</w:t>
-      </w:r>
-    </w:p>
-    <w:p>
-      <w:pPr>
-        <w:jc w:val="both"/>
-        <w:rPr>
-          <w:b/>
-          <w:bCs/>
-          <w:color w:val="D86DCB" w:themeColor="accent5" w:themeTint="99"/>
-          <w:sz w:val="36"/>
-          <w:szCs w:val="36"/>
-        </w:rPr>
-      </w:pPr>
-      <w:r>
-        <w:rPr>
-          <w:b/>
-          <w:bCs/>
-          <w:color w:val="D86DCB" w:themeColor="accent5" w:themeTint="99"/>
-          <w:sz w:val="36"/>
-          <w:szCs w:val="36"/>
-        </w:rPr>
-        <w:t>}</w:t>
-      </w:r>
-    </w:p>
-    <w:p>
-      <w:pPr>
-        <w:jc w:val="both"/>
-        <w:rPr>
-          <w:b/>
-          <w:bCs/>
-          <w:color w:val="D86DCB" w:themeColor="accent5" w:themeTint="99"/>
-          <w:sz w:val="36"/>
-          <w:szCs w:val="36"/>
-        </w:rPr>
-      </w:pPr>
-      <w:r>
-        <w:rPr>
-          <w:b/>
-          <w:bCs/>
-          <w:color w:val="D86DCB" w:themeColor="accent5" w:themeTint="99"/>
-          <w:sz w:val="36"/>
-          <w:szCs w:val="36"/>
-        </w:rPr>
-        <w:t>// In another screen like login or starting screen</w:t>
-      </w:r>
-    </w:p>
-    <w:p>
-      <w:pPr>
-        <w:jc w:val="both"/>
-        <w:rPr>
-          <w:b/>
-          <w:bCs/>
-          <w:color w:val="D86DCB" w:themeColor="accent5" w:themeTint="99"/>
-          <w:sz w:val="36"/>
-          <w:szCs w:val="36"/>
-        </w:rPr>
-      </w:pPr>
-      <w:r>
-        <w:rPr>
-          <w:b/>
-          <w:bCs/>
-          <w:color w:val="D86DCB" w:themeColor="accent5" w:themeTint="99"/>
-          <w:sz w:val="36"/>
-          <w:szCs w:val="36"/>
-        </w:rPr>
-        <w:t xml:space="preserve">var </w:t>
-      </w:r>
-      <w:proofErr w:type="spellStart"/>
-      <w:r>
-        <w:rPr>
-          <w:b/>
-          <w:bCs/>
-          <w:color w:val="D86DCB" w:themeColor="accent5" w:themeTint="99"/>
-          <w:sz w:val="36"/>
-          <w:szCs w:val="36"/>
-        </w:rPr>
-        <w:t>argMap</w:t>
-      </w:r>
-      <w:proofErr w:type="spellEnd"/>
-      <w:r>
-        <w:rPr>
-          <w:b/>
-          <w:bCs/>
-          <w:color w:val="D86DCB" w:themeColor="accent5" w:themeTint="99"/>
-          <w:sz w:val="36"/>
-          <w:szCs w:val="36"/>
-        </w:rPr>
-        <w:t xml:space="preserve"> = </w:t>
-      </w:r>
-      <w:r>
-        <w:rPr>
-          <w:b/>
-          <w:bCs/>
-          <w:color w:val="D86DCB" w:themeColor="accent5" w:themeTint="99"/>
-          <w:sz w:val="36"/>
-          <w:szCs w:val="36"/>
-        </w:rPr>
-        <w:t>{</w:t>
-      </w:r>
-    </w:p>
-    <w:p>
-      <w:pPr>
-        <w:jc w:val="both"/>
-        <w:rPr>
-          <w:b/>
-          <w:bCs/>
-          <w:color w:val="D86DCB" w:themeColor="accent5" w:themeTint="99"/>
-          <w:sz w:val="36"/>
-          <w:szCs w:val="36"/>
-        </w:rPr>
-      </w:pPr>
-      <w:r>
-        <w:rPr>
-          <w:b/>
-          <w:bCs/>
-          <w:color w:val="D86DCB" w:themeColor="accent5" w:themeTint="99"/>
-          <w:sz w:val="36"/>
-          <w:szCs w:val="36"/>
-        </w:rPr>
-        <w:t xml:space="preserve">  'phone': </w:t>
-      </w:r>
-      <w:proofErr w:type="spellStart"/>
-      <w:r>
-        <w:rPr>
-          <w:b/>
-          <w:bCs/>
-          <w:color w:val="D86DCB" w:themeColor="accent5" w:themeTint="99"/>
-          <w:sz w:val="36"/>
-          <w:szCs w:val="36"/>
-        </w:rPr>
-        <w:t>phoneController.text</w:t>
-      </w:r>
-      <w:proofErr w:type="spellEnd"/>
-      <w:r>
-        <w:rPr>
-          <w:b/>
-          <w:bCs/>
-          <w:color w:val="D86DCB" w:themeColor="accent5" w:themeTint="99"/>
-          <w:sz w:val="36"/>
-          <w:szCs w:val="36"/>
-        </w:rPr>
-        <w:t>,</w:t>
-      </w:r>
-    </w:p>
-    <w:p>
-      <w:pPr>
-        <w:jc w:val="both"/>
-        <w:rPr>
-          <w:b/>
-          <w:bCs/>
-          <w:color w:val="D86DCB" w:themeColor="accent5" w:themeTint="99"/>
-          <w:sz w:val="36"/>
-          <w:szCs w:val="36"/>
-        </w:rPr>
-      </w:pPr>
-      <w:r>
-        <w:rPr>
-          <w:b/>
-          <w:bCs/>
-          <w:color w:val="D86DCB" w:themeColor="accent5" w:themeTint="99"/>
-          <w:sz w:val="36"/>
-          <w:szCs w:val="36"/>
-        </w:rPr>
-        <w:t xml:space="preserve">  'password': </w:t>
-      </w:r>
-      <w:proofErr w:type="spellStart"/>
-      <w:r>
-        <w:rPr>
-          <w:b/>
-          <w:bCs/>
-          <w:color w:val="D86DCB" w:themeColor="accent5" w:themeTint="99"/>
-          <w:sz w:val="36"/>
-          <w:szCs w:val="36"/>
-        </w:rPr>
-        <w:t>passwordController.text</w:t>
-      </w:r>
-      <w:proofErr w:type="spellEnd"/>
-    </w:p>
-    <w:p>
-      <w:pPr>
-        <w:jc w:val="both"/>
-        <w:rPr>
-          <w:b/>
-          <w:bCs/>
-          <w:color w:val="D86DCB" w:themeColor="accent5" w:themeTint="99"/>
-          <w:sz w:val="36"/>
-          <w:szCs w:val="36"/>
-        </w:rPr>
-      </w:pPr>
-      <w:r>
-        <w:rPr>
-          <w:b/>
-          <w:bCs/>
-          <w:color w:val="D86DCB" w:themeColor="accent5" w:themeTint="99"/>
-          <w:sz w:val="36"/>
-          <w:szCs w:val="36"/>
-        </w:rPr>
-        <w:t>}</w:t>
-      </w:r>
-      <w:r>
-        <w:rPr>
-          <w:b/>
-          <w:bCs/>
-          <w:color w:val="D86DCB" w:themeColor="accent5" w:themeTint="99"/>
-          <w:sz w:val="36"/>
-          <w:szCs w:val="36"/>
-        </w:rPr>
-        <w:t>;</w:t>
-      </w:r>
-    </w:p>
-    <w:p>
-      <w:pPr>
-        <w:jc w:val="both"/>
-        <w:rPr>
-          <w:b/>
-          <w:bCs/>
-          <w:color w:val="D86DCB" w:themeColor="accent5" w:themeTint="99"/>
-          <w:sz w:val="36"/>
-          <w:szCs w:val="36"/>
-        </w:rPr>
-      </w:pPr>
-      <w:proofErr w:type="spellStart"/>
-      <w:r>
-        <w:rPr>
-          <w:b/>
-          <w:bCs/>
-          <w:color w:val="D86DCB" w:themeColor="accent5" w:themeTint="99"/>
-          <w:sz w:val="36"/>
-          <w:szCs w:val="36"/>
-        </w:rPr>
-        <w:t>Navigator.pushNamed</w:t>
-      </w:r>
-      <w:proofErr w:type="spellEnd"/>
-      <w:r>
-        <w:rPr>
-          <w:b/>
-          <w:bCs/>
-          <w:color w:val="D86DCB" w:themeColor="accent5" w:themeTint="99"/>
-          <w:sz w:val="36"/>
-          <w:szCs w:val="36"/>
-        </w:rPr>
-        <w:t xml:space="preserve">(context, '/dash_board2', arguments: </w:t>
-      </w:r>
-      <w:proofErr w:type="spellStart"/>
-      <w:r>
-        <w:rPr>
-          <w:b/>
-          <w:bCs/>
-          <w:color w:val="D86DCB" w:themeColor="accent5" w:themeTint="99"/>
-          <w:sz w:val="36"/>
-          <w:szCs w:val="36"/>
-        </w:rPr>
-        <w:t>argMap</w:t>
-      </w:r>
-      <w:proofErr w:type="spellEnd"/>
-      <w:r>
-        <w:rPr>
-          <w:b/>
-          <w:bCs/>
-          <w:color w:val="D86DCB" w:themeColor="accent5" w:themeTint="99"/>
-          <w:sz w:val="36"/>
-          <w:szCs w:val="36"/>
-        </w:rPr>
-        <w:t>);</w:t>
-      </w:r>
-    </w:p>
-    <w:p>
-      <w:pPr>
-        <w:jc w:val="both"/>
-        <w:rPr>
-          <w:b/>
-          <w:bCs/>
-          <w:color w:val="D86DCB" w:themeColor="accent5" w:themeTint="99"/>
-          <w:sz w:val="36"/>
-          <w:szCs w:val="36"/>
-        </w:rPr>
-      </w:pPr>
-      <w:r>
-        <w:rPr>
-          <w:b/>
-          <w:bCs/>
-          <w:color w:val="D86DCB" w:themeColor="accent5" w:themeTint="99"/>
-          <w:sz w:val="36"/>
-          <w:szCs w:val="36"/>
-        </w:rPr>
-        <w:t xml:space="preserve">// </w:t>
-      </w:r>
-      <w:r>
-        <w:rPr>
-          <w:b/>
-          <w:bCs/>
-          <w:color w:val="D86DCB" w:themeColor="accent5" w:themeTint="99"/>
-          <w:sz w:val="36"/>
-          <w:szCs w:val="36"/>
-        </w:rPr>
-        <w:t>In destination or pushed screen</w:t>
-      </w:r>
-      <w:r>
-        <w:rPr>
-          <w:b/>
-          <w:bCs/>
-          <w:color w:val="D86DCB" w:themeColor="accent5" w:themeTint="99"/>
-          <w:sz w:val="36"/>
-          <w:szCs w:val="36"/>
-        </w:rPr>
-        <w:t xml:space="preserve"> </w:t>
-      </w:r>
-    </w:p>
-    <w:p>
-      <w:pPr>
-        <w:jc w:val="both"/>
-        <w:rPr>
-          <w:b/>
-          <w:bCs/>
-          <w:color w:val="D86DCB" w:themeColor="accent5" w:themeTint="99"/>
-          <w:sz w:val="36"/>
-          <w:szCs w:val="36"/>
-        </w:rPr>
-      </w:pPr>
-      <w:r>
-        <w:rPr>
-          <w:b/>
-          <w:bCs/>
-          <w:color w:val="D86DCB" w:themeColor="accent5" w:themeTint="99"/>
-          <w:sz w:val="36"/>
-          <w:szCs w:val="36"/>
-        </w:rPr>
-        <w:t xml:space="preserve">final </w:t>
+        <w:t xml:space="preserve"> as Map;</w:t>
+      </w:r>
+    </w:p>
+    <w:p>
+      <w:pPr>
+        <w:jc w:val="both"/>
+        <w:rPr>
+          <w:b/>
+          <w:bCs/>
+          <w:color w:val="D86DCB" w:themeColor="accent5" w:themeTint="99"/>
+          <w:sz w:val="36"/>
+          <w:szCs w:val="36"/>
+        </w:rPr>
+      </w:pPr>
+      <w:r>
+        <w:rPr>
+          <w:b/>
+          <w:bCs/>
+          <w:color w:val="D86DCB" w:themeColor="accent5" w:themeTint="99"/>
+          <w:sz w:val="36"/>
+          <w:szCs w:val="36"/>
+        </w:rPr>
+        <w:t xml:space="preserve">final String password = </w:t>
       </w:r>
       <w:proofErr w:type="spellStart"/>
       <w:r>
@@ -21386,96 +21598,6 @@
           <w:sz w:val="36"/>
           <w:szCs w:val="36"/>
         </w:rPr>
-        <w:t xml:space="preserve"> = </w:t>
-      </w:r>
-      <w:proofErr w:type="spellStart"/>
-      <w:r>
-        <w:rPr>
-          <w:b/>
-          <w:bCs/>
-          <w:color w:val="D86DCB" w:themeColor="accent5" w:themeTint="99"/>
-          <w:sz w:val="36"/>
-          <w:szCs w:val="36"/>
-        </w:rPr>
-        <w:t>ModalRoute.of</w:t>
-      </w:r>
-      <w:proofErr w:type="spellEnd"/>
-      <w:r>
-        <w:rPr>
-          <w:b/>
-          <w:bCs/>
-          <w:color w:val="D86DCB" w:themeColor="accent5" w:themeTint="99"/>
-          <w:sz w:val="36"/>
-          <w:szCs w:val="36"/>
-        </w:rPr>
-        <w:t>(context)!.</w:t>
-      </w:r>
-      <w:proofErr w:type="spellStart"/>
-      <w:proofErr w:type="gramStart"/>
-      <w:r>
-        <w:rPr>
-          <w:b/>
-          <w:bCs/>
-          <w:color w:val="D86DCB" w:themeColor="accent5" w:themeTint="99"/>
-          <w:sz w:val="36"/>
-          <w:szCs w:val="36"/>
-        </w:rPr>
-        <w:t>settings.arguments</w:t>
-      </w:r>
-      <w:proofErr w:type="spellEnd"/>
-      <w:proofErr w:type="gramEnd"/>
-      <w:r>
-        <w:rPr>
-          <w:b/>
-          <w:bCs/>
-          <w:color w:val="D86DCB" w:themeColor="accent5" w:themeTint="99"/>
-          <w:sz w:val="36"/>
-          <w:szCs w:val="36"/>
-        </w:rPr>
-        <w:t xml:space="preserve"> as Map;</w:t>
-      </w:r>
-    </w:p>
-    <w:p>
-      <w:pPr>
-        <w:jc w:val="both"/>
-        <w:rPr>
-          <w:b/>
-          <w:bCs/>
-          <w:color w:val="D86DCB" w:themeColor="accent5" w:themeTint="99"/>
-          <w:sz w:val="36"/>
-          <w:szCs w:val="36"/>
-        </w:rPr>
-      </w:pPr>
-      <w:r>
-        <w:rPr>
-          <w:b/>
-          <w:bCs/>
-          <w:color w:val="D86DCB" w:themeColor="accent5" w:themeTint="99"/>
-          <w:sz w:val="36"/>
-          <w:szCs w:val="36"/>
-        </w:rPr>
-        <w:t xml:space="preserve">final String password = </w:t>
-      </w:r>
-      <w:proofErr w:type="spellStart"/>
-      <w:r>
-        <w:rPr>
-          <w:b/>
-          <w:bCs/>
-          <w:color w:val="D86DCB" w:themeColor="accent5" w:themeTint="99"/>
-          <w:sz w:val="36"/>
-          <w:szCs w:val="36"/>
-        </w:rPr>
-        <w:t>args</w:t>
-      </w:r>
-      <w:proofErr w:type="spellEnd"/>
-      <w:r>
-        <w:rPr>
-          <w:b/>
-          <w:bCs/>
-          <w:color w:val="D86DCB" w:themeColor="accent5" w:themeTint="99"/>
-          <w:sz w:val="36"/>
-          <w:szCs w:val="36"/>
-        </w:rPr>
         <w:t>['password'];</w:t>
       </w:r>
     </w:p>
@@ -21501,7 +21623,6 @@
           <w:sz w:val="36"/>
           <w:szCs w:val="36"/>
         </w:rPr>
-        <w:lastRenderedPageBreak/>
         <w:t># Second method, (RECOMMENDED) i</w:t>
       </w:r>
       <w:r>
@@ -22083,6 +22204,7 @@
           <w:sz w:val="36"/>
           <w:szCs w:val="36"/>
         </w:rPr>
+        <w:lastRenderedPageBreak/>
         <w:t xml:space="preserve">      break;</w:t>
       </w:r>
       <w:r>
@@ -22146,7 +22268,6 @@
           <w:sz w:val="36"/>
           <w:szCs w:val="36"/>
         </w:rPr>
-        <w:lastRenderedPageBreak/>
         <w:t>PopScope</w:t>
       </w:r>
       <w:proofErr w:type="spellEnd"/>
@@ -22640,6 +22761,7 @@
           <w:sz w:val="36"/>
           <w:szCs w:val="36"/>
         </w:rPr>
+        <w:lastRenderedPageBreak/>
         <w:t xml:space="preserve"># </w:t>
       </w:r>
       <w:proofErr w:type="spellStart"/>
@@ -22812,15 +22934,7 @@
           <w:sz w:val="36"/>
           <w:szCs w:val="36"/>
         </w:rPr>
-        <w:t xml:space="preserve"> then pop was </w:t>
-      </w:r>
-      <w:r>
-        <w:rPr>
-          <w:sz w:val="36"/>
-          <w:szCs w:val="36"/>
-        </w:rPr>
-        <w:lastRenderedPageBreak/>
-        <w:t xml:space="preserve">prevented. If </w:t>
+        <w:t xml:space="preserve"> then pop was prevented. If </w:t>
       </w:r>
       <w:proofErr w:type="spellStart"/>
       <w:r>
@@ -23413,6 +23527,7 @@
           <w:sz w:val="36"/>
           <w:szCs w:val="36"/>
         </w:rPr>
+        <w:lastRenderedPageBreak/>
         <w:t>System back triggered</w:t>
       </w:r>
     </w:p>
@@ -23634,7 +23749,6 @@
           <w:sz w:val="36"/>
           <w:szCs w:val="36"/>
         </w:rPr>
-        <w:lastRenderedPageBreak/>
         <w:t>We run:</w:t>
       </w:r>
     </w:p>
@@ -24209,6 +24323,7 @@
           <w:sz w:val="36"/>
           <w:szCs w:val="36"/>
         </w:rPr>
+        <w:lastRenderedPageBreak/>
         <w:t>Better Navigator 2.0 integration</w:t>
       </w:r>
     </w:p>
@@ -24250,7 +24365,6 @@
           <w:sz w:val="36"/>
           <w:szCs w:val="36"/>
         </w:rPr>
-        <w:lastRenderedPageBreak/>
         <w:t xml:space="preserve"># Case-1, Allow Pop. Now Route will be removed. </w:t>
       </w:r>
       <w:proofErr w:type="spellStart"/>
@@ -24942,6 +25056,7 @@
           <w:sz w:val="36"/>
           <w:szCs w:val="36"/>
         </w:rPr>
+        <w:lastRenderedPageBreak/>
         <w:t># If we always use</w:t>
       </w:r>
       <w:r>
@@ -25019,7 +25134,6 @@
           <w:sz w:val="36"/>
           <w:szCs w:val="36"/>
         </w:rPr>
-        <w:lastRenderedPageBreak/>
         <w:t xml:space="preserve"># </w:t>
       </w:r>
       <w:r>
@@ -25489,6 +25603,7 @@
           <w:sz w:val="36"/>
           <w:szCs w:val="36"/>
         </w:rPr>
+        <w:lastRenderedPageBreak/>
         <w:t># Mistake-3, Doing heavy logic in callback. Keep Navigation and state change light and avoid API calls and heavy computation.</w:t>
       </w:r>
     </w:p>
@@ -25558,7 +25673,6 @@
           <w:sz w:val="36"/>
           <w:szCs w:val="36"/>
         </w:rPr>
-        <w:lastRenderedPageBreak/>
         <w:t xml:space="preserve">Custom back behavior </w:t>
       </w:r>
     </w:p>
@@ -26119,6 +26233,7 @@
           <w:sz w:val="36"/>
           <w:szCs w:val="36"/>
         </w:rPr>
+        <w:lastRenderedPageBreak/>
         <w:t xml:space="preserve">              </w:t>
       </w:r>
       <w:proofErr w:type="spellStart"/>
@@ -26365,7 +26480,6 @@
           <w:sz w:val="36"/>
           <w:szCs w:val="36"/>
         </w:rPr>
-        <w:lastRenderedPageBreak/>
         <w:t xml:space="preserve">              child: Text("Yes"),</w:t>
       </w:r>
     </w:p>
@@ -26754,6 +26868,7 @@
           <w:sz w:val="36"/>
           <w:szCs w:val="36"/>
         </w:rPr>
+        <w:lastRenderedPageBreak/>
         <w:t>Root screens</w:t>
       </w:r>
     </w:p>
@@ -31502,6 +31617,7 @@
   <w:style w:type="character" w:default="1" w:styleId="DefaultParagraphFont">
     <w:name w:val="Default Paragraph Font"/>
     <w:uiPriority w:val="1"/>
+    <w:semiHidden/>
     <w:unhideWhenUsed/>
   </w:style>
   <w:style w:type="table" w:default="1" w:styleId="TableNormal">
